--- a/Informe_Analisis_Efectividad_Automatizacion.docx
+++ b/Informe_Analisis_Efectividad_Automatizacion.docx
@@ -27,7 +27,7 @@
           <w:color w:val="475569"/>
           <w:sz w:val="24"/>
         </w:rPr>
-        <w:t>Análisis de Variación Mes a Mes (Julio vs Junio 2026) y Diagnóstico Operativo por Marca</w:t>
+        <w:t>Análisis de Automatización Estipulada (Riesgo Bajo Incluido - Botón Encendido) y Ejecutado Real</w:t>
       </w:r>
     </w:p>
     <w:p>
@@ -52,7 +52,7 @@
         <w:rPr>
           <w:color w:val="0F172A"/>
         </w:rPr>
-        <w:t>1. Resumen Ejecutivo y Resultados Consolidados</w:t>
+        <w:t>1. Resumen Ejecutivo: Automatización con Reglas Estipuladas (Botón Encendido)</w:t>
       </w:r>
     </w:p>
     <w:p>
@@ -61,2025 +61,7 @@
           <w:rFonts w:ascii="Calibri" w:hAnsi="Calibri"/>
           <w:sz w:val="22"/>
         </w:rPr>
-        <w:t>Durante el mes de Julio 2026, el volumen total de solicitudes de retiro procesadas en la plataforma ascendió a 579,809 operaciones, representando un crecimiento del +9.5% frente al mes de Junio (529,296 retiros). La tasa global de automatización cerró en 52.7% (305,366 retiros aprobados automáticamente), mostrando una variación de -4.7% respecto a Junio (57.4%), motivada principalmente por la aplicación de reglas anti-fraude más estrictas el 10 de Junio a las 5:00 PM en marcas clave como Ecuabet Ecuador y Doradobet Ecuador.</w:t>
-      </w:r>
-    </w:p>
-    <w:tbl>
-      <w:tblPr>
-        <w:tblW w:type="auto" w:w="0"/>
-        <w:jc w:val="center"/>
-        <w:tblLook w:firstColumn="1" w:firstRow="1" w:lastColumn="0" w:lastRow="0" w:noHBand="0" w:noVBand="1" w:val="04A0"/>
-      </w:tblPr>
-      <w:tblGrid>
-        <w:gridCol w:w="2484"/>
-        <w:gridCol w:w="2484"/>
-        <w:gridCol w:w="2484"/>
-        <w:gridCol w:w="2484"/>
-      </w:tblGrid>
-      <w:tr>
-        <w:tc>
-          <w:tcPr>
-            <w:tcW w:type="dxa" w:w="2484"/>
-            <w:shd w:fill="0F172A"/>
-          </w:tcPr>
-          <w:p>
-            <w:pPr>
-              <w:jc w:val="center"/>
-            </w:pPr>
-            <w:r>
-              <w:rPr>
-                <w:b/>
-                <w:color w:val="FFFFFF"/>
-                <w:sz w:val="20"/>
-              </w:rPr>
-              <w:t>Métrica Global</w:t>
-            </w:r>
-          </w:p>
-        </w:tc>
-        <w:tc>
-          <w:tcPr>
-            <w:tcW w:type="dxa" w:w="2484"/>
-            <w:shd w:fill="0F172A"/>
-          </w:tcPr>
-          <w:p>
-            <w:pPr>
-              <w:jc w:val="center"/>
-            </w:pPr>
-            <w:r>
-              <w:rPr>
-                <w:b/>
-                <w:color w:val="FFFFFF"/>
-                <w:sz w:val="20"/>
-              </w:rPr>
-              <w:t>Junio 2026</w:t>
-            </w:r>
-          </w:p>
-        </w:tc>
-        <w:tc>
-          <w:tcPr>
-            <w:tcW w:type="dxa" w:w="2484"/>
-            <w:shd w:fill="0F172A"/>
-          </w:tcPr>
-          <w:p>
-            <w:pPr>
-              <w:jc w:val="center"/>
-            </w:pPr>
-            <w:r>
-              <w:rPr>
-                <w:b/>
-                <w:color w:val="FFFFFF"/>
-                <w:sz w:val="20"/>
-              </w:rPr>
-              <w:t>Julio 2026</w:t>
-            </w:r>
-          </w:p>
-        </w:tc>
-        <w:tc>
-          <w:tcPr>
-            <w:tcW w:type="dxa" w:w="2484"/>
-            <w:shd w:fill="0F172A"/>
-          </w:tcPr>
-          <w:p>
-            <w:pPr>
-              <w:jc w:val="center"/>
-            </w:pPr>
-            <w:r>
-              <w:rPr>
-                <w:b/>
-                <w:color w:val="FFFFFF"/>
-                <w:sz w:val="20"/>
-              </w:rPr>
-              <w:t>Variación / Crecimiento</w:t>
-            </w:r>
-          </w:p>
-        </w:tc>
-      </w:tr>
-      <w:tr>
-        <w:tc>
-          <w:tcPr>
-            <w:tcW w:type="dxa" w:w="2484"/>
-            <w:shd w:fill="F8FAFC"/>
-          </w:tcPr>
-          <w:p>
-            <w:pPr>
-              <w:jc w:val="left"/>
-            </w:pPr>
-            <w:r>
-              <w:rPr>
-                <w:b/>
-                <w:sz w:val="19"/>
-              </w:rPr>
-              <w:t>Total Retiros / Notas</w:t>
-            </w:r>
-          </w:p>
-        </w:tc>
-        <w:tc>
-          <w:tcPr>
-            <w:tcW w:type="dxa" w:w="2484"/>
-            <w:shd w:fill="F8FAFC"/>
-          </w:tcPr>
-          <w:p>
-            <w:pPr>
-              <w:jc w:val="center"/>
-            </w:pPr>
-            <w:r>
-              <w:rPr>
-                <w:sz w:val="19"/>
-              </w:rPr>
-              <w:t>529,296</w:t>
-            </w:r>
-          </w:p>
-        </w:tc>
-        <w:tc>
-          <w:tcPr>
-            <w:tcW w:type="dxa" w:w="2484"/>
-            <w:shd w:fill="F8FAFC"/>
-          </w:tcPr>
-          <w:p>
-            <w:pPr>
-              <w:jc w:val="center"/>
-            </w:pPr>
-            <w:r>
-              <w:rPr>
-                <w:sz w:val="19"/>
-              </w:rPr>
-              <w:t>579,809</w:t>
-            </w:r>
-          </w:p>
-        </w:tc>
-        <w:tc>
-          <w:tcPr>
-            <w:tcW w:type="dxa" w:w="2484"/>
-            <w:shd w:fill="F8FAFC"/>
-          </w:tcPr>
-          <w:p>
-            <w:pPr>
-              <w:jc w:val="center"/>
-            </w:pPr>
-            <w:r>
-              <w:rPr>
-                <w:sz w:val="19"/>
-              </w:rPr>
-              <w:t>+9.5% 📈</w:t>
-            </w:r>
-          </w:p>
-        </w:tc>
-      </w:tr>
-      <w:tr>
-        <w:tc>
-          <w:tcPr>
-            <w:tcW w:type="dxa" w:w="2484"/>
-            <w:shd w:fill="FFFFFF"/>
-          </w:tcPr>
-          <w:p>
-            <w:pPr>
-              <w:jc w:val="left"/>
-            </w:pPr>
-            <w:r>
-              <w:rPr>
-                <w:b/>
-                <w:sz w:val="19"/>
-              </w:rPr>
-              <w:t>Retiros Automáticos</w:t>
-            </w:r>
-          </w:p>
-        </w:tc>
-        <w:tc>
-          <w:tcPr>
-            <w:tcW w:type="dxa" w:w="2484"/>
-            <w:shd w:fill="FFFFFF"/>
-          </w:tcPr>
-          <w:p>
-            <w:pPr>
-              <w:jc w:val="center"/>
-            </w:pPr>
-            <w:r>
-              <w:rPr>
-                <w:sz w:val="19"/>
-              </w:rPr>
-              <w:t>303,934</w:t>
-            </w:r>
-          </w:p>
-        </w:tc>
-        <w:tc>
-          <w:tcPr>
-            <w:tcW w:type="dxa" w:w="2484"/>
-            <w:shd w:fill="FFFFFF"/>
-          </w:tcPr>
-          <w:p>
-            <w:pPr>
-              <w:jc w:val="center"/>
-            </w:pPr>
-            <w:r>
-              <w:rPr>
-                <w:sz w:val="19"/>
-              </w:rPr>
-              <w:t>305,366</w:t>
-            </w:r>
-          </w:p>
-        </w:tc>
-        <w:tc>
-          <w:tcPr>
-            <w:tcW w:type="dxa" w:w="2484"/>
-            <w:shd w:fill="FFFFFF"/>
-          </w:tcPr>
-          <w:p>
-            <w:pPr>
-              <w:jc w:val="center"/>
-            </w:pPr>
-            <w:r>
-              <w:rPr>
-                <w:sz w:val="19"/>
-              </w:rPr>
-              <w:t>+0.5% 📈</w:t>
-            </w:r>
-          </w:p>
-        </w:tc>
-      </w:tr>
-      <w:tr>
-        <w:tc>
-          <w:tcPr>
-            <w:tcW w:type="dxa" w:w="2484"/>
-            <w:shd w:fill="F8FAFC"/>
-          </w:tcPr>
-          <w:p>
-            <w:pPr>
-              <w:jc w:val="left"/>
-            </w:pPr>
-            <w:r>
-              <w:rPr>
-                <w:b/>
-                <w:sz w:val="19"/>
-              </w:rPr>
-              <w:t>Tasa de Automatización (%)</w:t>
-            </w:r>
-          </w:p>
-        </w:tc>
-        <w:tc>
-          <w:tcPr>
-            <w:tcW w:type="dxa" w:w="2484"/>
-            <w:shd w:fill="F8FAFC"/>
-          </w:tcPr>
-          <w:p>
-            <w:pPr>
-              <w:jc w:val="center"/>
-            </w:pPr>
-            <w:r>
-              <w:rPr>
-                <w:sz w:val="19"/>
-              </w:rPr>
-              <w:t>57.4%</w:t>
-            </w:r>
-          </w:p>
-        </w:tc>
-        <w:tc>
-          <w:tcPr>
-            <w:tcW w:type="dxa" w:w="2484"/>
-            <w:shd w:fill="F8FAFC"/>
-          </w:tcPr>
-          <w:p>
-            <w:pPr>
-              <w:jc w:val="center"/>
-            </w:pPr>
-            <w:r>
-              <w:rPr>
-                <w:sz w:val="19"/>
-              </w:rPr>
-              <w:t>52.7%</w:t>
-            </w:r>
-          </w:p>
-        </w:tc>
-        <w:tc>
-          <w:tcPr>
-            <w:tcW w:type="dxa" w:w="2484"/>
-            <w:shd w:fill="F8FAFC"/>
-          </w:tcPr>
-          <w:p>
-            <w:pPr>
-              <w:jc w:val="center"/>
-            </w:pPr>
-            <w:r>
-              <w:rPr>
-                <w:sz w:val="19"/>
-              </w:rPr>
-              <w:t>-4.7% 📉</w:t>
-            </w:r>
-          </w:p>
-        </w:tc>
-      </w:tr>
-      <w:tr>
-        <w:tc>
-          <w:tcPr>
-            <w:tcW w:type="dxa" w:w="2484"/>
-            <w:shd w:fill="FFFFFF"/>
-          </w:tcPr>
-          <w:p>
-            <w:pPr>
-              <w:jc w:val="left"/>
-            </w:pPr>
-            <w:r>
-              <w:rPr>
-                <w:b/>
-                <w:sz w:val="19"/>
-              </w:rPr>
-              <w:t>Aprobaciones Manuales</w:t>
-            </w:r>
-          </w:p>
-        </w:tc>
-        <w:tc>
-          <w:tcPr>
-            <w:tcW w:type="dxa" w:w="2484"/>
-            <w:shd w:fill="FFFFFF"/>
-          </w:tcPr>
-          <w:p>
-            <w:pPr>
-              <w:jc w:val="center"/>
-            </w:pPr>
-            <w:r>
-              <w:rPr>
-                <w:sz w:val="19"/>
-              </w:rPr>
-              <w:t>225,362</w:t>
-            </w:r>
-          </w:p>
-        </w:tc>
-        <w:tc>
-          <w:tcPr>
-            <w:tcW w:type="dxa" w:w="2484"/>
-            <w:shd w:fill="FFFFFF"/>
-          </w:tcPr>
-          <w:p>
-            <w:pPr>
-              <w:jc w:val="center"/>
-            </w:pPr>
-            <w:r>
-              <w:rPr>
-                <w:sz w:val="19"/>
-              </w:rPr>
-              <w:t>274,443</w:t>
-            </w:r>
-          </w:p>
-        </w:tc>
-        <w:tc>
-          <w:tcPr>
-            <w:tcW w:type="dxa" w:w="2484"/>
-            <w:shd w:fill="FFFFFF"/>
-          </w:tcPr>
-          <w:p>
-            <w:pPr>
-              <w:jc w:val="center"/>
-            </w:pPr>
-            <w:r>
-              <w:rPr>
-                <w:sz w:val="19"/>
-              </w:rPr>
-              <w:t>+21.8% (Mayor revisión)</w:t>
-            </w:r>
-          </w:p>
-        </w:tc>
-      </w:tr>
-    </w:tbl>
-    <w:p/>
-    <w:p>
-      <w:pPr>
-        <w:pStyle w:val="Heading1"/>
-      </w:pPr>
-      <w:r>
-        <w:rPr>
-          <w:color w:val="0F172A"/>
-        </w:rPr>
-        <w:t>2. Análisis de Variación por Marca: ¿Por qué Aumentó o Disminuyó?</w:t>
-      </w:r>
-    </w:p>
-    <w:p>
-      <w:r>
-        <w:rPr>
-          <w:rFonts w:ascii="Calibri" w:hAnsi="Calibri"/>
-          <w:sz w:val="22"/>
-        </w:rPr>
-        <w:t>A continuación se detalla el comportamiento individual de cada una de las 14 marcas operativas, evaluando la variación en el volumen total y la tasa de automatización entre Junio y Julio 2026, con el diagnóstico exacto del origen de cada cambio:</w:t>
-      </w:r>
-    </w:p>
-    <w:tbl>
-      <w:tblPr>
-        <w:tblW w:type="auto" w:w="0"/>
-        <w:jc w:val="center"/>
-        <w:tblLook w:firstColumn="1" w:firstRow="1" w:lastColumn="0" w:lastRow="0" w:noHBand="0" w:noVBand="1" w:val="04A0"/>
-      </w:tblPr>
-      <w:tblGrid>
-        <w:gridCol w:w="1656"/>
-        <w:gridCol w:w="1656"/>
-        <w:gridCol w:w="1656"/>
-        <w:gridCol w:w="1656"/>
-        <w:gridCol w:w="1656"/>
-        <w:gridCol w:w="1656"/>
-      </w:tblGrid>
-      <w:tr>
-        <w:tc>
-          <w:tcPr>
-            <w:tcW w:type="dxa" w:w="1656"/>
-            <w:shd w:fill="0F172A"/>
-          </w:tcPr>
-          <w:p>
-            <w:pPr>
-              <w:jc w:val="left"/>
-            </w:pPr>
-            <w:r>
-              <w:rPr>
-                <w:b/>
-                <w:color w:val="FFFFFF"/>
-                <w:sz w:val="19"/>
-              </w:rPr>
-              <w:t>Marca</w:t>
-            </w:r>
-          </w:p>
-        </w:tc>
-        <w:tc>
-          <w:tcPr>
-            <w:tcW w:type="dxa" w:w="1656"/>
-            <w:shd w:fill="0F172A"/>
-          </w:tcPr>
-          <w:p>
-            <w:pPr>
-              <w:jc w:val="center"/>
-            </w:pPr>
-            <w:r>
-              <w:rPr>
-                <w:b/>
-                <w:color w:val="FFFFFF"/>
-                <w:sz w:val="19"/>
-              </w:rPr>
-              <w:t>Junio 2026</w:t>
-            </w:r>
-          </w:p>
-        </w:tc>
-        <w:tc>
-          <w:tcPr>
-            <w:tcW w:type="dxa" w:w="1656"/>
-            <w:shd w:fill="0F172A"/>
-          </w:tcPr>
-          <w:p>
-            <w:pPr>
-              <w:jc w:val="center"/>
-            </w:pPr>
-            <w:r>
-              <w:rPr>
-                <w:b/>
-                <w:color w:val="FFFFFF"/>
-                <w:sz w:val="19"/>
-              </w:rPr>
-              <w:t>Julio 2026</w:t>
-            </w:r>
-          </w:p>
-        </w:tc>
-        <w:tc>
-          <w:tcPr>
-            <w:tcW w:type="dxa" w:w="1656"/>
-            <w:shd w:fill="0F172A"/>
-          </w:tcPr>
-          <w:p>
-            <w:pPr>
-              <w:jc w:val="center"/>
-            </w:pPr>
-            <w:r>
-              <w:rPr>
-                <w:b/>
-                <w:color w:val="FFFFFF"/>
-                <w:sz w:val="19"/>
-              </w:rPr>
-              <w:t>Crec. Vol</w:t>
-            </w:r>
-          </w:p>
-        </w:tc>
-        <w:tc>
-          <w:tcPr>
-            <w:tcW w:type="dxa" w:w="1656"/>
-            <w:shd w:fill="0F172A"/>
-          </w:tcPr>
-          <w:p>
-            <w:pPr>
-              <w:jc w:val="center"/>
-            </w:pPr>
-            <w:r>
-              <w:rPr>
-                <w:b/>
-                <w:color w:val="FFFFFF"/>
-                <w:sz w:val="19"/>
-              </w:rPr>
-              <w:t>Var Auto</w:t>
-            </w:r>
-          </w:p>
-        </w:tc>
-        <w:tc>
-          <w:tcPr>
-            <w:tcW w:type="dxa" w:w="1656"/>
-            <w:shd w:fill="0F172A"/>
-          </w:tcPr>
-          <w:p>
-            <w:pPr>
-              <w:jc w:val="left"/>
-            </w:pPr>
-            <w:r>
-              <w:rPr>
-                <w:b/>
-                <w:color w:val="FFFFFF"/>
-                <w:sz w:val="19"/>
-              </w:rPr>
-              <w:t>Diagnóstico Operativo (Causa del Cambio)</w:t>
-            </w:r>
-          </w:p>
-        </w:tc>
-      </w:tr>
-      <w:tr>
-        <w:tc>
-          <w:tcPr>
-            <w:tcW w:type="dxa" w:w="1656"/>
-            <w:shd w:fill="F8FAFC"/>
-          </w:tcPr>
-          <w:p>
-            <w:pPr>
-              <w:jc w:val="left"/>
-            </w:pPr>
-            <w:r>
-              <w:rPr>
-                <w:b/>
-                <w:sz w:val="17"/>
-              </w:rPr>
-              <w:t>Ecuabet Ecuador</w:t>
-            </w:r>
-          </w:p>
-        </w:tc>
-        <w:tc>
-          <w:tcPr>
-            <w:tcW w:type="dxa" w:w="1656"/>
-            <w:shd w:fill="F8FAFC"/>
-          </w:tcPr>
-          <w:p>
-            <w:pPr>
-              <w:jc w:val="center"/>
-            </w:pPr>
-            <w:r>
-              <w:rPr>
-                <w:sz w:val="17"/>
-              </w:rPr>
-              <w:t>277,719 (62.0%)</w:t>
-            </w:r>
-          </w:p>
-        </w:tc>
-        <w:tc>
-          <w:tcPr>
-            <w:tcW w:type="dxa" w:w="1656"/>
-            <w:shd w:fill="F8FAFC"/>
-          </w:tcPr>
-          <w:p>
-            <w:pPr>
-              <w:jc w:val="center"/>
-            </w:pPr>
-            <w:r>
-              <w:rPr>
-                <w:sz w:val="17"/>
-              </w:rPr>
-              <w:t>320,263 (56.9%)</w:t>
-            </w:r>
-          </w:p>
-        </w:tc>
-        <w:tc>
-          <w:tcPr>
-            <w:tcW w:type="dxa" w:w="1656"/>
-            <w:shd w:fill="F8FAFC"/>
-          </w:tcPr>
-          <w:p>
-            <w:pPr>
-              <w:jc w:val="center"/>
-            </w:pPr>
-            <w:r>
-              <w:rPr>
-                <w:sz w:val="17"/>
-              </w:rPr>
-              <w:t>+15.3%</w:t>
-            </w:r>
-          </w:p>
-        </w:tc>
-        <w:tc>
-          <w:tcPr>
-            <w:tcW w:type="dxa" w:w="1656"/>
-            <w:shd w:fill="F8FAFC"/>
-          </w:tcPr>
-          <w:p>
-            <w:pPr>
-              <w:jc w:val="center"/>
-            </w:pPr>
-            <w:r>
-              <w:rPr>
-                <w:sz w:val="17"/>
-              </w:rPr>
-              <w:t>-5.1%</w:t>
-            </w:r>
-          </w:p>
-        </w:tc>
-        <w:tc>
-          <w:tcPr>
-            <w:tcW w:type="dxa" w:w="1656"/>
-            <w:shd w:fill="F8FAFC"/>
-          </w:tcPr>
-          <w:p>
-            <w:pPr>
-              <w:jc w:val="left"/>
-            </w:pPr>
-            <w:r>
-              <w:rPr>
-                <w:sz w:val="17"/>
-              </w:rPr>
-              <w:t>Subida de volumen (+15.3%) y endurecimiento de reglas anti-fraude aplicado el 10-Jun 17:00 (restricción en límites de monto y verificación estricta de riesgo medio/alto), derivando mayor proporción a cola manual.</w:t>
-            </w:r>
-          </w:p>
-        </w:tc>
-      </w:tr>
-      <w:tr>
-        <w:tc>
-          <w:tcPr>
-            <w:tcW w:type="dxa" w:w="1656"/>
-            <w:shd w:fill="FFFFFF"/>
-          </w:tcPr>
-          <w:p>
-            <w:pPr>
-              <w:jc w:val="left"/>
-            </w:pPr>
-            <w:r>
-              <w:rPr>
-                <w:b/>
-                <w:sz w:val="17"/>
-              </w:rPr>
-              <w:t>Doradobet Perú</w:t>
-            </w:r>
-          </w:p>
-        </w:tc>
-        <w:tc>
-          <w:tcPr>
-            <w:tcW w:type="dxa" w:w="1656"/>
-            <w:shd w:fill="FFFFFF"/>
-          </w:tcPr>
-          <w:p>
-            <w:pPr>
-              <w:jc w:val="center"/>
-            </w:pPr>
-            <w:r>
-              <w:rPr>
-                <w:sz w:val="17"/>
-              </w:rPr>
-              <w:t>88,899 (71.8%)</w:t>
-            </w:r>
-          </w:p>
-        </w:tc>
-        <w:tc>
-          <w:tcPr>
-            <w:tcW w:type="dxa" w:w="1656"/>
-            <w:shd w:fill="FFFFFF"/>
-          </w:tcPr>
-          <w:p>
-            <w:pPr>
-              <w:jc w:val="center"/>
-            </w:pPr>
-            <w:r>
-              <w:rPr>
-                <w:sz w:val="17"/>
-              </w:rPr>
-              <w:t>87,792 (67.4%)</w:t>
-            </w:r>
-          </w:p>
-        </w:tc>
-        <w:tc>
-          <w:tcPr>
-            <w:tcW w:type="dxa" w:w="1656"/>
-            <w:shd w:fill="FFFFFF"/>
-          </w:tcPr>
-          <w:p>
-            <w:pPr>
-              <w:jc w:val="center"/>
-            </w:pPr>
-            <w:r>
-              <w:rPr>
-                <w:sz w:val="17"/>
-              </w:rPr>
-              <w:t>-1.2%</w:t>
-            </w:r>
-          </w:p>
-        </w:tc>
-        <w:tc>
-          <w:tcPr>
-            <w:tcW w:type="dxa" w:w="1656"/>
-            <w:shd w:fill="FFFFFF"/>
-          </w:tcPr>
-          <w:p>
-            <w:pPr>
-              <w:jc w:val="center"/>
-            </w:pPr>
-            <w:r>
-              <w:rPr>
-                <w:sz w:val="17"/>
-              </w:rPr>
-              <w:t>-4.4%</w:t>
-            </w:r>
-          </w:p>
-        </w:tc>
-        <w:tc>
-          <w:tcPr>
-            <w:tcW w:type="dxa" w:w="1656"/>
-            <w:shd w:fill="FFFFFF"/>
-          </w:tcPr>
-          <w:p>
-            <w:pPr>
-              <w:jc w:val="left"/>
-            </w:pPr>
-            <w:r>
-              <w:rPr>
-                <w:sz w:val="17"/>
-              </w:rPr>
-              <w:t>Mayor concentración de retiros superiores al umbral de 1,999 PEN (riesgo medio), requiriendo validación manual obligatoria por política anti-fraude.</w:t>
-            </w:r>
-          </w:p>
-        </w:tc>
-      </w:tr>
-      <w:tr>
-        <w:tc>
-          <w:tcPr>
-            <w:tcW w:type="dxa" w:w="1656"/>
-            <w:shd w:fill="F8FAFC"/>
-          </w:tcPr>
-          <w:p>
-            <w:pPr>
-              <w:jc w:val="left"/>
-            </w:pPr>
-            <w:r>
-              <w:rPr>
-                <w:b/>
-                <w:sz w:val="17"/>
-              </w:rPr>
-              <w:t>GanaPlay El Salvador</w:t>
-            </w:r>
-          </w:p>
-        </w:tc>
-        <w:tc>
-          <w:tcPr>
-            <w:tcW w:type="dxa" w:w="1656"/>
-            <w:shd w:fill="F8FAFC"/>
-          </w:tcPr>
-          <w:p>
-            <w:pPr>
-              <w:jc w:val="center"/>
-            </w:pPr>
-            <w:r>
-              <w:rPr>
-                <w:sz w:val="17"/>
-              </w:rPr>
-              <w:t>50,844 (27.2%)</w:t>
-            </w:r>
-          </w:p>
-        </w:tc>
-        <w:tc>
-          <w:tcPr>
-            <w:tcW w:type="dxa" w:w="1656"/>
-            <w:shd w:fill="F8FAFC"/>
-          </w:tcPr>
-          <w:p>
-            <w:pPr>
-              <w:jc w:val="center"/>
-            </w:pPr>
-            <w:r>
-              <w:rPr>
-                <w:sz w:val="17"/>
-              </w:rPr>
-              <w:t>57,743 (27.4%)</w:t>
-            </w:r>
-          </w:p>
-        </w:tc>
-        <w:tc>
-          <w:tcPr>
-            <w:tcW w:type="dxa" w:w="1656"/>
-            <w:shd w:fill="F8FAFC"/>
-          </w:tcPr>
-          <w:p>
-            <w:pPr>
-              <w:jc w:val="center"/>
-            </w:pPr>
-            <w:r>
-              <w:rPr>
-                <w:sz w:val="17"/>
-              </w:rPr>
-              <w:t>+13.6%</w:t>
-            </w:r>
-          </w:p>
-        </w:tc>
-        <w:tc>
-          <w:tcPr>
-            <w:tcW w:type="dxa" w:w="1656"/>
-            <w:shd w:fill="F8FAFC"/>
-          </w:tcPr>
-          <w:p>
-            <w:pPr>
-              <w:jc w:val="center"/>
-            </w:pPr>
-            <w:r>
-              <w:rPr>
-                <w:sz w:val="17"/>
-              </w:rPr>
-              <w:t>+0.2%</w:t>
-            </w:r>
-          </w:p>
-        </w:tc>
-        <w:tc>
-          <w:tcPr>
-            <w:tcW w:type="dxa" w:w="1656"/>
-            <w:shd w:fill="F8FAFC"/>
-          </w:tcPr>
-          <w:p>
-            <w:pPr>
-              <w:jc w:val="left"/>
-            </w:pPr>
-            <w:r>
-              <w:rPr>
-                <w:sz w:val="17"/>
-              </w:rPr>
-              <w:t>Operación estable con ligero aumento (+0.2%) gracias al procesamiento continuo de solicitudes de bajo riesgo en USD.</w:t>
-            </w:r>
-          </w:p>
-        </w:tc>
-      </w:tr>
-      <w:tr>
-        <w:tc>
-          <w:tcPr>
-            <w:tcW w:type="dxa" w:w="1656"/>
-            <w:shd w:fill="FFFFFF"/>
-          </w:tcPr>
-          <w:p>
-            <w:pPr>
-              <w:jc w:val="left"/>
-            </w:pPr>
-            <w:r>
-              <w:rPr>
-                <w:b/>
-                <w:sz w:val="17"/>
-              </w:rPr>
-              <w:t>Doradobet Ecuador</w:t>
-            </w:r>
-          </w:p>
-        </w:tc>
-        <w:tc>
-          <w:tcPr>
-            <w:tcW w:type="dxa" w:w="1656"/>
-            <w:shd w:fill="FFFFFF"/>
-          </w:tcPr>
-          <w:p>
-            <w:pPr>
-              <w:jc w:val="center"/>
-            </w:pPr>
-            <w:r>
-              <w:rPr>
-                <w:sz w:val="17"/>
-              </w:rPr>
-              <w:t>28,344 (46.3%)</w:t>
-            </w:r>
-          </w:p>
-        </w:tc>
-        <w:tc>
-          <w:tcPr>
-            <w:tcW w:type="dxa" w:w="1656"/>
-            <w:shd w:fill="FFFFFF"/>
-          </w:tcPr>
-          <w:p>
-            <w:pPr>
-              <w:jc w:val="center"/>
-            </w:pPr>
-            <w:r>
-              <w:rPr>
-                <w:sz w:val="17"/>
-              </w:rPr>
-              <w:t>29,436 (35.8%)</w:t>
-            </w:r>
-          </w:p>
-        </w:tc>
-        <w:tc>
-          <w:tcPr>
-            <w:tcW w:type="dxa" w:w="1656"/>
-            <w:shd w:fill="FFFFFF"/>
-          </w:tcPr>
-          <w:p>
-            <w:pPr>
-              <w:jc w:val="center"/>
-            </w:pPr>
-            <w:r>
-              <w:rPr>
-                <w:sz w:val="17"/>
-              </w:rPr>
-              <w:t>+3.9%</w:t>
-            </w:r>
-          </w:p>
-        </w:tc>
-        <w:tc>
-          <w:tcPr>
-            <w:tcW w:type="dxa" w:w="1656"/>
-            <w:shd w:fill="FFFFFF"/>
-          </w:tcPr>
-          <w:p>
-            <w:pPr>
-              <w:jc w:val="center"/>
-            </w:pPr>
-            <w:r>
-              <w:rPr>
-                <w:sz w:val="17"/>
-              </w:rPr>
-              <w:t>-10.5%</w:t>
-            </w:r>
-          </w:p>
-        </w:tc>
-        <w:tc>
-          <w:tcPr>
-            <w:tcW w:type="dxa" w:w="1656"/>
-            <w:shd w:fill="FFFFFF"/>
-          </w:tcPr>
-          <w:p>
-            <w:pPr>
-              <w:jc w:val="left"/>
-            </w:pPr>
-            <w:r>
-              <w:rPr>
-                <w:sz w:val="17"/>
-              </w:rPr>
-              <w:t>Caída (-10.5%) por restricción en aprobaciones de riesgo medio (máx 250 USD y rollover 1.50), incrementando revisión manual.</w:t>
-            </w:r>
-          </w:p>
-        </w:tc>
-      </w:tr>
-      <w:tr>
-        <w:tc>
-          <w:tcPr>
-            <w:tcW w:type="dxa" w:w="1656"/>
-            <w:shd w:fill="F8FAFC"/>
-          </w:tcPr>
-          <w:p>
-            <w:pPr>
-              <w:jc w:val="left"/>
-            </w:pPr>
-            <w:r>
-              <w:rPr>
-                <w:b/>
-                <w:sz w:val="17"/>
-              </w:rPr>
-              <w:t>Doradobet Costa Rica</w:t>
-            </w:r>
-          </w:p>
-        </w:tc>
-        <w:tc>
-          <w:tcPr>
-            <w:tcW w:type="dxa" w:w="1656"/>
-            <w:shd w:fill="F8FAFC"/>
-          </w:tcPr>
-          <w:p>
-            <w:pPr>
-              <w:jc w:val="center"/>
-            </w:pPr>
-            <w:r>
-              <w:rPr>
-                <w:sz w:val="17"/>
-              </w:rPr>
-              <w:t>28,752 (57.8%)</w:t>
-            </w:r>
-          </w:p>
-        </w:tc>
-        <w:tc>
-          <w:tcPr>
-            <w:tcW w:type="dxa" w:w="1656"/>
-            <w:shd w:fill="F8FAFC"/>
-          </w:tcPr>
-          <w:p>
-            <w:pPr>
-              <w:jc w:val="center"/>
-            </w:pPr>
-            <w:r>
-              <w:rPr>
-                <w:sz w:val="17"/>
-              </w:rPr>
-              <w:t>27,349 (59.6%)</w:t>
-            </w:r>
-          </w:p>
-        </w:tc>
-        <w:tc>
-          <w:tcPr>
-            <w:tcW w:type="dxa" w:w="1656"/>
-            <w:shd w:fill="F8FAFC"/>
-          </w:tcPr>
-          <w:p>
-            <w:pPr>
-              <w:jc w:val="center"/>
-            </w:pPr>
-            <w:r>
-              <w:rPr>
-                <w:sz w:val="17"/>
-              </w:rPr>
-              <w:t>-4.9%</w:t>
-            </w:r>
-          </w:p>
-        </w:tc>
-        <w:tc>
-          <w:tcPr>
-            <w:tcW w:type="dxa" w:w="1656"/>
-            <w:shd w:fill="F8FAFC"/>
-          </w:tcPr>
-          <w:p>
-            <w:pPr>
-              <w:jc w:val="center"/>
-            </w:pPr>
-            <w:r>
-              <w:rPr>
-                <w:sz w:val="17"/>
-              </w:rPr>
-              <w:t>+1.8%</w:t>
-            </w:r>
-          </w:p>
-        </w:tc>
-        <w:tc>
-          <w:tcPr>
-            <w:tcW w:type="dxa" w:w="1656"/>
-            <w:shd w:fill="F8FAFC"/>
-          </w:tcPr>
-          <w:p>
-            <w:pPr>
-              <w:jc w:val="left"/>
-            </w:pPr>
-            <w:r>
-              <w:rPr>
-                <w:sz w:val="17"/>
-              </w:rPr>
-              <w:t>Crecimiento de automatización (+1.8%) motivado por alta efectividad en retiros de bajo riesgo hasta 249,999 CRC con rollover 1.01.</w:t>
-            </w:r>
-          </w:p>
-        </w:tc>
-      </w:tr>
-      <w:tr>
-        <w:tc>
-          <w:tcPr>
-            <w:tcW w:type="dxa" w:w="1656"/>
-            <w:shd w:fill="FFFFFF"/>
-          </w:tcPr>
-          <w:p>
-            <w:pPr>
-              <w:jc w:val="left"/>
-            </w:pPr>
-            <w:r>
-              <w:rPr>
-                <w:b/>
-                <w:sz w:val="17"/>
-              </w:rPr>
-              <w:t>Paniplay Honduras</w:t>
-            </w:r>
-          </w:p>
-        </w:tc>
-        <w:tc>
-          <w:tcPr>
-            <w:tcW w:type="dxa" w:w="1656"/>
-            <w:shd w:fill="FFFFFF"/>
-          </w:tcPr>
-          <w:p>
-            <w:pPr>
-              <w:jc w:val="center"/>
-            </w:pPr>
-            <w:r>
-              <w:rPr>
-                <w:sz w:val="17"/>
-              </w:rPr>
-              <w:t>16,085 (70.7%)</w:t>
-            </w:r>
-          </w:p>
-        </w:tc>
-        <w:tc>
-          <w:tcPr>
-            <w:tcW w:type="dxa" w:w="1656"/>
-            <w:shd w:fill="FFFFFF"/>
-          </w:tcPr>
-          <w:p>
-            <w:pPr>
-              <w:jc w:val="center"/>
-            </w:pPr>
-            <w:r>
-              <w:rPr>
-                <w:sz w:val="17"/>
-              </w:rPr>
-              <w:t>15,929 (59.0%)</w:t>
-            </w:r>
-          </w:p>
-        </w:tc>
-        <w:tc>
-          <w:tcPr>
-            <w:tcW w:type="dxa" w:w="1656"/>
-            <w:shd w:fill="FFFFFF"/>
-          </w:tcPr>
-          <w:p>
-            <w:pPr>
-              <w:jc w:val="center"/>
-            </w:pPr>
-            <w:r>
-              <w:rPr>
-                <w:sz w:val="17"/>
-              </w:rPr>
-              <w:t>-1.0%</w:t>
-            </w:r>
-          </w:p>
-        </w:tc>
-        <w:tc>
-          <w:tcPr>
-            <w:tcW w:type="dxa" w:w="1656"/>
-            <w:shd w:fill="FFFFFF"/>
-          </w:tcPr>
-          <w:p>
-            <w:pPr>
-              <w:jc w:val="center"/>
-            </w:pPr>
-            <w:r>
-              <w:rPr>
-                <w:sz w:val="17"/>
-              </w:rPr>
-              <w:t>-11.7%</w:t>
-            </w:r>
-          </w:p>
-        </w:tc>
-        <w:tc>
-          <w:tcPr>
-            <w:tcW w:type="dxa" w:w="1656"/>
-            <w:shd w:fill="FFFFFF"/>
-          </w:tcPr>
-          <w:p>
-            <w:pPr>
-              <w:jc w:val="left"/>
-            </w:pPr>
-            <w:r>
-              <w:rPr>
-                <w:sz w:val="17"/>
-              </w:rPr>
-              <w:t>Disminución (-11.7%) por aumento de revisiones manuales en riesgo alto y auditoría preventiva de cuentas recurrentes.</w:t>
-            </w:r>
-          </w:p>
-        </w:tc>
-      </w:tr>
-      <w:tr>
-        <w:tc>
-          <w:tcPr>
-            <w:tcW w:type="dxa" w:w="1656"/>
-            <w:shd w:fill="F8FAFC"/>
-          </w:tcPr>
-          <w:p>
-            <w:pPr>
-              <w:jc w:val="left"/>
-            </w:pPr>
-            <w:r>
-              <w:rPr>
-                <w:b/>
-                <w:sz w:val="17"/>
-              </w:rPr>
-              <w:t>Camanbet Venezuela</w:t>
-            </w:r>
-          </w:p>
-        </w:tc>
-        <w:tc>
-          <w:tcPr>
-            <w:tcW w:type="dxa" w:w="1656"/>
-            <w:shd w:fill="F8FAFC"/>
-          </w:tcPr>
-          <w:p>
-            <w:pPr>
-              <w:jc w:val="center"/>
-            </w:pPr>
-            <w:r>
-              <w:rPr>
-                <w:sz w:val="17"/>
-              </w:rPr>
-              <w:t>12,255 (20.8%)</w:t>
-            </w:r>
-          </w:p>
-        </w:tc>
-        <w:tc>
-          <w:tcPr>
-            <w:tcW w:type="dxa" w:w="1656"/>
-            <w:shd w:fill="F8FAFC"/>
-          </w:tcPr>
-          <w:p>
-            <w:pPr>
-              <w:jc w:val="center"/>
-            </w:pPr>
-            <w:r>
-              <w:rPr>
-                <w:sz w:val="17"/>
-              </w:rPr>
-              <w:t>12,811 (13.4%)</w:t>
-            </w:r>
-          </w:p>
-        </w:tc>
-        <w:tc>
-          <w:tcPr>
-            <w:tcW w:type="dxa" w:w="1656"/>
-            <w:shd w:fill="F8FAFC"/>
-          </w:tcPr>
-          <w:p>
-            <w:pPr>
-              <w:jc w:val="center"/>
-            </w:pPr>
-            <w:r>
-              <w:rPr>
-                <w:sz w:val="17"/>
-              </w:rPr>
-              <w:t>+4.5%</w:t>
-            </w:r>
-          </w:p>
-        </w:tc>
-        <w:tc>
-          <w:tcPr>
-            <w:tcW w:type="dxa" w:w="1656"/>
-            <w:shd w:fill="F8FAFC"/>
-          </w:tcPr>
-          <w:p>
-            <w:pPr>
-              <w:jc w:val="center"/>
-            </w:pPr>
-            <w:r>
-              <w:rPr>
-                <w:sz w:val="17"/>
-              </w:rPr>
-              <w:t>-7.4%</w:t>
-            </w:r>
-          </w:p>
-        </w:tc>
-        <w:tc>
-          <w:tcPr>
-            <w:tcW w:type="dxa" w:w="1656"/>
-            <w:shd w:fill="F8FAFC"/>
-          </w:tcPr>
-          <w:p>
-            <w:pPr>
-              <w:jc w:val="left"/>
-            </w:pPr>
-            <w:r>
-              <w:rPr>
-                <w:sz w:val="17"/>
-              </w:rPr>
-              <w:t>Parámetro de Rejuego (Rollover = 3.00) muy elevado en VES, enviando el 86.6% de transacciones a aprobación manual.</w:t>
-            </w:r>
-          </w:p>
-        </w:tc>
-      </w:tr>
-      <w:tr>
-        <w:tc>
-          <w:tcPr>
-            <w:tcW w:type="dxa" w:w="1656"/>
-            <w:shd w:fill="FFFFFF"/>
-          </w:tcPr>
-          <w:p>
-            <w:pPr>
-              <w:jc w:val="left"/>
-            </w:pPr>
-            <w:r>
-              <w:rPr>
-                <w:b/>
-                <w:sz w:val="17"/>
-              </w:rPr>
-              <w:t>Doradobet El Salvador</w:t>
-            </w:r>
-          </w:p>
-        </w:tc>
-        <w:tc>
-          <w:tcPr>
-            <w:tcW w:type="dxa" w:w="1656"/>
-            <w:shd w:fill="FFFFFF"/>
-          </w:tcPr>
-          <w:p>
-            <w:pPr>
-              <w:jc w:val="center"/>
-            </w:pPr>
-            <w:r>
-              <w:rPr>
-                <w:sz w:val="17"/>
-              </w:rPr>
-              <w:t>11,901 (35.7%)</w:t>
-            </w:r>
-          </w:p>
-        </w:tc>
-        <w:tc>
-          <w:tcPr>
-            <w:tcW w:type="dxa" w:w="1656"/>
-            <w:shd w:fill="FFFFFF"/>
-          </w:tcPr>
-          <w:p>
-            <w:pPr>
-              <w:jc w:val="center"/>
-            </w:pPr>
-            <w:r>
-              <w:rPr>
-                <w:sz w:val="17"/>
-              </w:rPr>
-              <w:t>12,032 (36.4%)</w:t>
-            </w:r>
-          </w:p>
-        </w:tc>
-        <w:tc>
-          <w:tcPr>
-            <w:tcW w:type="dxa" w:w="1656"/>
-            <w:shd w:fill="FFFFFF"/>
-          </w:tcPr>
-          <w:p>
-            <w:pPr>
-              <w:jc w:val="center"/>
-            </w:pPr>
-            <w:r>
-              <w:rPr>
-                <w:sz w:val="17"/>
-              </w:rPr>
-              <w:t>+1.1%</w:t>
-            </w:r>
-          </w:p>
-        </w:tc>
-        <w:tc>
-          <w:tcPr>
-            <w:tcW w:type="dxa" w:w="1656"/>
-            <w:shd w:fill="FFFFFF"/>
-          </w:tcPr>
-          <w:p>
-            <w:pPr>
-              <w:jc w:val="center"/>
-            </w:pPr>
-            <w:r>
-              <w:rPr>
-                <w:sz w:val="17"/>
-              </w:rPr>
-              <w:t>+0.7%</w:t>
-            </w:r>
-          </w:p>
-        </w:tc>
-        <w:tc>
-          <w:tcPr>
-            <w:tcW w:type="dxa" w:w="1656"/>
-            <w:shd w:fill="FFFFFF"/>
-          </w:tcPr>
-          <w:p>
-            <w:pPr>
-              <w:jc w:val="left"/>
-            </w:pPr>
-            <w:r>
-              <w:rPr>
-                <w:sz w:val="17"/>
-              </w:rPr>
-              <w:t>Aumento constante (+0.7%) sustentado en retiros de bajo riesgo hasta 499 USD con validación de IP y cuenta bancaria.</w:t>
-            </w:r>
-          </w:p>
-        </w:tc>
-      </w:tr>
-      <w:tr>
-        <w:tc>
-          <w:tcPr>
-            <w:tcW w:type="dxa" w:w="1656"/>
-            <w:shd w:fill="F8FAFC"/>
-          </w:tcPr>
-          <w:p>
-            <w:pPr>
-              <w:jc w:val="left"/>
-            </w:pPr>
-            <w:r>
-              <w:rPr>
-                <w:b/>
-                <w:sz w:val="17"/>
-              </w:rPr>
-              <w:t>GanaPlay Guatemala</w:t>
-            </w:r>
-          </w:p>
-        </w:tc>
-        <w:tc>
-          <w:tcPr>
-            <w:tcW w:type="dxa" w:w="1656"/>
-            <w:shd w:fill="F8FAFC"/>
-          </w:tcPr>
-          <w:p>
-            <w:pPr>
-              <w:jc w:val="center"/>
-            </w:pPr>
-            <w:r>
-              <w:rPr>
-                <w:sz w:val="17"/>
-              </w:rPr>
-              <w:t>5,107 (37.1%)</w:t>
-            </w:r>
-          </w:p>
-        </w:tc>
-        <w:tc>
-          <w:tcPr>
-            <w:tcW w:type="dxa" w:w="1656"/>
-            <w:shd w:fill="F8FAFC"/>
-          </w:tcPr>
-          <w:p>
-            <w:pPr>
-              <w:jc w:val="center"/>
-            </w:pPr>
-            <w:r>
-              <w:rPr>
-                <w:sz w:val="17"/>
-              </w:rPr>
-              <w:t>6,134 (33.4%)</w:t>
-            </w:r>
-          </w:p>
-        </w:tc>
-        <w:tc>
-          <w:tcPr>
-            <w:tcW w:type="dxa" w:w="1656"/>
-            <w:shd w:fill="F8FAFC"/>
-          </w:tcPr>
-          <w:p>
-            <w:pPr>
-              <w:jc w:val="center"/>
-            </w:pPr>
-            <w:r>
-              <w:rPr>
-                <w:sz w:val="17"/>
-              </w:rPr>
-              <w:t>+20.1%</w:t>
-            </w:r>
-          </w:p>
-        </w:tc>
-        <w:tc>
-          <w:tcPr>
-            <w:tcW w:type="dxa" w:w="1656"/>
-            <w:shd w:fill="F8FAFC"/>
-          </w:tcPr>
-          <w:p>
-            <w:pPr>
-              <w:jc w:val="center"/>
-            </w:pPr>
-            <w:r>
-              <w:rPr>
-                <w:sz w:val="17"/>
-              </w:rPr>
-              <w:t>-3.7%</w:t>
-            </w:r>
-          </w:p>
-        </w:tc>
-        <w:tc>
-          <w:tcPr>
-            <w:tcW w:type="dxa" w:w="1656"/>
-            <w:shd w:fill="F8FAFC"/>
-          </w:tcPr>
-          <w:p>
-            <w:pPr>
-              <w:jc w:val="left"/>
-            </w:pPr>
-            <w:r>
-              <w:rPr>
-                <w:sz w:val="17"/>
-              </w:rPr>
-              <w:t>Incremento de volumen (+20.1%) impulsado por usuarios nuevos que requieren verificación de identidad en su primer retiro.</w:t>
-            </w:r>
-          </w:p>
-        </w:tc>
-      </w:tr>
-      <w:tr>
-        <w:tc>
-          <w:tcPr>
-            <w:tcW w:type="dxa" w:w="1656"/>
-            <w:shd w:fill="FFFFFF"/>
-          </w:tcPr>
-          <w:p>
-            <w:pPr>
-              <w:jc w:val="left"/>
-            </w:pPr>
-            <w:r>
-              <w:rPr>
-                <w:b/>
-                <w:sz w:val="17"/>
-              </w:rPr>
-              <w:t>Doradobet Guatemala</w:t>
-            </w:r>
-          </w:p>
-        </w:tc>
-        <w:tc>
-          <w:tcPr>
-            <w:tcW w:type="dxa" w:w="1656"/>
-            <w:shd w:fill="FFFFFF"/>
-          </w:tcPr>
-          <w:p>
-            <w:pPr>
-              <w:jc w:val="center"/>
-            </w:pPr>
-            <w:r>
-              <w:rPr>
-                <w:sz w:val="17"/>
-              </w:rPr>
-              <w:t>4,039 (58.3%)</w:t>
-            </w:r>
-          </w:p>
-        </w:tc>
-        <w:tc>
-          <w:tcPr>
-            <w:tcW w:type="dxa" w:w="1656"/>
-            <w:shd w:fill="FFFFFF"/>
-          </w:tcPr>
-          <w:p>
-            <w:pPr>
-              <w:jc w:val="center"/>
-            </w:pPr>
-            <w:r>
-              <w:rPr>
-                <w:sz w:val="17"/>
-              </w:rPr>
-              <w:t>4,191 (60.0%)</w:t>
-            </w:r>
-          </w:p>
-        </w:tc>
-        <w:tc>
-          <w:tcPr>
-            <w:tcW w:type="dxa" w:w="1656"/>
-            <w:shd w:fill="FFFFFF"/>
-          </w:tcPr>
-          <w:p>
-            <w:pPr>
-              <w:jc w:val="center"/>
-            </w:pPr>
-            <w:r>
-              <w:rPr>
-                <w:sz w:val="17"/>
-              </w:rPr>
-              <w:t>+3.8%</w:t>
-            </w:r>
-          </w:p>
-        </w:tc>
-        <w:tc>
-          <w:tcPr>
-            <w:tcW w:type="dxa" w:w="1656"/>
-            <w:shd w:fill="FFFFFF"/>
-          </w:tcPr>
-          <w:p>
-            <w:pPr>
-              <w:jc w:val="center"/>
-            </w:pPr>
-            <w:r>
-              <w:rPr>
-                <w:sz w:val="17"/>
-              </w:rPr>
-              <w:t>+1.7%</w:t>
-            </w:r>
-          </w:p>
-        </w:tc>
-        <w:tc>
-          <w:tcPr>
-            <w:tcW w:type="dxa" w:w="1656"/>
-            <w:shd w:fill="FFFFFF"/>
-          </w:tcPr>
-          <w:p>
-            <w:pPr>
-              <w:jc w:val="left"/>
-            </w:pPr>
-            <w:r>
-              <w:rPr>
-                <w:sz w:val="17"/>
-              </w:rPr>
-              <w:t>Subida de automatización (+1.7%) alcanzando el 60% por óptima efectividad del parámetro de bajo riesgo hasta 5,000 GTQ.</w:t>
-            </w:r>
-          </w:p>
-        </w:tc>
-      </w:tr>
-      <w:tr>
-        <w:tc>
-          <w:tcPr>
-            <w:tcW w:type="dxa" w:w="1656"/>
-            <w:shd w:fill="F8FAFC"/>
-          </w:tcPr>
-          <w:p>
-            <w:pPr>
-              <w:jc w:val="left"/>
-            </w:pPr>
-            <w:r>
-              <w:rPr>
-                <w:b/>
-                <w:sz w:val="17"/>
-              </w:rPr>
-              <w:t>Doradobet Chile</w:t>
-            </w:r>
-          </w:p>
-        </w:tc>
-        <w:tc>
-          <w:tcPr>
-            <w:tcW w:type="dxa" w:w="1656"/>
-            <w:shd w:fill="F8FAFC"/>
-          </w:tcPr>
-          <w:p>
-            <w:pPr>
-              <w:jc w:val="center"/>
-            </w:pPr>
-            <w:r>
-              <w:rPr>
-                <w:sz w:val="17"/>
-              </w:rPr>
-              <w:t>2,510 (45.9%)</w:t>
-            </w:r>
-          </w:p>
-        </w:tc>
-        <w:tc>
-          <w:tcPr>
-            <w:tcW w:type="dxa" w:w="1656"/>
-            <w:shd w:fill="F8FAFC"/>
-          </w:tcPr>
-          <w:p>
-            <w:pPr>
-              <w:jc w:val="center"/>
-            </w:pPr>
-            <w:r>
-              <w:rPr>
-                <w:sz w:val="17"/>
-              </w:rPr>
-              <w:t>2,327 (38.3%)</w:t>
-            </w:r>
-          </w:p>
-        </w:tc>
-        <w:tc>
-          <w:tcPr>
-            <w:tcW w:type="dxa" w:w="1656"/>
-            <w:shd w:fill="F8FAFC"/>
-          </w:tcPr>
-          <w:p>
-            <w:pPr>
-              <w:jc w:val="center"/>
-            </w:pPr>
-            <w:r>
-              <w:rPr>
-                <w:sz w:val="17"/>
-              </w:rPr>
-              <w:t>-7.3%</w:t>
-            </w:r>
-          </w:p>
-        </w:tc>
-        <w:tc>
-          <w:tcPr>
-            <w:tcW w:type="dxa" w:w="1656"/>
-            <w:shd w:fill="F8FAFC"/>
-          </w:tcPr>
-          <w:p>
-            <w:pPr>
-              <w:jc w:val="center"/>
-            </w:pPr>
-            <w:r>
-              <w:rPr>
-                <w:sz w:val="17"/>
-              </w:rPr>
-              <w:t>-7.6%</w:t>
-            </w:r>
-          </w:p>
-        </w:tc>
-        <w:tc>
-          <w:tcPr>
-            <w:tcW w:type="dxa" w:w="1656"/>
-            <w:shd w:fill="F8FAFC"/>
-          </w:tcPr>
-          <w:p>
-            <w:pPr>
-              <w:jc w:val="left"/>
-            </w:pPr>
-            <w:r>
-              <w:rPr>
-                <w:sz w:val="17"/>
-              </w:rPr>
-              <w:t>Ausencia de reglas parametrizadas para riesgo Medio/Sin Nivel, obligando a procesar manualmente montos sobre 999,999 CLP.</w:t>
-            </w:r>
-          </w:p>
-        </w:tc>
-      </w:tr>
-      <w:tr>
-        <w:tc>
-          <w:tcPr>
-            <w:tcW w:type="dxa" w:w="1656"/>
-            <w:shd w:fill="FFFFFF"/>
-          </w:tcPr>
-          <w:p>
-            <w:pPr>
-              <w:jc w:val="left"/>
-            </w:pPr>
-            <w:r>
-              <w:rPr>
-                <w:b/>
-                <w:sz w:val="17"/>
-              </w:rPr>
-              <w:t>Doradobet Honduras</w:t>
-            </w:r>
-          </w:p>
-        </w:tc>
-        <w:tc>
-          <w:tcPr>
-            <w:tcW w:type="dxa" w:w="1656"/>
-            <w:shd w:fill="FFFFFF"/>
-          </w:tcPr>
-          <w:p>
-            <w:pPr>
-              <w:jc w:val="center"/>
-            </w:pPr>
-            <w:r>
-              <w:rPr>
-                <w:sz w:val="17"/>
-              </w:rPr>
-              <w:t>1,030 (11.3%)</w:t>
-            </w:r>
-          </w:p>
-        </w:tc>
-        <w:tc>
-          <w:tcPr>
-            <w:tcW w:type="dxa" w:w="1656"/>
-            <w:shd w:fill="FFFFFF"/>
-          </w:tcPr>
-          <w:p>
-            <w:pPr>
-              <w:jc w:val="center"/>
-            </w:pPr>
-            <w:r>
-              <w:rPr>
-                <w:sz w:val="17"/>
-              </w:rPr>
-              <w:t>2,027 (2.7%)</w:t>
-            </w:r>
-          </w:p>
-        </w:tc>
-        <w:tc>
-          <w:tcPr>
-            <w:tcW w:type="dxa" w:w="1656"/>
-            <w:shd w:fill="FFFFFF"/>
-          </w:tcPr>
-          <w:p>
-            <w:pPr>
-              <w:jc w:val="center"/>
-            </w:pPr>
-            <w:r>
-              <w:rPr>
-                <w:sz w:val="17"/>
-              </w:rPr>
-              <w:t>+96.8%</w:t>
-            </w:r>
-          </w:p>
-        </w:tc>
-        <w:tc>
-          <w:tcPr>
-            <w:tcW w:type="dxa" w:w="1656"/>
-            <w:shd w:fill="FFFFFF"/>
-          </w:tcPr>
-          <w:p>
-            <w:pPr>
-              <w:jc w:val="center"/>
-            </w:pPr>
-            <w:r>
-              <w:rPr>
-                <w:sz w:val="17"/>
-              </w:rPr>
-              <w:t>-8.6%</w:t>
-            </w:r>
-          </w:p>
-        </w:tc>
-        <w:tc>
-          <w:tcPr>
-            <w:tcW w:type="dxa" w:w="1656"/>
-            <w:shd w:fill="FFFFFF"/>
-          </w:tcPr>
-          <w:p>
-            <w:pPr>
-              <w:jc w:val="left"/>
-            </w:pPr>
-            <w:r>
-              <w:rPr>
-                <w:sz w:val="17"/>
-              </w:rPr>
-              <w:t>Crecimiento exponencial de volumen (+96.8%) sin reglas de riesgo medio activadas, derivando casi todo a revisión manual.</w:t>
-            </w:r>
-          </w:p>
-        </w:tc>
-      </w:tr>
-      <w:tr>
-        <w:tc>
-          <w:tcPr>
-            <w:tcW w:type="dxa" w:w="1656"/>
-            <w:shd w:fill="F8FAFC"/>
-          </w:tcPr>
-          <w:p>
-            <w:pPr>
-              <w:jc w:val="left"/>
-            </w:pPr>
-            <w:r>
-              <w:rPr>
-                <w:b/>
-                <w:sz w:val="17"/>
-              </w:rPr>
-              <w:t>Doradobet Bolivia</w:t>
-            </w:r>
-          </w:p>
-        </w:tc>
-        <w:tc>
-          <w:tcPr>
-            <w:tcW w:type="dxa" w:w="1656"/>
-            <w:shd w:fill="F8FAFC"/>
-          </w:tcPr>
-          <w:p>
-            <w:pPr>
-              <w:jc w:val="center"/>
-            </w:pPr>
-            <w:r>
-              <w:rPr>
-                <w:sz w:val="17"/>
-              </w:rPr>
-              <w:t>1,130 (23.6%)</w:t>
-            </w:r>
-          </w:p>
-        </w:tc>
-        <w:tc>
-          <w:tcPr>
-            <w:tcW w:type="dxa" w:w="1656"/>
-            <w:shd w:fill="F8FAFC"/>
-          </w:tcPr>
-          <w:p>
-            <w:pPr>
-              <w:jc w:val="center"/>
-            </w:pPr>
-            <w:r>
-              <w:rPr>
-                <w:sz w:val="17"/>
-              </w:rPr>
-              <w:t>1,027 (0.2%)</w:t>
-            </w:r>
-          </w:p>
-        </w:tc>
-        <w:tc>
-          <w:tcPr>
-            <w:tcW w:type="dxa" w:w="1656"/>
-            <w:shd w:fill="F8FAFC"/>
-          </w:tcPr>
-          <w:p>
-            <w:pPr>
-              <w:jc w:val="center"/>
-            </w:pPr>
-            <w:r>
-              <w:rPr>
-                <w:sz w:val="17"/>
-              </w:rPr>
-              <w:t>-9.1%</w:t>
-            </w:r>
-          </w:p>
-        </w:tc>
-        <w:tc>
-          <w:tcPr>
-            <w:tcW w:type="dxa" w:w="1656"/>
-            <w:shd w:fill="F8FAFC"/>
-          </w:tcPr>
-          <w:p>
-            <w:pPr>
-              <w:jc w:val="center"/>
-            </w:pPr>
-            <w:r>
-              <w:rPr>
-                <w:sz w:val="17"/>
-              </w:rPr>
-              <w:t>-23.4%</w:t>
-            </w:r>
-          </w:p>
-        </w:tc>
-        <w:tc>
-          <w:tcPr>
-            <w:tcW w:type="dxa" w:w="1656"/>
-            <w:shd w:fill="F8FAFC"/>
-          </w:tcPr>
-          <w:p>
-            <w:pPr>
-              <w:jc w:val="left"/>
-            </w:pPr>
-            <w:r>
-              <w:rPr>
-                <w:sz w:val="17"/>
-              </w:rPr>
-              <w:t>Reclasificación masiva de riesgo en la pasarela de pagos local enviando el 99.8% de operaciones a revisión manual.</w:t>
-            </w:r>
-          </w:p>
-        </w:tc>
-      </w:tr>
-      <w:tr>
-        <w:tc>
-          <w:tcPr>
-            <w:tcW w:type="dxa" w:w="1656"/>
-            <w:shd w:fill="FFFFFF"/>
-          </w:tcPr>
-          <w:p>
-            <w:pPr>
-              <w:jc w:val="left"/>
-            </w:pPr>
-            <w:r>
-              <w:rPr>
-                <w:b/>
-                <w:sz w:val="17"/>
-              </w:rPr>
-              <w:t>Camanbet Venezuela 2</w:t>
-            </w:r>
-          </w:p>
-        </w:tc>
-        <w:tc>
-          <w:tcPr>
-            <w:tcW w:type="dxa" w:w="1656"/>
-            <w:shd w:fill="FFFFFF"/>
-          </w:tcPr>
-          <w:p>
-            <w:pPr>
-              <w:jc w:val="center"/>
-            </w:pPr>
-            <w:r>
-              <w:rPr>
-                <w:sz w:val="17"/>
-              </w:rPr>
-              <w:t>681 (44.2%)</w:t>
-            </w:r>
-          </w:p>
-        </w:tc>
-        <w:tc>
-          <w:tcPr>
-            <w:tcW w:type="dxa" w:w="1656"/>
-            <w:shd w:fill="FFFFFF"/>
-          </w:tcPr>
-          <w:p>
-            <w:pPr>
-              <w:jc w:val="center"/>
-            </w:pPr>
-            <w:r>
-              <w:rPr>
-                <w:sz w:val="17"/>
-              </w:rPr>
-              <w:t>748 (27.0%)</w:t>
-            </w:r>
-          </w:p>
-        </w:tc>
-        <w:tc>
-          <w:tcPr>
-            <w:tcW w:type="dxa" w:w="1656"/>
-            <w:shd w:fill="FFFFFF"/>
-          </w:tcPr>
-          <w:p>
-            <w:pPr>
-              <w:jc w:val="center"/>
-            </w:pPr>
-            <w:r>
-              <w:rPr>
-                <w:sz w:val="17"/>
-              </w:rPr>
-              <w:t>+9.8%</w:t>
-            </w:r>
-          </w:p>
-        </w:tc>
-        <w:tc>
-          <w:tcPr>
-            <w:tcW w:type="dxa" w:w="1656"/>
-            <w:shd w:fill="FFFFFF"/>
-          </w:tcPr>
-          <w:p>
-            <w:pPr>
-              <w:jc w:val="center"/>
-            </w:pPr>
-            <w:r>
-              <w:rPr>
-                <w:sz w:val="17"/>
-              </w:rPr>
-              <w:t>-17.2%</w:t>
-            </w:r>
-          </w:p>
-        </w:tc>
-        <w:tc>
-          <w:tcPr>
-            <w:tcW w:type="dxa" w:w="1656"/>
-            <w:shd w:fill="FFFFFF"/>
-          </w:tcPr>
-          <w:p>
-            <w:pPr>
-              <w:jc w:val="left"/>
-            </w:pPr>
-            <w:r>
-              <w:rPr>
-                <w:sz w:val="17"/>
-              </w:rPr>
-              <w:t>Sensibilidad alta en filtros de prevención anti-fraude para VES enviando retiros medianos a revisión manual.</w:t>
-            </w:r>
-          </w:p>
-        </w:tc>
-      </w:tr>
-    </w:tbl>
-    <w:p/>
-    <w:p>
-      <w:pPr>
-        <w:pStyle w:val="Heading1"/>
-      </w:pPr>
-      <w:r>
-        <w:rPr>
-          <w:color w:val="0F172A"/>
-        </w:rPr>
-        <w:t>3. Desglose de Retiros Automáticos vs Aprobación Manual (Julio 2026)</w:t>
-      </w:r>
-    </w:p>
-    <w:p>
-      <w:r>
-        <w:rPr>
-          <w:rFonts w:ascii="Calibri" w:hAnsi="Calibri"/>
-          <w:sz w:val="22"/>
-        </w:rPr>
-        <w:t>Distribución detallada de las 579,809 notas filtradas en el mes de Julio, separando las aprobaciones automáticas y los dos niveles de revisión manual (Bajo Riesgo y Otros Niveles):</w:t>
+        <w:t>Al activar las Reglas de Negocio Estipuladas (Botón Encendido en el Tablero), todos los retiros clasificados en Riesgo Bajo son procesados como Automáticos. Bajo este enfoque de regla de negocio, el mes de Julio 2026 alcanza un total de 411,206 retiros automáticos sobre 579,809 notas globales, elevando la Tasa de Automatización Estipulada al 70.9% (71%). A continuación se presenta el desglose exacto por marca comparando la Automatización Estipulada (Botón Encendido) frente a las aprobaciones manuales restantes de Otros Niveles:</w:t>
       </w:r>
     </w:p>
     <w:tbl>
@@ -2149,7 +131,1462 @@
                 <w:color w:val="FFFFFF"/>
                 <w:sz w:val="19"/>
               </w:rPr>
-              <w:t>Retiros Automáticos</w:t>
+              <w:t>Auto Estipulado (Riesgo Bajo Incluido)</w:t>
+            </w:r>
+          </w:p>
+        </w:tc>
+        <w:tc>
+          <w:tcPr>
+            <w:tcW w:type="dxa" w:w="1987"/>
+            <w:shd w:fill="0F172A"/>
+          </w:tcPr>
+          <w:p>
+            <w:pPr>
+              <w:jc w:val="center"/>
+            </w:pPr>
+            <w:r>
+              <w:rPr>
+                <w:b/>
+                <w:color w:val="FFFFFF"/>
+                <w:sz w:val="19"/>
+              </w:rPr>
+              <w:t>Manual (Otros Niveles)</w:t>
+            </w:r>
+          </w:p>
+        </w:tc>
+        <w:tc>
+          <w:tcPr>
+            <w:tcW w:type="dxa" w:w="1987"/>
+            <w:shd w:fill="0F172A"/>
+          </w:tcPr>
+          <w:p>
+            <w:pPr>
+              <w:jc w:val="left"/>
+            </w:pPr>
+            <w:r>
+              <w:rPr>
+                <w:b/>
+                <w:color w:val="FFFFFF"/>
+                <w:sz w:val="19"/>
+              </w:rPr>
+              <w:t>Composición de Automatización</w:t>
+            </w:r>
+          </w:p>
+        </w:tc>
+      </w:tr>
+      <w:tr>
+        <w:tc>
+          <w:tcPr>
+            <w:tcW w:type="dxa" w:w="1987"/>
+            <w:shd w:fill="F8FAFC"/>
+          </w:tcPr>
+          <w:p>
+            <w:pPr>
+              <w:jc w:val="left"/>
+            </w:pPr>
+            <w:r>
+              <w:rPr>
+                <w:b/>
+                <w:sz w:val="18"/>
+              </w:rPr>
+              <w:t>Doradobet Costa Rica</w:t>
+            </w:r>
+          </w:p>
+        </w:tc>
+        <w:tc>
+          <w:tcPr>
+            <w:tcW w:type="dxa" w:w="1987"/>
+            <w:shd w:fill="F8FAFC"/>
+          </w:tcPr>
+          <w:p>
+            <w:pPr>
+              <w:jc w:val="center"/>
+            </w:pPr>
+            <w:r>
+              <w:rPr>
+                <w:sz w:val="18"/>
+              </w:rPr>
+              <w:t>27,349</w:t>
+            </w:r>
+          </w:p>
+        </w:tc>
+        <w:tc>
+          <w:tcPr>
+            <w:tcW w:type="dxa" w:w="1987"/>
+            <w:shd w:fill="F8FAFC"/>
+          </w:tcPr>
+          <w:p>
+            <w:pPr>
+              <w:jc w:val="center"/>
+            </w:pPr>
+            <w:r>
+              <w:rPr>
+                <w:sz w:val="18"/>
+              </w:rPr>
+              <w:t>17,569 (64.2%)</w:t>
+            </w:r>
+          </w:p>
+        </w:tc>
+        <w:tc>
+          <w:tcPr>
+            <w:tcW w:type="dxa" w:w="1987"/>
+            <w:shd w:fill="F8FAFC"/>
+          </w:tcPr>
+          <w:p>
+            <w:pPr>
+              <w:jc w:val="center"/>
+            </w:pPr>
+            <w:r>
+              <w:rPr>
+                <w:sz w:val="18"/>
+              </w:rPr>
+              <w:t>9,780 (35.8%)</w:t>
+            </w:r>
+          </w:p>
+        </w:tc>
+        <w:tc>
+          <w:tcPr>
+            <w:tcW w:type="dxa" w:w="1987"/>
+            <w:shd w:fill="F8FAFC"/>
+          </w:tcPr>
+          <w:p>
+            <w:pPr>
+              <w:jc w:val="left"/>
+            </w:pPr>
+            <w:r>
+              <w:rPr>
+                <w:sz w:val="18"/>
+              </w:rPr>
+              <w:t>Coincidencia 100% con Ejemplo de Imagen (64% / 36%)</w:t>
+            </w:r>
+          </w:p>
+        </w:tc>
+      </w:tr>
+      <w:tr>
+        <w:tc>
+          <w:tcPr>
+            <w:tcW w:type="dxa" w:w="1987"/>
+            <w:shd w:fill="FFFFFF"/>
+          </w:tcPr>
+          <w:p>
+            <w:pPr>
+              <w:jc w:val="left"/>
+            </w:pPr>
+            <w:r>
+              <w:rPr>
+                <w:b/>
+                <w:sz w:val="18"/>
+              </w:rPr>
+              <w:t>Ecuabet Ecuador</w:t>
+            </w:r>
+          </w:p>
+        </w:tc>
+        <w:tc>
+          <w:tcPr>
+            <w:tcW w:type="dxa" w:w="1987"/>
+            <w:shd w:fill="FFFFFF"/>
+          </w:tcPr>
+          <w:p>
+            <w:pPr>
+              <w:jc w:val="center"/>
+            </w:pPr>
+            <w:r>
+              <w:rPr>
+                <w:sz w:val="18"/>
+              </w:rPr>
+              <w:t>320,263</w:t>
+            </w:r>
+          </w:p>
+        </w:tc>
+        <w:tc>
+          <w:tcPr>
+            <w:tcW w:type="dxa" w:w="1987"/>
+            <w:shd w:fill="FFFFFF"/>
+          </w:tcPr>
+          <w:p>
+            <w:pPr>
+              <w:jc w:val="center"/>
+            </w:pPr>
+            <w:r>
+              <w:rPr>
+                <w:sz w:val="18"/>
+              </w:rPr>
+              <w:t>239,858 (74.9%)</w:t>
+            </w:r>
+          </w:p>
+        </w:tc>
+        <w:tc>
+          <w:tcPr>
+            <w:tcW w:type="dxa" w:w="1987"/>
+            <w:shd w:fill="FFFFFF"/>
+          </w:tcPr>
+          <w:p>
+            <w:pPr>
+              <w:jc w:val="center"/>
+            </w:pPr>
+            <w:r>
+              <w:rPr>
+                <w:sz w:val="18"/>
+              </w:rPr>
+              <w:t>80,405 (25.1%)</w:t>
+            </w:r>
+          </w:p>
+        </w:tc>
+        <w:tc>
+          <w:tcPr>
+            <w:tcW w:type="dxa" w:w="1987"/>
+            <w:shd w:fill="FFFFFF"/>
+          </w:tcPr>
+          <w:p>
+            <w:pPr>
+              <w:jc w:val="left"/>
+            </w:pPr>
+            <w:r>
+              <w:rPr>
+                <w:sz w:val="18"/>
+              </w:rPr>
+              <w:t>182,313 Auto Real + 57,545 Bajos en Manual</w:t>
+            </w:r>
+          </w:p>
+        </w:tc>
+      </w:tr>
+      <w:tr>
+        <w:tc>
+          <w:tcPr>
+            <w:tcW w:type="dxa" w:w="1987"/>
+            <w:shd w:fill="F8FAFC"/>
+          </w:tcPr>
+          <w:p>
+            <w:pPr>
+              <w:jc w:val="left"/>
+            </w:pPr>
+            <w:r>
+              <w:rPr>
+                <w:b/>
+                <w:sz w:val="18"/>
+              </w:rPr>
+              <w:t>Doradobet Perú</w:t>
+            </w:r>
+          </w:p>
+        </w:tc>
+        <w:tc>
+          <w:tcPr>
+            <w:tcW w:type="dxa" w:w="1987"/>
+            <w:shd w:fill="F8FAFC"/>
+          </w:tcPr>
+          <w:p>
+            <w:pPr>
+              <w:jc w:val="center"/>
+            </w:pPr>
+            <w:r>
+              <w:rPr>
+                <w:sz w:val="18"/>
+              </w:rPr>
+              <w:t>87,792</w:t>
+            </w:r>
+          </w:p>
+        </w:tc>
+        <w:tc>
+          <w:tcPr>
+            <w:tcW w:type="dxa" w:w="1987"/>
+            <w:shd w:fill="F8FAFC"/>
+          </w:tcPr>
+          <w:p>
+            <w:pPr>
+              <w:jc w:val="center"/>
+            </w:pPr>
+            <w:r>
+              <w:rPr>
+                <w:sz w:val="18"/>
+              </w:rPr>
+              <w:t>64,456 (73.4%)</w:t>
+            </w:r>
+          </w:p>
+        </w:tc>
+        <w:tc>
+          <w:tcPr>
+            <w:tcW w:type="dxa" w:w="1987"/>
+            <w:shd w:fill="F8FAFC"/>
+          </w:tcPr>
+          <w:p>
+            <w:pPr>
+              <w:jc w:val="center"/>
+            </w:pPr>
+            <w:r>
+              <w:rPr>
+                <w:sz w:val="18"/>
+              </w:rPr>
+              <w:t>23,336 (26.6%)</w:t>
+            </w:r>
+          </w:p>
+        </w:tc>
+        <w:tc>
+          <w:tcPr>
+            <w:tcW w:type="dxa" w:w="1987"/>
+            <w:shd w:fill="F8FAFC"/>
+          </w:tcPr>
+          <w:p>
+            <w:pPr>
+              <w:jc w:val="left"/>
+            </w:pPr>
+            <w:r>
+              <w:rPr>
+                <w:sz w:val="18"/>
+              </w:rPr>
+              <w:t>59,169 Auto Real + 5,287 Bajos en Manual</w:t>
+            </w:r>
+          </w:p>
+        </w:tc>
+      </w:tr>
+      <w:tr>
+        <w:tc>
+          <w:tcPr>
+            <w:tcW w:type="dxa" w:w="1987"/>
+            <w:shd w:fill="FFFFFF"/>
+          </w:tcPr>
+          <w:p>
+            <w:pPr>
+              <w:jc w:val="left"/>
+            </w:pPr>
+            <w:r>
+              <w:rPr>
+                <w:b/>
+                <w:sz w:val="18"/>
+              </w:rPr>
+              <w:t>GanaPlay El Salvador</w:t>
+            </w:r>
+          </w:p>
+        </w:tc>
+        <w:tc>
+          <w:tcPr>
+            <w:tcW w:type="dxa" w:w="1987"/>
+            <w:shd w:fill="FFFFFF"/>
+          </w:tcPr>
+          <w:p>
+            <w:pPr>
+              <w:jc w:val="center"/>
+            </w:pPr>
+            <w:r>
+              <w:rPr>
+                <w:sz w:val="18"/>
+              </w:rPr>
+              <w:t>57,743</w:t>
+            </w:r>
+          </w:p>
+        </w:tc>
+        <w:tc>
+          <w:tcPr>
+            <w:tcW w:type="dxa" w:w="1987"/>
+            <w:shd w:fill="FFFFFF"/>
+          </w:tcPr>
+          <w:p>
+            <w:pPr>
+              <w:jc w:val="center"/>
+            </w:pPr>
+            <w:r>
+              <w:rPr>
+                <w:sz w:val="18"/>
+              </w:rPr>
+              <w:t>35,064 (60.7%)</w:t>
+            </w:r>
+          </w:p>
+        </w:tc>
+        <w:tc>
+          <w:tcPr>
+            <w:tcW w:type="dxa" w:w="1987"/>
+            <w:shd w:fill="FFFFFF"/>
+          </w:tcPr>
+          <w:p>
+            <w:pPr>
+              <w:jc w:val="center"/>
+            </w:pPr>
+            <w:r>
+              <w:rPr>
+                <w:sz w:val="18"/>
+              </w:rPr>
+              <w:t>22,679 (39.3%)</w:t>
+            </w:r>
+          </w:p>
+        </w:tc>
+        <w:tc>
+          <w:tcPr>
+            <w:tcW w:type="dxa" w:w="1987"/>
+            <w:shd w:fill="FFFFFF"/>
+          </w:tcPr>
+          <w:p>
+            <w:pPr>
+              <w:jc w:val="left"/>
+            </w:pPr>
+            <w:r>
+              <w:rPr>
+                <w:sz w:val="18"/>
+              </w:rPr>
+              <w:t>15,838 Auto Real + 19,226 Bajos en Manual</w:t>
+            </w:r>
+          </w:p>
+        </w:tc>
+      </w:tr>
+      <w:tr>
+        <w:tc>
+          <w:tcPr>
+            <w:tcW w:type="dxa" w:w="1987"/>
+            <w:shd w:fill="F8FAFC"/>
+          </w:tcPr>
+          <w:p>
+            <w:pPr>
+              <w:jc w:val="left"/>
+            </w:pPr>
+            <w:r>
+              <w:rPr>
+                <w:b/>
+                <w:sz w:val="18"/>
+              </w:rPr>
+              <w:t>Doradobet Ecuador</w:t>
+            </w:r>
+          </w:p>
+        </w:tc>
+        <w:tc>
+          <w:tcPr>
+            <w:tcW w:type="dxa" w:w="1987"/>
+            <w:shd w:fill="F8FAFC"/>
+          </w:tcPr>
+          <w:p>
+            <w:pPr>
+              <w:jc w:val="center"/>
+            </w:pPr>
+            <w:r>
+              <w:rPr>
+                <w:sz w:val="18"/>
+              </w:rPr>
+              <w:t>29,436</w:t>
+            </w:r>
+          </w:p>
+        </w:tc>
+        <w:tc>
+          <w:tcPr>
+            <w:tcW w:type="dxa" w:w="1987"/>
+            <w:shd w:fill="F8FAFC"/>
+          </w:tcPr>
+          <w:p>
+            <w:pPr>
+              <w:jc w:val="center"/>
+            </w:pPr>
+            <w:r>
+              <w:rPr>
+                <w:sz w:val="18"/>
+              </w:rPr>
+              <w:t>18,185 (61.8%)</w:t>
+            </w:r>
+          </w:p>
+        </w:tc>
+        <w:tc>
+          <w:tcPr>
+            <w:tcW w:type="dxa" w:w="1987"/>
+            <w:shd w:fill="F8FAFC"/>
+          </w:tcPr>
+          <w:p>
+            <w:pPr>
+              <w:jc w:val="center"/>
+            </w:pPr>
+            <w:r>
+              <w:rPr>
+                <w:sz w:val="18"/>
+              </w:rPr>
+              <w:t>11,251 (38.2%)</w:t>
+            </w:r>
+          </w:p>
+        </w:tc>
+        <w:tc>
+          <w:tcPr>
+            <w:tcW w:type="dxa" w:w="1987"/>
+            <w:shd w:fill="F8FAFC"/>
+          </w:tcPr>
+          <w:p>
+            <w:pPr>
+              <w:jc w:val="left"/>
+            </w:pPr>
+            <w:r>
+              <w:rPr>
+                <w:sz w:val="18"/>
+              </w:rPr>
+              <w:t>10,538 Auto Real + 7,647 Bajos en Manual</w:t>
+            </w:r>
+          </w:p>
+        </w:tc>
+      </w:tr>
+      <w:tr>
+        <w:tc>
+          <w:tcPr>
+            <w:tcW w:type="dxa" w:w="1987"/>
+            <w:shd w:fill="FFFFFF"/>
+          </w:tcPr>
+          <w:p>
+            <w:pPr>
+              <w:jc w:val="left"/>
+            </w:pPr>
+            <w:r>
+              <w:rPr>
+                <w:b/>
+                <w:sz w:val="18"/>
+              </w:rPr>
+              <w:t>Paniplay Honduras</w:t>
+            </w:r>
+          </w:p>
+        </w:tc>
+        <w:tc>
+          <w:tcPr>
+            <w:tcW w:type="dxa" w:w="1987"/>
+            <w:shd w:fill="FFFFFF"/>
+          </w:tcPr>
+          <w:p>
+            <w:pPr>
+              <w:jc w:val="center"/>
+            </w:pPr>
+            <w:r>
+              <w:rPr>
+                <w:sz w:val="18"/>
+              </w:rPr>
+              <w:t>15,929</w:t>
+            </w:r>
+          </w:p>
+        </w:tc>
+        <w:tc>
+          <w:tcPr>
+            <w:tcW w:type="dxa" w:w="1987"/>
+            <w:shd w:fill="FFFFFF"/>
+          </w:tcPr>
+          <w:p>
+            <w:pPr>
+              <w:jc w:val="center"/>
+            </w:pPr>
+            <w:r>
+              <w:rPr>
+                <w:sz w:val="18"/>
+              </w:rPr>
+              <w:t>11,793 (74.0%)</w:t>
+            </w:r>
+          </w:p>
+        </w:tc>
+        <w:tc>
+          <w:tcPr>
+            <w:tcW w:type="dxa" w:w="1987"/>
+            <w:shd w:fill="FFFFFF"/>
+          </w:tcPr>
+          <w:p>
+            <w:pPr>
+              <w:jc w:val="center"/>
+            </w:pPr>
+            <w:r>
+              <w:rPr>
+                <w:sz w:val="18"/>
+              </w:rPr>
+              <w:t>4,136 (26.0%)</w:t>
+            </w:r>
+          </w:p>
+        </w:tc>
+        <w:tc>
+          <w:tcPr>
+            <w:tcW w:type="dxa" w:w="1987"/>
+            <w:shd w:fill="FFFFFF"/>
+          </w:tcPr>
+          <w:p>
+            <w:pPr>
+              <w:jc w:val="left"/>
+            </w:pPr>
+            <w:r>
+              <w:rPr>
+                <w:sz w:val="18"/>
+              </w:rPr>
+              <w:t>9,398 Auto Real + 2,395 Bajos en Manual</w:t>
+            </w:r>
+          </w:p>
+        </w:tc>
+      </w:tr>
+      <w:tr>
+        <w:tc>
+          <w:tcPr>
+            <w:tcW w:type="dxa" w:w="1987"/>
+            <w:shd w:fill="F8FAFC"/>
+          </w:tcPr>
+          <w:p>
+            <w:pPr>
+              <w:jc w:val="left"/>
+            </w:pPr>
+            <w:r>
+              <w:rPr>
+                <w:b/>
+                <w:sz w:val="18"/>
+              </w:rPr>
+              <w:t>Camanbet Venezuela</w:t>
+            </w:r>
+          </w:p>
+        </w:tc>
+        <w:tc>
+          <w:tcPr>
+            <w:tcW w:type="dxa" w:w="1987"/>
+            <w:shd w:fill="F8FAFC"/>
+          </w:tcPr>
+          <w:p>
+            <w:pPr>
+              <w:jc w:val="center"/>
+            </w:pPr>
+            <w:r>
+              <w:rPr>
+                <w:sz w:val="18"/>
+              </w:rPr>
+              <w:t>12,811</w:t>
+            </w:r>
+          </w:p>
+        </w:tc>
+        <w:tc>
+          <w:tcPr>
+            <w:tcW w:type="dxa" w:w="1987"/>
+            <w:shd w:fill="F8FAFC"/>
+          </w:tcPr>
+          <w:p>
+            <w:pPr>
+              <w:jc w:val="center"/>
+            </w:pPr>
+            <w:r>
+              <w:rPr>
+                <w:sz w:val="18"/>
+              </w:rPr>
+              <w:t>8,364 (65.3%)</w:t>
+            </w:r>
+          </w:p>
+        </w:tc>
+        <w:tc>
+          <w:tcPr>
+            <w:tcW w:type="dxa" w:w="1987"/>
+            <w:shd w:fill="F8FAFC"/>
+          </w:tcPr>
+          <w:p>
+            <w:pPr>
+              <w:jc w:val="center"/>
+            </w:pPr>
+            <w:r>
+              <w:rPr>
+                <w:sz w:val="18"/>
+              </w:rPr>
+              <w:t>4,447 (34.7%)</w:t>
+            </w:r>
+          </w:p>
+        </w:tc>
+        <w:tc>
+          <w:tcPr>
+            <w:tcW w:type="dxa" w:w="1987"/>
+            <w:shd w:fill="F8FAFC"/>
+          </w:tcPr>
+          <w:p>
+            <w:pPr>
+              <w:jc w:val="left"/>
+            </w:pPr>
+            <w:r>
+              <w:rPr>
+                <w:sz w:val="18"/>
+              </w:rPr>
+              <w:t>1,713 Auto Real + 6,651 Bajos en Manual</w:t>
+            </w:r>
+          </w:p>
+        </w:tc>
+      </w:tr>
+      <w:tr>
+        <w:tc>
+          <w:tcPr>
+            <w:tcW w:type="dxa" w:w="1987"/>
+            <w:shd w:fill="FFFFFF"/>
+          </w:tcPr>
+          <w:p>
+            <w:pPr>
+              <w:jc w:val="left"/>
+            </w:pPr>
+            <w:r>
+              <w:rPr>
+                <w:b/>
+                <w:sz w:val="18"/>
+              </w:rPr>
+              <w:t>Doradobet El Salvador</w:t>
+            </w:r>
+          </w:p>
+        </w:tc>
+        <w:tc>
+          <w:tcPr>
+            <w:tcW w:type="dxa" w:w="1987"/>
+            <w:shd w:fill="FFFFFF"/>
+          </w:tcPr>
+          <w:p>
+            <w:pPr>
+              <w:jc w:val="center"/>
+            </w:pPr>
+            <w:r>
+              <w:rPr>
+                <w:sz w:val="18"/>
+              </w:rPr>
+              <w:t>12,032</w:t>
+            </w:r>
+          </w:p>
+        </w:tc>
+        <w:tc>
+          <w:tcPr>
+            <w:tcW w:type="dxa" w:w="1987"/>
+            <w:shd w:fill="FFFFFF"/>
+          </w:tcPr>
+          <w:p>
+            <w:pPr>
+              <w:jc w:val="center"/>
+            </w:pPr>
+            <w:r>
+              <w:rPr>
+                <w:sz w:val="18"/>
+              </w:rPr>
+              <w:t>6,466 (53.7%)</w:t>
+            </w:r>
+          </w:p>
+        </w:tc>
+        <w:tc>
+          <w:tcPr>
+            <w:tcW w:type="dxa" w:w="1987"/>
+            <w:shd w:fill="FFFFFF"/>
+          </w:tcPr>
+          <w:p>
+            <w:pPr>
+              <w:jc w:val="center"/>
+            </w:pPr>
+            <w:r>
+              <w:rPr>
+                <w:sz w:val="18"/>
+              </w:rPr>
+              <w:t>5,566 (46.3%)</w:t>
+            </w:r>
+          </w:p>
+        </w:tc>
+        <w:tc>
+          <w:tcPr>
+            <w:tcW w:type="dxa" w:w="1987"/>
+            <w:shd w:fill="FFFFFF"/>
+          </w:tcPr>
+          <w:p>
+            <w:pPr>
+              <w:jc w:val="left"/>
+            </w:pPr>
+            <w:r>
+              <w:rPr>
+                <w:sz w:val="18"/>
+              </w:rPr>
+              <w:t>4,375 Auto Real + 2,091 Bajos en Manual</w:t>
+            </w:r>
+          </w:p>
+        </w:tc>
+      </w:tr>
+      <w:tr>
+        <w:tc>
+          <w:tcPr>
+            <w:tcW w:type="dxa" w:w="1987"/>
+            <w:shd w:fill="F8FAFC"/>
+          </w:tcPr>
+          <w:p>
+            <w:pPr>
+              <w:jc w:val="left"/>
+            </w:pPr>
+            <w:r>
+              <w:rPr>
+                <w:b/>
+                <w:sz w:val="18"/>
+              </w:rPr>
+              <w:t>GanaPlay Guatemala</w:t>
+            </w:r>
+          </w:p>
+        </w:tc>
+        <w:tc>
+          <w:tcPr>
+            <w:tcW w:type="dxa" w:w="1987"/>
+            <w:shd w:fill="F8FAFC"/>
+          </w:tcPr>
+          <w:p>
+            <w:pPr>
+              <w:jc w:val="center"/>
+            </w:pPr>
+            <w:r>
+              <w:rPr>
+                <w:sz w:val="18"/>
+              </w:rPr>
+              <w:t>6,134</w:t>
+            </w:r>
+          </w:p>
+        </w:tc>
+        <w:tc>
+          <w:tcPr>
+            <w:tcW w:type="dxa" w:w="1987"/>
+            <w:shd w:fill="F8FAFC"/>
+          </w:tcPr>
+          <w:p>
+            <w:pPr>
+              <w:jc w:val="center"/>
+            </w:pPr>
+            <w:r>
+              <w:rPr>
+                <w:sz w:val="18"/>
+              </w:rPr>
+              <w:t>3,691 (60.2%)</w:t>
+            </w:r>
+          </w:p>
+        </w:tc>
+        <w:tc>
+          <w:tcPr>
+            <w:tcW w:type="dxa" w:w="1987"/>
+            <w:shd w:fill="F8FAFC"/>
+          </w:tcPr>
+          <w:p>
+            <w:pPr>
+              <w:jc w:val="center"/>
+            </w:pPr>
+            <w:r>
+              <w:rPr>
+                <w:sz w:val="18"/>
+              </w:rPr>
+              <w:t>2,443 (39.8%)</w:t>
+            </w:r>
+          </w:p>
+        </w:tc>
+        <w:tc>
+          <w:tcPr>
+            <w:tcW w:type="dxa" w:w="1987"/>
+            <w:shd w:fill="F8FAFC"/>
+          </w:tcPr>
+          <w:p>
+            <w:pPr>
+              <w:jc w:val="left"/>
+            </w:pPr>
+            <w:r>
+              <w:rPr>
+                <w:sz w:val="18"/>
+              </w:rPr>
+              <w:t>2,051 Auto Real + 1,640 Bajos en Manual</w:t>
+            </w:r>
+          </w:p>
+        </w:tc>
+      </w:tr>
+      <w:tr>
+        <w:tc>
+          <w:tcPr>
+            <w:tcW w:type="dxa" w:w="1987"/>
+            <w:shd w:fill="FFFFFF"/>
+          </w:tcPr>
+          <w:p>
+            <w:pPr>
+              <w:jc w:val="left"/>
+            </w:pPr>
+            <w:r>
+              <w:rPr>
+                <w:b/>
+                <w:sz w:val="18"/>
+              </w:rPr>
+              <w:t>Doradobet Guatemala</w:t>
+            </w:r>
+          </w:p>
+        </w:tc>
+        <w:tc>
+          <w:tcPr>
+            <w:tcW w:type="dxa" w:w="1987"/>
+            <w:shd w:fill="FFFFFF"/>
+          </w:tcPr>
+          <w:p>
+            <w:pPr>
+              <w:jc w:val="center"/>
+            </w:pPr>
+            <w:r>
+              <w:rPr>
+                <w:sz w:val="18"/>
+              </w:rPr>
+              <w:t>4,191</w:t>
+            </w:r>
+          </w:p>
+        </w:tc>
+        <w:tc>
+          <w:tcPr>
+            <w:tcW w:type="dxa" w:w="1987"/>
+            <w:shd w:fill="FFFFFF"/>
+          </w:tcPr>
+          <w:p>
+            <w:pPr>
+              <w:jc w:val="center"/>
+            </w:pPr>
+            <w:r>
+              <w:rPr>
+                <w:sz w:val="18"/>
+              </w:rPr>
+              <w:t>2,855 (68.1%)</w:t>
+            </w:r>
+          </w:p>
+        </w:tc>
+        <w:tc>
+          <w:tcPr>
+            <w:tcW w:type="dxa" w:w="1987"/>
+            <w:shd w:fill="FFFFFF"/>
+          </w:tcPr>
+          <w:p>
+            <w:pPr>
+              <w:jc w:val="center"/>
+            </w:pPr>
+            <w:r>
+              <w:rPr>
+                <w:sz w:val="18"/>
+              </w:rPr>
+              <w:t>1,336 (31.9%)</w:t>
+            </w:r>
+          </w:p>
+        </w:tc>
+        <w:tc>
+          <w:tcPr>
+            <w:tcW w:type="dxa" w:w="1987"/>
+            <w:shd w:fill="FFFFFF"/>
+          </w:tcPr>
+          <w:p>
+            <w:pPr>
+              <w:jc w:val="left"/>
+            </w:pPr>
+            <w:r>
+              <w:rPr>
+                <w:sz w:val="18"/>
+              </w:rPr>
+              <w:t>2,513 Auto Real + 342 Bajos en Manual</w:t>
+            </w:r>
+          </w:p>
+        </w:tc>
+      </w:tr>
+      <w:tr>
+        <w:tc>
+          <w:tcPr>
+            <w:tcW w:type="dxa" w:w="1987"/>
+            <w:shd w:fill="F8FAFC"/>
+          </w:tcPr>
+          <w:p>
+            <w:pPr>
+              <w:jc w:val="left"/>
+            </w:pPr>
+            <w:r>
+              <w:rPr>
+                <w:b/>
+                <w:sz w:val="18"/>
+              </w:rPr>
+              <w:t>Doradobet Chile</w:t>
+            </w:r>
+          </w:p>
+        </w:tc>
+        <w:tc>
+          <w:tcPr>
+            <w:tcW w:type="dxa" w:w="1987"/>
+            <w:shd w:fill="F8FAFC"/>
+          </w:tcPr>
+          <w:p>
+            <w:pPr>
+              <w:jc w:val="center"/>
+            </w:pPr>
+            <w:r>
+              <w:rPr>
+                <w:sz w:val="18"/>
+              </w:rPr>
+              <w:t>2,327</w:t>
+            </w:r>
+          </w:p>
+        </w:tc>
+        <w:tc>
+          <w:tcPr>
+            <w:tcW w:type="dxa" w:w="1987"/>
+            <w:shd w:fill="F8FAFC"/>
+          </w:tcPr>
+          <w:p>
+            <w:pPr>
+              <w:jc w:val="center"/>
+            </w:pPr>
+            <w:r>
+              <w:rPr>
+                <w:sz w:val="18"/>
+              </w:rPr>
+              <w:t>1,218 (52.3%)</w:t>
+            </w:r>
+          </w:p>
+        </w:tc>
+        <w:tc>
+          <w:tcPr>
+            <w:tcW w:type="dxa" w:w="1987"/>
+            <w:shd w:fill="F8FAFC"/>
+          </w:tcPr>
+          <w:p>
+            <w:pPr>
+              <w:jc w:val="center"/>
+            </w:pPr>
+            <w:r>
+              <w:rPr>
+                <w:sz w:val="18"/>
+              </w:rPr>
+              <w:t>1,109 (47.7%)</w:t>
+            </w:r>
+          </w:p>
+        </w:tc>
+        <w:tc>
+          <w:tcPr>
+            <w:tcW w:type="dxa" w:w="1987"/>
+            <w:shd w:fill="F8FAFC"/>
+          </w:tcPr>
+          <w:p>
+            <w:pPr>
+              <w:jc w:val="left"/>
+            </w:pPr>
+            <w:r>
+              <w:rPr>
+                <w:sz w:val="18"/>
+              </w:rPr>
+              <w:t>891 Auto Real + 327 Bajos en Manual</w:t>
+            </w:r>
+          </w:p>
+        </w:tc>
+      </w:tr>
+      <w:tr>
+        <w:tc>
+          <w:tcPr>
+            <w:tcW w:type="dxa" w:w="1987"/>
+            <w:shd w:fill="FFFFFF"/>
+          </w:tcPr>
+          <w:p>
+            <w:pPr>
+              <w:jc w:val="left"/>
+            </w:pPr>
+            <w:r>
+              <w:rPr>
+                <w:b/>
+                <w:sz w:val="18"/>
+              </w:rPr>
+              <w:t>Doradobet Honduras</w:t>
+            </w:r>
+          </w:p>
+        </w:tc>
+        <w:tc>
+          <w:tcPr>
+            <w:tcW w:type="dxa" w:w="1987"/>
+            <w:shd w:fill="FFFFFF"/>
+          </w:tcPr>
+          <w:p>
+            <w:pPr>
+              <w:jc w:val="center"/>
+            </w:pPr>
+            <w:r>
+              <w:rPr>
+                <w:sz w:val="18"/>
+              </w:rPr>
+              <w:t>2,027</w:t>
+            </w:r>
+          </w:p>
+        </w:tc>
+        <w:tc>
+          <w:tcPr>
+            <w:tcW w:type="dxa" w:w="1987"/>
+            <w:shd w:fill="FFFFFF"/>
+          </w:tcPr>
+          <w:p>
+            <w:pPr>
+              <w:jc w:val="center"/>
+            </w:pPr>
+            <w:r>
+              <w:rPr>
+                <w:sz w:val="18"/>
+              </w:rPr>
+              <w:t>748 (36.9%)</w:t>
+            </w:r>
+          </w:p>
+        </w:tc>
+        <w:tc>
+          <w:tcPr>
+            <w:tcW w:type="dxa" w:w="1987"/>
+            <w:shd w:fill="FFFFFF"/>
+          </w:tcPr>
+          <w:p>
+            <w:pPr>
+              <w:jc w:val="center"/>
+            </w:pPr>
+            <w:r>
+              <w:rPr>
+                <w:sz w:val="18"/>
+              </w:rPr>
+              <w:t>1,279 (63.1%)</w:t>
+            </w:r>
+          </w:p>
+        </w:tc>
+        <w:tc>
+          <w:tcPr>
+            <w:tcW w:type="dxa" w:w="1987"/>
+            <w:shd w:fill="FFFFFF"/>
+          </w:tcPr>
+          <w:p>
+            <w:pPr>
+              <w:jc w:val="left"/>
+            </w:pPr>
+            <w:r>
+              <w:rPr>
+                <w:sz w:val="18"/>
+              </w:rPr>
+              <w:t>55 Auto Real + 693 Bajos en Manual</w:t>
+            </w:r>
+          </w:p>
+        </w:tc>
+      </w:tr>
+      <w:tr>
+        <w:tc>
+          <w:tcPr>
+            <w:tcW w:type="dxa" w:w="1987"/>
+            <w:shd w:fill="F8FAFC"/>
+          </w:tcPr>
+          <w:p>
+            <w:pPr>
+              <w:jc w:val="left"/>
+            </w:pPr>
+            <w:r>
+              <w:rPr>
+                <w:b/>
+                <w:sz w:val="18"/>
+              </w:rPr>
+              <w:t>Camanbet Venezuela 2</w:t>
+            </w:r>
+          </w:p>
+        </w:tc>
+        <w:tc>
+          <w:tcPr>
+            <w:tcW w:type="dxa" w:w="1987"/>
+            <w:shd w:fill="F8FAFC"/>
+          </w:tcPr>
+          <w:p>
+            <w:pPr>
+              <w:jc w:val="center"/>
+            </w:pPr>
+            <w:r>
+              <w:rPr>
+                <w:sz w:val="18"/>
+              </w:rPr>
+              <w:t>748</w:t>
+            </w:r>
+          </w:p>
+        </w:tc>
+        <w:tc>
+          <w:tcPr>
+            <w:tcW w:type="dxa" w:w="1987"/>
+            <w:shd w:fill="F8FAFC"/>
+          </w:tcPr>
+          <w:p>
+            <w:pPr>
+              <w:jc w:val="center"/>
+            </w:pPr>
+            <w:r>
+              <w:rPr>
+                <w:sz w:val="18"/>
+              </w:rPr>
+              <w:t>581 (77.7%)</w:t>
+            </w:r>
+          </w:p>
+        </w:tc>
+        <w:tc>
+          <w:tcPr>
+            <w:tcW w:type="dxa" w:w="1987"/>
+            <w:shd w:fill="F8FAFC"/>
+          </w:tcPr>
+          <w:p>
+            <w:pPr>
+              <w:jc w:val="center"/>
+            </w:pPr>
+            <w:r>
+              <w:rPr>
+                <w:sz w:val="18"/>
+              </w:rPr>
+              <w:t>167 (22.3%)</w:t>
+            </w:r>
+          </w:p>
+        </w:tc>
+        <w:tc>
+          <w:tcPr>
+            <w:tcW w:type="dxa" w:w="1987"/>
+            <w:shd w:fill="F8FAFC"/>
+          </w:tcPr>
+          <w:p>
+            <w:pPr>
+              <w:jc w:val="left"/>
+            </w:pPr>
+            <w:r>
+              <w:rPr>
+                <w:sz w:val="18"/>
+              </w:rPr>
+              <w:t>202 Auto Real + 379 Bajos en Manual</w:t>
+            </w:r>
+          </w:p>
+        </w:tc>
+      </w:tr>
+      <w:tr>
+        <w:tc>
+          <w:tcPr>
+            <w:tcW w:type="dxa" w:w="1987"/>
+            <w:shd w:fill="FFFFFF"/>
+          </w:tcPr>
+          <w:p>
+            <w:pPr>
+              <w:jc w:val="left"/>
+            </w:pPr>
+            <w:r>
+              <w:rPr>
+                <w:b/>
+                <w:sz w:val="18"/>
+              </w:rPr>
+              <w:t>Doradobet Bolivia</w:t>
+            </w:r>
+          </w:p>
+        </w:tc>
+        <w:tc>
+          <w:tcPr>
+            <w:tcW w:type="dxa" w:w="1987"/>
+            <w:shd w:fill="FFFFFF"/>
+          </w:tcPr>
+          <w:p>
+            <w:pPr>
+              <w:jc w:val="center"/>
+            </w:pPr>
+            <w:r>
+              <w:rPr>
+                <w:sz w:val="18"/>
+              </w:rPr>
+              <w:t>1,027</w:t>
+            </w:r>
+          </w:p>
+        </w:tc>
+        <w:tc>
+          <w:tcPr>
+            <w:tcW w:type="dxa" w:w="1987"/>
+            <w:shd w:fill="FFFFFF"/>
+          </w:tcPr>
+          <w:p>
+            <w:pPr>
+              <w:jc w:val="center"/>
+            </w:pPr>
+            <w:r>
+              <w:rPr>
+                <w:sz w:val="18"/>
+              </w:rPr>
+              <w:t>358 (34.9%)</w:t>
+            </w:r>
+          </w:p>
+        </w:tc>
+        <w:tc>
+          <w:tcPr>
+            <w:tcW w:type="dxa" w:w="1987"/>
+            <w:shd w:fill="FFFFFF"/>
+          </w:tcPr>
+          <w:p>
+            <w:pPr>
+              <w:jc w:val="center"/>
+            </w:pPr>
+            <w:r>
+              <w:rPr>
+                <w:sz w:val="18"/>
+              </w:rPr>
+              <w:t>669 (65.1%)</w:t>
+            </w:r>
+          </w:p>
+        </w:tc>
+        <w:tc>
+          <w:tcPr>
+            <w:tcW w:type="dxa" w:w="1987"/>
+            <w:shd w:fill="FFFFFF"/>
+          </w:tcPr>
+          <w:p>
+            <w:pPr>
+              <w:jc w:val="left"/>
+            </w:pPr>
+            <w:r>
+              <w:rPr>
+                <w:sz w:val="18"/>
+              </w:rPr>
+              <w:t>2 Auto Real + 356 Bajos en Manual</w:t>
+            </w:r>
+          </w:p>
+        </w:tc>
+      </w:tr>
+      <w:tr>
+        <w:tc>
+          <w:tcPr>
+            <w:tcW w:type="dxa" w:w="1987"/>
+            <w:shd w:fill="E2E8F0"/>
+          </w:tcPr>
+          <w:p>
+            <w:pPr>
+              <w:jc w:val="left"/>
+            </w:pPr>
+            <w:r>
+              <w:rPr>
+                <w:b/>
+                <w:sz w:val="18"/>
+              </w:rPr>
+              <w:t>TOTAL CONSOLIDADO</w:t>
+            </w:r>
+          </w:p>
+        </w:tc>
+        <w:tc>
+          <w:tcPr>
+            <w:tcW w:type="dxa" w:w="1987"/>
+            <w:shd w:fill="E2E8F0"/>
+          </w:tcPr>
+          <w:p>
+            <w:pPr>
+              <w:jc w:val="center"/>
+            </w:pPr>
+            <w:r>
+              <w:rPr>
+                <w:b/>
+                <w:sz w:val="18"/>
+              </w:rPr>
+              <w:t>579,809</w:t>
+            </w:r>
+          </w:p>
+        </w:tc>
+        <w:tc>
+          <w:tcPr>
+            <w:tcW w:type="dxa" w:w="1987"/>
+            <w:shd w:fill="E2E8F0"/>
+          </w:tcPr>
+          <w:p>
+            <w:pPr>
+              <w:jc w:val="center"/>
+            </w:pPr>
+            <w:r>
+              <w:rPr>
+                <w:b/>
+                <w:sz w:val="18"/>
+              </w:rPr>
+              <w:t>411,206 (70.9%)</w:t>
+            </w:r>
+          </w:p>
+        </w:tc>
+        <w:tc>
+          <w:tcPr>
+            <w:tcW w:type="dxa" w:w="1987"/>
+            <w:shd w:fill="E2E8F0"/>
+          </w:tcPr>
+          <w:p>
+            <w:pPr>
+              <w:jc w:val="center"/>
+            </w:pPr>
+            <w:r>
+              <w:rPr>
+                <w:b/>
+                <w:sz w:val="18"/>
+              </w:rPr>
+              <w:t>168,603 (29.1%)</w:t>
+            </w:r>
+          </w:p>
+        </w:tc>
+        <w:tc>
+          <w:tcPr>
+            <w:tcW w:type="dxa" w:w="1987"/>
+            <w:shd w:fill="E2E8F0"/>
+          </w:tcPr>
+          <w:p>
+            <w:pPr>
+              <w:jc w:val="left"/>
+            </w:pPr>
+            <w:r>
+              <w:rPr>
+                <w:b/>
+                <w:sz w:val="18"/>
+              </w:rPr>
+              <w:t>305,366 Auto Real + 105,840 Bajos en Manual</w:t>
+            </w:r>
+          </w:p>
+        </w:tc>
+      </w:tr>
+    </w:tbl>
+    <w:p/>
+    <w:p>
+      <w:pPr>
+        <w:pStyle w:val="Heading1"/>
+      </w:pPr>
+      <w:r>
+        <w:rPr>
+          <w:color w:val="0F172A"/>
+        </w:rPr>
+        <w:t>2. Desglose Detallado de los 579,809 Retiros por Categoria de Riesgo</w:t>
+      </w:r>
+    </w:p>
+    <w:p>
+      <w:r>
+        <w:rPr>
+          <w:rFonts w:ascii="Calibri" w:hAnsi="Calibri"/>
+        </w:rPr>
+        <w:t>Separación exacta de los retiros procesados en el mes de Julio en sus tres componentes:</w:t>
+      </w:r>
+    </w:p>
+    <w:tbl>
+      <w:tblPr>
+        <w:tblW w:type="auto" w:w="0"/>
+        <w:jc w:val="center"/>
+        <w:tblLook w:firstColumn="1" w:firstRow="1" w:lastColumn="0" w:lastRow="0" w:noHBand="0" w:noVBand="1" w:val="04A0"/>
+      </w:tblPr>
+      <w:tblGrid>
+        <w:gridCol w:w="1987"/>
+        <w:gridCol w:w="1987"/>
+        <w:gridCol w:w="1987"/>
+        <w:gridCol w:w="1987"/>
+        <w:gridCol w:w="1987"/>
+      </w:tblGrid>
+      <w:tr>
+        <w:tc>
+          <w:tcPr>
+            <w:tcW w:type="dxa" w:w="1987"/>
+            <w:shd w:fill="0F172A"/>
+          </w:tcPr>
+          <w:p>
+            <w:pPr>
+              <w:jc w:val="left"/>
+            </w:pPr>
+            <w:r>
+              <w:rPr>
+                <w:b/>
+                <w:color w:val="FFFFFF"/>
+                <w:sz w:val="19"/>
+              </w:rPr>
+              <w:t>Marca / Partner</w:t>
+            </w:r>
+          </w:p>
+        </w:tc>
+        <w:tc>
+          <w:tcPr>
+            <w:tcW w:type="dxa" w:w="1987"/>
+            <w:shd w:fill="0F172A"/>
+          </w:tcPr>
+          <w:p>
+            <w:pPr>
+              <w:jc w:val="center"/>
+            </w:pPr>
+            <w:r>
+              <w:rPr>
+                <w:b/>
+                <w:color w:val="FFFFFF"/>
+                <w:sz w:val="19"/>
+              </w:rPr>
+              <w:t>Total Retiros</w:t>
+            </w:r>
+          </w:p>
+        </w:tc>
+        <w:tc>
+          <w:tcPr>
+            <w:tcW w:type="dxa" w:w="1987"/>
+            <w:shd w:fill="0F172A"/>
+          </w:tcPr>
+          <w:p>
+            <w:pPr>
+              <w:jc w:val="center"/>
+            </w:pPr>
+            <w:r>
+              <w:rPr>
+                <w:b/>
+                <w:color w:val="FFFFFF"/>
+                <w:sz w:val="19"/>
+              </w:rPr>
+              <w:t>Automático Real</w:t>
             </w:r>
           </w:p>
         </w:tc>
@@ -3517,7 +2954,6 @@
         </w:tc>
       </w:tr>
     </w:tbl>
-    <w:p/>
     <w:sectPr>
       <w:pgSz w:w="12240" w:h="15840"/>
       <w:pgMar w:top="1152" w:right="1152" w:bottom="1152" w:left="1152" w:header="720" w:footer="720" w:gutter="0"/>

--- a/Informe_Analisis_Efectividad_Automatizacion.docx
+++ b/Informe_Analisis_Efectividad_Automatizacion.docx
@@ -27,7 +27,7 @@
           <w:color w:val="475569"/>
           <w:sz w:val="24"/>
         </w:rPr>
-        <w:t>Análisis de Automatización Estipulada (Riesgo Bajo Incluido - Botón Encendido) y Ejecutado Real</w:t>
+        <w:t>Medición Comparativa de Variación: Switch Encendido (Riesgo Bajo Incluido) vs Switch Apagado (Ejecutado Real)</w:t>
       </w:r>
     </w:p>
     <w:p>
@@ -40,7 +40,7 @@
           <w:color w:val="64748B"/>
           <w:sz w:val="20"/>
         </w:rPr>
-        <w:t>Fecha de Generación: 11 de Agosto de 2026 | Período Auditado: Julio 2026 vs Junio 2026</w:t>
+        <w:t>Fecha de Generación: 12 de Agosto de 2026 | Período Auditado: Julio 2026 vs Junio 2026</w:t>
       </w:r>
     </w:p>
     <w:p/>
@@ -52,7 +52,7 @@
         <w:rPr>
           <w:color w:val="0F172A"/>
         </w:rPr>
-        <w:t>1. Resumen Ejecutivo: Automatización con Reglas Estipuladas (Botón Encendido)</w:t>
+        <w:t>1. Resumen Ejecutivo y Comparación Dual de Variación</w:t>
       </w:r>
     </w:p>
     <w:p>
@@ -61,7 +61,10 @@
           <w:rFonts w:ascii="Calibri" w:hAnsi="Calibri"/>
           <w:sz w:val="22"/>
         </w:rPr>
-        <w:t>Al activar las Reglas de Negocio Estipuladas (Botón Encendido en el Tablero), todos los retiros clasificados en Riesgo Bajo son procesados como Automáticos. Bajo este enfoque de regla de negocio, el mes de Julio 2026 alcanza un total de 411,206 retiros automáticos sobre 579,809 notas globales, elevando la Tasa de Automatización Estipulada al 70.9% (71%). A continuación se presenta el desglose exacto por marca comparando la Automatización Estipulada (Botón Encendido) frente a las aprobaciones manuales restantes de Otros Niveles:</w:t>
+        <w:t>El presente informe audita la variación en la tasa de automatización de retiros entre Junio y Julio 2026 bajo dos perspectivas complementarias: 1) Escenario Estipulado (Switch Encendido): Incluye todos los casos de Riesgo Bajo como automáticos. 2) Escenario Real Estricto (Switch Apagado): Mide únicamente las solicitudes efectivamente procesadas por la pasarela automática.</w:t>
+        <w:br/>
+        <w:br/>
+        <w:t>En Ecuabet Ecuador, con el switch encendido la automatización se mantuvo ESTABLE en 75% (-0.3%), habiendo procesado 239,858 retiros sobre 320,263 notas. En el ejecutado real estricto la tasa varió -5.1% (de 62.0% a 56.9%) debido al aumento del volumen transaccional (+15.3%) retenido preventivamente en cola manual.</w:t>
       </w:r>
     </w:p>
     <w:tbl>
@@ -71,16 +74,18 @@
         <w:tblLook w:firstColumn="1" w:firstRow="1" w:lastColumn="0" w:lastRow="0" w:noHBand="0" w:noVBand="1" w:val="04A0"/>
       </w:tblPr>
       <w:tblGrid>
-        <w:gridCol w:w="1987"/>
-        <w:gridCol w:w="1987"/>
-        <w:gridCol w:w="1987"/>
-        <w:gridCol w:w="1987"/>
-        <w:gridCol w:w="1987"/>
+        <w:gridCol w:w="1419"/>
+        <w:gridCol w:w="1419"/>
+        <w:gridCol w:w="1419"/>
+        <w:gridCol w:w="1419"/>
+        <w:gridCol w:w="1419"/>
+        <w:gridCol w:w="1419"/>
+        <w:gridCol w:w="1419"/>
       </w:tblGrid>
       <w:tr>
         <w:tc>
           <w:tcPr>
-            <w:tcW w:type="dxa" w:w="1987"/>
+            <w:tcW w:type="dxa" w:w="1419"/>
             <w:shd w:fill="0F172A"/>
           </w:tcPr>
           <w:p>
@@ -91,15 +96,15 @@
               <w:rPr>
                 <w:b/>
                 <w:color w:val="FFFFFF"/>
-                <w:sz w:val="19"/>
+                <w:sz w:val="18"/>
               </w:rPr>
-              <w:t>Marca / Partner</w:t>
+              <w:t>Marca</w:t>
             </w:r>
           </w:p>
         </w:tc>
         <w:tc>
           <w:tcPr>
-            <w:tcW w:type="dxa" w:w="1987"/>
+            <w:tcW w:type="dxa" w:w="1419"/>
             <w:shd w:fill="0F172A"/>
           </w:tcPr>
           <w:p>
@@ -110,15 +115,15 @@
               <w:rPr>
                 <w:b/>
                 <w:color w:val="FFFFFF"/>
-                <w:sz w:val="19"/>
+                <w:sz w:val="18"/>
               </w:rPr>
-              <w:t>Total Retiros</w:t>
+              <w:t>Junio (Estip/Real)</w:t>
             </w:r>
           </w:p>
         </w:tc>
         <w:tc>
           <w:tcPr>
-            <w:tcW w:type="dxa" w:w="1987"/>
+            <w:tcW w:type="dxa" w:w="1419"/>
             <w:shd w:fill="0F172A"/>
           </w:tcPr>
           <w:p>
@@ -129,15 +134,15 @@
               <w:rPr>
                 <w:b/>
                 <w:color w:val="FFFFFF"/>
-                <w:sz w:val="19"/>
+                <w:sz w:val="18"/>
               </w:rPr>
-              <w:t>Auto Estipulado (Riesgo Bajo Incluido)</w:t>
+              <w:t>Julio (Estip/Real)</w:t>
             </w:r>
           </w:p>
         </w:tc>
         <w:tc>
           <w:tcPr>
-            <w:tcW w:type="dxa" w:w="1987"/>
+            <w:tcW w:type="dxa" w:w="1419"/>
             <w:shd w:fill="0F172A"/>
           </w:tcPr>
           <w:p>
@@ -148,15 +153,53 @@
               <w:rPr>
                 <w:b/>
                 <w:color w:val="FFFFFF"/>
-                <w:sz w:val="19"/>
+                <w:sz w:val="18"/>
               </w:rPr>
-              <w:t>Manual (Otros Niveles)</w:t>
+              <w:t>Crec. Vol</w:t>
             </w:r>
           </w:p>
         </w:tc>
         <w:tc>
           <w:tcPr>
-            <w:tcW w:type="dxa" w:w="1987"/>
+            <w:tcW w:type="dxa" w:w="1419"/>
+            <w:shd w:fill="0F172A"/>
+          </w:tcPr>
+          <w:p>
+            <w:pPr>
+              <w:jc w:val="center"/>
+            </w:pPr>
+            <w:r>
+              <w:rPr>
+                <w:b/>
+                <w:color w:val="FFFFFF"/>
+                <w:sz w:val="18"/>
+              </w:rPr>
+              <w:t>Var. Switch Encendido (Estipulado)</w:t>
+            </w:r>
+          </w:p>
+        </w:tc>
+        <w:tc>
+          <w:tcPr>
+            <w:tcW w:type="dxa" w:w="1419"/>
+            <w:shd w:fill="0F172A"/>
+          </w:tcPr>
+          <w:p>
+            <w:pPr>
+              <w:jc w:val="center"/>
+            </w:pPr>
+            <w:r>
+              <w:rPr>
+                <w:b/>
+                <w:color w:val="FFFFFF"/>
+                <w:sz w:val="18"/>
+              </w:rPr>
+              <w:t>Var. Switch Apagado (Real)</w:t>
+            </w:r>
+          </w:p>
+        </w:tc>
+        <w:tc>
+          <w:tcPr>
+            <w:tcW w:type="dxa" w:w="1419"/>
             <w:shd w:fill="0F172A"/>
           </w:tcPr>
           <w:p>
@@ -167,9 +210,9 @@
               <w:rPr>
                 <w:b/>
                 <w:color w:val="FFFFFF"/>
-                <w:sz w:val="19"/>
+                <w:sz w:val="18"/>
               </w:rPr>
-              <w:t>Composición de Automatización</w:t>
+              <w:t>Diagnóstico Operativo</w:t>
             </w:r>
           </w:p>
         </w:tc>
@@ -177,7 +220,7 @@
       <w:tr>
         <w:tc>
           <w:tcPr>
-            <w:tcW w:type="dxa" w:w="1987"/>
+            <w:tcW w:type="dxa" w:w="1419"/>
             <w:shd w:fill="F8FAFC"/>
           </w:tcPr>
           <w:p>
@@ -187,15 +230,15 @@
             <w:r>
               <w:rPr>
                 <w:b/>
-                <w:sz w:val="18"/>
+                <w:sz w:val="17"/>
               </w:rPr>
-              <w:t>Doradobet Costa Rica</w:t>
+              <w:t>Ecuabet Ecuador</w:t>
             </w:r>
           </w:p>
         </w:tc>
         <w:tc>
           <w:tcPr>
-            <w:tcW w:type="dxa" w:w="1987"/>
+            <w:tcW w:type="dxa" w:w="1419"/>
             <w:shd w:fill="F8FAFC"/>
           </w:tcPr>
           <w:p>
@@ -204,15 +247,15 @@
             </w:pPr>
             <w:r>
               <w:rPr>
-                <w:sz w:val="18"/>
+                <w:sz w:val="17"/>
               </w:rPr>
-              <w:t>27,349</w:t>
+              <w:t>277,719 (75.2% / 62.0%)</w:t>
             </w:r>
           </w:p>
         </w:tc>
         <w:tc>
           <w:tcPr>
-            <w:tcW w:type="dxa" w:w="1987"/>
+            <w:tcW w:type="dxa" w:w="1419"/>
             <w:shd w:fill="F8FAFC"/>
           </w:tcPr>
           <w:p>
@@ -221,15 +264,15 @@
             </w:pPr>
             <w:r>
               <w:rPr>
-                <w:sz w:val="18"/>
+                <w:sz w:val="17"/>
               </w:rPr>
-              <w:t>17,569 (64.2%)</w:t>
+              <w:t>320,263 (74.9% / 56.9%)</w:t>
             </w:r>
           </w:p>
         </w:tc>
         <w:tc>
           <w:tcPr>
-            <w:tcW w:type="dxa" w:w="1987"/>
+            <w:tcW w:type="dxa" w:w="1419"/>
             <w:shd w:fill="F8FAFC"/>
           </w:tcPr>
           <w:p>
@@ -238,15 +281,50 @@
             </w:pPr>
             <w:r>
               <w:rPr>
-                <w:sz w:val="18"/>
+                <w:sz w:val="17"/>
               </w:rPr>
-              <w:t>9,780 (35.8%)</w:t>
+              <w:t>+15.3%</w:t>
             </w:r>
           </w:p>
         </w:tc>
         <w:tc>
           <w:tcPr>
-            <w:tcW w:type="dxa" w:w="1987"/>
+            <w:tcW w:type="dxa" w:w="1419"/>
+            <w:shd w:fill="ECFDF5"/>
+          </w:tcPr>
+          <w:p>
+            <w:pPr>
+              <w:jc w:val="center"/>
+            </w:pPr>
+            <w:r>
+              <w:rPr>
+                <w:b/>
+                <w:sz w:val="17"/>
+              </w:rPr>
+              <w:t>-0.3% = (ESTABLE EN 75%)</w:t>
+            </w:r>
+          </w:p>
+        </w:tc>
+        <w:tc>
+          <w:tcPr>
+            <w:tcW w:type="dxa" w:w="1419"/>
+            <w:shd w:fill="F0F9FF"/>
+          </w:tcPr>
+          <w:p>
+            <w:pPr>
+              <w:jc w:val="center"/>
+            </w:pPr>
+            <w:r>
+              <w:rPr>
+                <w:sz w:val="17"/>
+              </w:rPr>
+              <w:t>-5.1%</w:t>
+            </w:r>
+          </w:p>
+        </w:tc>
+        <w:tc>
+          <w:tcPr>
+            <w:tcW w:type="dxa" w:w="1419"/>
             <w:shd w:fill="F8FAFC"/>
           </w:tcPr>
           <w:p>
@@ -255,9 +333,9 @@
             </w:pPr>
             <w:r>
               <w:rPr>
-                <w:sz w:val="18"/>
+                <w:sz w:val="17"/>
               </w:rPr>
-              <w:t>Coincidencia 100% con Ejemplo de Imagen (64% / 36%)</w:t>
+              <w:t>Con switch encendido la automatización se mantuvo ESTABLE en 75% (-0.3%). En el ejecutado real varió -5.1% por mayor volumen manual de bajo riesgo.</w:t>
             </w:r>
           </w:p>
         </w:tc>
@@ -265,7 +343,7 @@
       <w:tr>
         <w:tc>
           <w:tcPr>
-            <w:tcW w:type="dxa" w:w="1987"/>
+            <w:tcW w:type="dxa" w:w="1419"/>
             <w:shd w:fill="FFFFFF"/>
           </w:tcPr>
           <w:p>
@@ -275,15 +353,15 @@
             <w:r>
               <w:rPr>
                 <w:b/>
-                <w:sz w:val="18"/>
+                <w:sz w:val="17"/>
               </w:rPr>
-              <w:t>Ecuabet Ecuador</w:t>
+              <w:t>Doradobet Perú</w:t>
             </w:r>
           </w:p>
         </w:tc>
         <w:tc>
           <w:tcPr>
-            <w:tcW w:type="dxa" w:w="1987"/>
+            <w:tcW w:type="dxa" w:w="1419"/>
             <w:shd w:fill="FFFFFF"/>
           </w:tcPr>
           <w:p>
@@ -292,15 +370,15 @@
             </w:pPr>
             <w:r>
               <w:rPr>
-                <w:sz w:val="18"/>
+                <w:sz w:val="17"/>
               </w:rPr>
-              <w:t>320,263</w:t>
+              <w:t>88,899 (74.4% / 71.8%)</w:t>
             </w:r>
           </w:p>
         </w:tc>
         <w:tc>
           <w:tcPr>
-            <w:tcW w:type="dxa" w:w="1987"/>
+            <w:tcW w:type="dxa" w:w="1419"/>
             <w:shd w:fill="FFFFFF"/>
           </w:tcPr>
           <w:p>
@@ -309,15 +387,15 @@
             </w:pPr>
             <w:r>
               <w:rPr>
-                <w:sz w:val="18"/>
+                <w:sz w:val="17"/>
               </w:rPr>
-              <w:t>239,858 (74.9%)</w:t>
+              <w:t>87,792 (73.4% / 67.4%)</w:t>
             </w:r>
           </w:p>
         </w:tc>
         <w:tc>
           <w:tcPr>
-            <w:tcW w:type="dxa" w:w="1987"/>
+            <w:tcW w:type="dxa" w:w="1419"/>
             <w:shd w:fill="FFFFFF"/>
           </w:tcPr>
           <w:p>
@@ -326,15 +404,50 @@
             </w:pPr>
             <w:r>
               <w:rPr>
-                <w:sz w:val="18"/>
+                <w:sz w:val="17"/>
               </w:rPr>
-              <w:t>80,405 (25.1%)</w:t>
+              <w:t>-1.2%</w:t>
             </w:r>
           </w:p>
         </w:tc>
         <w:tc>
           <w:tcPr>
-            <w:tcW w:type="dxa" w:w="1987"/>
+            <w:tcW w:type="dxa" w:w="1419"/>
+            <w:shd w:fill="ECFDF5"/>
+          </w:tcPr>
+          <w:p>
+            <w:pPr>
+              <w:jc w:val="center"/>
+            </w:pPr>
+            <w:r>
+              <w:rPr>
+                <w:b/>
+                <w:sz w:val="17"/>
+              </w:rPr>
+              <w:t>-1.0% = (ESTABLE EN 73-74%)</w:t>
+            </w:r>
+          </w:p>
+        </w:tc>
+        <w:tc>
+          <w:tcPr>
+            <w:tcW w:type="dxa" w:w="1419"/>
+            <w:shd w:fill="F0F9FF"/>
+          </w:tcPr>
+          <w:p>
+            <w:pPr>
+              <w:jc w:val="center"/>
+            </w:pPr>
+            <w:r>
+              <w:rPr>
+                <w:sz w:val="17"/>
+              </w:rPr>
+              <w:t>-4.4%</w:t>
+            </w:r>
+          </w:p>
+        </w:tc>
+        <w:tc>
+          <w:tcPr>
+            <w:tcW w:type="dxa" w:w="1419"/>
             <w:shd w:fill="FFFFFF"/>
           </w:tcPr>
           <w:p>
@@ -343,9 +456,9 @@
             </w:pPr>
             <w:r>
               <w:rPr>
-                <w:sz w:val="18"/>
+                <w:sz w:val="17"/>
               </w:rPr>
-              <w:t>182,313 Auto Real + 57,545 Bajos en Manual</w:t>
+              <w:t>Estable en 73-74% con switch encendido (-1.0%). Variación real de -4.4% por retiros sobre 1,999 PEN derivados a auditoría manual.</w:t>
             </w:r>
           </w:p>
         </w:tc>
@@ -353,7 +466,7 @@
       <w:tr>
         <w:tc>
           <w:tcPr>
-            <w:tcW w:type="dxa" w:w="1987"/>
+            <w:tcW w:type="dxa" w:w="1419"/>
             <w:shd w:fill="F8FAFC"/>
           </w:tcPr>
           <w:p>
@@ -363,15 +476,15 @@
             <w:r>
               <w:rPr>
                 <w:b/>
-                <w:sz w:val="18"/>
+                <w:sz w:val="17"/>
               </w:rPr>
-              <w:t>Doradobet Perú</w:t>
+              <w:t>GanaPlay El Salvador</w:t>
             </w:r>
           </w:p>
         </w:tc>
         <w:tc>
           <w:tcPr>
-            <w:tcW w:type="dxa" w:w="1987"/>
+            <w:tcW w:type="dxa" w:w="1419"/>
             <w:shd w:fill="F8FAFC"/>
           </w:tcPr>
           <w:p>
@@ -380,15 +493,15 @@
             </w:pPr>
             <w:r>
               <w:rPr>
-                <w:sz w:val="18"/>
+                <w:sz w:val="17"/>
               </w:rPr>
-              <w:t>87,792</w:t>
+              <w:t>50,844 (60.7% / 27.2%)</w:t>
             </w:r>
           </w:p>
         </w:tc>
         <w:tc>
           <w:tcPr>
-            <w:tcW w:type="dxa" w:w="1987"/>
+            <w:tcW w:type="dxa" w:w="1419"/>
             <w:shd w:fill="F8FAFC"/>
           </w:tcPr>
           <w:p>
@@ -397,15 +510,15 @@
             </w:pPr>
             <w:r>
               <w:rPr>
-                <w:sz w:val="18"/>
+                <w:sz w:val="17"/>
               </w:rPr>
-              <w:t>64,456 (73.4%)</w:t>
+              <w:t>57,743 (60.7% / 27.4%)</w:t>
             </w:r>
           </w:p>
         </w:tc>
         <w:tc>
           <w:tcPr>
-            <w:tcW w:type="dxa" w:w="1987"/>
+            <w:tcW w:type="dxa" w:w="1419"/>
             <w:shd w:fill="F8FAFC"/>
           </w:tcPr>
           <w:p>
@@ -414,15 +527,50 @@
             </w:pPr>
             <w:r>
               <w:rPr>
-                <w:sz w:val="18"/>
+                <w:sz w:val="17"/>
               </w:rPr>
-              <w:t>23,336 (26.6%)</w:t>
+              <w:t>+13.6%</w:t>
             </w:r>
           </w:p>
         </w:tc>
         <w:tc>
           <w:tcPr>
-            <w:tcW w:type="dxa" w:w="1987"/>
+            <w:tcW w:type="dxa" w:w="1419"/>
+            <w:shd w:fill="ECFDF5"/>
+          </w:tcPr>
+          <w:p>
+            <w:pPr>
+              <w:jc w:val="center"/>
+            </w:pPr>
+            <w:r>
+              <w:rPr>
+                <w:b/>
+                <w:sz w:val="17"/>
+              </w:rPr>
+              <w:t>+0.0% = (ESTABLE)</w:t>
+            </w:r>
+          </w:p>
+        </w:tc>
+        <w:tc>
+          <w:tcPr>
+            <w:tcW w:type="dxa" w:w="1419"/>
+            <w:shd w:fill="F0F9FF"/>
+          </w:tcPr>
+          <w:p>
+            <w:pPr>
+              <w:jc w:val="center"/>
+            </w:pPr>
+            <w:r>
+              <w:rPr>
+                <w:sz w:val="17"/>
+              </w:rPr>
+              <w:t>+0.2%</w:t>
+            </w:r>
+          </w:p>
+        </w:tc>
+        <w:tc>
+          <w:tcPr>
+            <w:tcW w:type="dxa" w:w="1419"/>
             <w:shd w:fill="F8FAFC"/>
           </w:tcPr>
           <w:p>
@@ -431,9 +579,9 @@
             </w:pPr>
             <w:r>
               <w:rPr>
-                <w:sz w:val="18"/>
+                <w:sz w:val="17"/>
               </w:rPr>
-              <w:t>59,169 Auto Real + 5,287 Bajos en Manual</w:t>
+              <w:t>Operación perfectamente ESTABLE en 60.7% con switch encendido (0.0%) y ligera mejora real (+0.2%) con crecimiento de volumen USD.</w:t>
             </w:r>
           </w:p>
         </w:tc>
@@ -441,7 +589,7 @@
       <w:tr>
         <w:tc>
           <w:tcPr>
-            <w:tcW w:type="dxa" w:w="1987"/>
+            <w:tcW w:type="dxa" w:w="1419"/>
             <w:shd w:fill="FFFFFF"/>
           </w:tcPr>
           <w:p>
@@ -451,15 +599,15 @@
             <w:r>
               <w:rPr>
                 <w:b/>
-                <w:sz w:val="18"/>
+                <w:sz w:val="17"/>
               </w:rPr>
-              <w:t>GanaPlay El Salvador</w:t>
+              <w:t>Doradobet Ecuador</w:t>
             </w:r>
           </w:p>
         </w:tc>
         <w:tc>
           <w:tcPr>
-            <w:tcW w:type="dxa" w:w="1987"/>
+            <w:tcW w:type="dxa" w:w="1419"/>
             <w:shd w:fill="FFFFFF"/>
           </w:tcPr>
           <w:p>
@@ -468,15 +616,15 @@
             </w:pPr>
             <w:r>
               <w:rPr>
-                <w:sz w:val="18"/>
+                <w:sz w:val="17"/>
               </w:rPr>
-              <w:t>57,743</w:t>
+              <w:t>28,344 (61.7% / 46.3%)</w:t>
             </w:r>
           </w:p>
         </w:tc>
         <w:tc>
           <w:tcPr>
-            <w:tcW w:type="dxa" w:w="1987"/>
+            <w:tcW w:type="dxa" w:w="1419"/>
             <w:shd w:fill="FFFFFF"/>
           </w:tcPr>
           <w:p>
@@ -485,15 +633,15 @@
             </w:pPr>
             <w:r>
               <w:rPr>
-                <w:sz w:val="18"/>
+                <w:sz w:val="17"/>
               </w:rPr>
-              <w:t>35,064 (60.7%)</w:t>
+              <w:t>29,436 (61.8% / 35.8%)</w:t>
             </w:r>
           </w:p>
         </w:tc>
         <w:tc>
           <w:tcPr>
-            <w:tcW w:type="dxa" w:w="1987"/>
+            <w:tcW w:type="dxa" w:w="1419"/>
             <w:shd w:fill="FFFFFF"/>
           </w:tcPr>
           <w:p>
@@ -502,15 +650,50 @@
             </w:pPr>
             <w:r>
               <w:rPr>
-                <w:sz w:val="18"/>
+                <w:sz w:val="17"/>
               </w:rPr>
-              <w:t>22,679 (39.3%)</w:t>
+              <w:t>+3.9%</w:t>
             </w:r>
           </w:p>
         </w:tc>
         <w:tc>
           <w:tcPr>
-            <w:tcW w:type="dxa" w:w="1987"/>
+            <w:tcW w:type="dxa" w:w="1419"/>
+            <w:shd w:fill="ECFDF5"/>
+          </w:tcPr>
+          <w:p>
+            <w:pPr>
+              <w:jc w:val="center"/>
+            </w:pPr>
+            <w:r>
+              <w:rPr>
+                <w:b/>
+                <w:sz w:val="17"/>
+              </w:rPr>
+              <w:t>+0.1% = (ESTABLE)</w:t>
+            </w:r>
+          </w:p>
+        </w:tc>
+        <w:tc>
+          <w:tcPr>
+            <w:tcW w:type="dxa" w:w="1419"/>
+            <w:shd w:fill="F0F9FF"/>
+          </w:tcPr>
+          <w:p>
+            <w:pPr>
+              <w:jc w:val="center"/>
+            </w:pPr>
+            <w:r>
+              <w:rPr>
+                <w:sz w:val="17"/>
+              </w:rPr>
+              <w:t>-10.5%</w:t>
+            </w:r>
+          </w:p>
+        </w:tc>
+        <w:tc>
+          <w:tcPr>
+            <w:tcW w:type="dxa" w:w="1419"/>
             <w:shd w:fill="FFFFFF"/>
           </w:tcPr>
           <w:p>
@@ -519,9 +702,9 @@
             </w:pPr>
             <w:r>
               <w:rPr>
-                <w:sz w:val="18"/>
+                <w:sz w:val="17"/>
               </w:rPr>
-              <w:t>15,838 Auto Real + 19,226 Bajos en Manual</w:t>
+              <w:t>Con switch encendido se mantiene ESTABLE en 62% (+0.1%). Caída real (-10.5%) por restricciones post 10-Jun en riesgo medio.</w:t>
             </w:r>
           </w:p>
         </w:tc>
@@ -529,7 +712,7 @@
       <w:tr>
         <w:tc>
           <w:tcPr>
-            <w:tcW w:type="dxa" w:w="1987"/>
+            <w:tcW w:type="dxa" w:w="1419"/>
             <w:shd w:fill="F8FAFC"/>
           </w:tcPr>
           <w:p>
@@ -539,15 +722,15 @@
             <w:r>
               <w:rPr>
                 <w:b/>
-                <w:sz w:val="18"/>
+                <w:sz w:val="17"/>
               </w:rPr>
-              <w:t>Doradobet Ecuador</w:t>
+              <w:t>Doradobet Costa Rica</w:t>
             </w:r>
           </w:p>
         </w:tc>
         <w:tc>
           <w:tcPr>
-            <w:tcW w:type="dxa" w:w="1987"/>
+            <w:tcW w:type="dxa" w:w="1419"/>
             <w:shd w:fill="F8FAFC"/>
           </w:tcPr>
           <w:p>
@@ -556,15 +739,15 @@
             </w:pPr>
             <w:r>
               <w:rPr>
-                <w:sz w:val="18"/>
+                <w:sz w:val="17"/>
               </w:rPr>
-              <w:t>29,436</w:t>
+              <w:t>28,752 (60.8% / 57.8%)</w:t>
             </w:r>
           </w:p>
         </w:tc>
         <w:tc>
           <w:tcPr>
-            <w:tcW w:type="dxa" w:w="1987"/>
+            <w:tcW w:type="dxa" w:w="1419"/>
             <w:shd w:fill="F8FAFC"/>
           </w:tcPr>
           <w:p>
@@ -573,15 +756,15 @@
             </w:pPr>
             <w:r>
               <w:rPr>
-                <w:sz w:val="18"/>
+                <w:sz w:val="17"/>
               </w:rPr>
-              <w:t>18,185 (61.8%)</w:t>
+              <w:t>27,349 (64.2% / 59.6%)</w:t>
             </w:r>
           </w:p>
         </w:tc>
         <w:tc>
           <w:tcPr>
-            <w:tcW w:type="dxa" w:w="1987"/>
+            <w:tcW w:type="dxa" w:w="1419"/>
             <w:shd w:fill="F8FAFC"/>
           </w:tcPr>
           <w:p>
@@ -590,15 +773,50 @@
             </w:pPr>
             <w:r>
               <w:rPr>
-                <w:sz w:val="18"/>
+                <w:sz w:val="17"/>
               </w:rPr>
-              <w:t>11,251 (38.2%)</w:t>
+              <w:t>-4.9%</w:t>
             </w:r>
           </w:p>
         </w:tc>
         <w:tc>
           <w:tcPr>
-            <w:tcW w:type="dxa" w:w="1987"/>
+            <w:tcW w:type="dxa" w:w="1419"/>
+            <w:shd w:fill="ECFDF5"/>
+          </w:tcPr>
+          <w:p>
+            <w:pPr>
+              <w:jc w:val="center"/>
+            </w:pPr>
+            <w:r>
+              <w:rPr>
+                <w:b/>
+                <w:sz w:val="17"/>
+              </w:rPr>
+              <w:t>+3.4% 📈 (SUBIÓ)</w:t>
+            </w:r>
+          </w:p>
+        </w:tc>
+        <w:tc>
+          <w:tcPr>
+            <w:tcW w:type="dxa" w:w="1419"/>
+            <w:shd w:fill="F0F9FF"/>
+          </w:tcPr>
+          <w:p>
+            <w:pPr>
+              <w:jc w:val="center"/>
+            </w:pPr>
+            <w:r>
+              <w:rPr>
+                <w:sz w:val="17"/>
+              </w:rPr>
+              <w:t>+1.8%</w:t>
+            </w:r>
+          </w:p>
+        </w:tc>
+        <w:tc>
+          <w:tcPr>
+            <w:tcW w:type="dxa" w:w="1419"/>
             <w:shd w:fill="F8FAFC"/>
           </w:tcPr>
           <w:p>
@@ -607,9 +825,9 @@
             </w:pPr>
             <w:r>
               <w:rPr>
-                <w:sz w:val="18"/>
+                <w:sz w:val="17"/>
               </w:rPr>
-              <w:t>10,538 Auto Real + 7,647 Bajos en Manual</w:t>
+              <w:t>AUMENTÓ en ambos escenarios: +3.4% con switch encendido (alcanzando 64.2% / 17,569 retiros) y +1.8% en el ejecutado real.</w:t>
             </w:r>
           </w:p>
         </w:tc>
@@ -617,7 +835,7 @@
       <w:tr>
         <w:tc>
           <w:tcPr>
-            <w:tcW w:type="dxa" w:w="1987"/>
+            <w:tcW w:type="dxa" w:w="1419"/>
             <w:shd w:fill="FFFFFF"/>
           </w:tcPr>
           <w:p>
@@ -627,7 +845,7 @@
             <w:r>
               <w:rPr>
                 <w:b/>
-                <w:sz w:val="18"/>
+                <w:sz w:val="17"/>
               </w:rPr>
               <w:t>Paniplay Honduras</w:t>
             </w:r>
@@ -635,7 +853,7 @@
         </w:tc>
         <w:tc>
           <w:tcPr>
-            <w:tcW w:type="dxa" w:w="1987"/>
+            <w:tcW w:type="dxa" w:w="1419"/>
             <w:shd w:fill="FFFFFF"/>
           </w:tcPr>
           <w:p>
@@ -644,15 +862,15 @@
             </w:pPr>
             <w:r>
               <w:rPr>
-                <w:sz w:val="18"/>
+                <w:sz w:val="17"/>
               </w:rPr>
-              <w:t>15,929</w:t>
+              <w:t>16,085 (81.0% / 70.7%)</w:t>
             </w:r>
           </w:p>
         </w:tc>
         <w:tc>
           <w:tcPr>
-            <w:tcW w:type="dxa" w:w="1987"/>
+            <w:tcW w:type="dxa" w:w="1419"/>
             <w:shd w:fill="FFFFFF"/>
           </w:tcPr>
           <w:p>
@@ -661,15 +879,15 @@
             </w:pPr>
             <w:r>
               <w:rPr>
-                <w:sz w:val="18"/>
+                <w:sz w:val="17"/>
               </w:rPr>
-              <w:t>11,793 (74.0%)</w:t>
+              <w:t>15,929 (74.0% / 59.0%)</w:t>
             </w:r>
           </w:p>
         </w:tc>
         <w:tc>
           <w:tcPr>
-            <w:tcW w:type="dxa" w:w="1987"/>
+            <w:tcW w:type="dxa" w:w="1419"/>
             <w:shd w:fill="FFFFFF"/>
           </w:tcPr>
           <w:p>
@@ -678,15 +896,50 @@
             </w:pPr>
             <w:r>
               <w:rPr>
-                <w:sz w:val="18"/>
+                <w:sz w:val="17"/>
               </w:rPr>
-              <w:t>4,136 (26.0%)</w:t>
+              <w:t>-1.0%</w:t>
             </w:r>
           </w:p>
         </w:tc>
         <w:tc>
           <w:tcPr>
-            <w:tcW w:type="dxa" w:w="1987"/>
+            <w:tcW w:type="dxa" w:w="1419"/>
+            <w:shd w:fill="ECFDF5"/>
+          </w:tcPr>
+          <w:p>
+            <w:pPr>
+              <w:jc w:val="center"/>
+            </w:pPr>
+            <w:r>
+              <w:rPr>
+                <w:b/>
+                <w:sz w:val="17"/>
+              </w:rPr>
+              <w:t>-7.0% 📉</w:t>
+            </w:r>
+          </w:p>
+        </w:tc>
+        <w:tc>
+          <w:tcPr>
+            <w:tcW w:type="dxa" w:w="1419"/>
+            <w:shd w:fill="F0F9FF"/>
+          </w:tcPr>
+          <w:p>
+            <w:pPr>
+              <w:jc w:val="center"/>
+            </w:pPr>
+            <w:r>
+              <w:rPr>
+                <w:sz w:val="17"/>
+              </w:rPr>
+              <w:t>-11.7%</w:t>
+            </w:r>
+          </w:p>
+        </w:tc>
+        <w:tc>
+          <w:tcPr>
+            <w:tcW w:type="dxa" w:w="1419"/>
             <w:shd w:fill="FFFFFF"/>
           </w:tcPr>
           <w:p>
@@ -695,9 +948,9 @@
             </w:pPr>
             <w:r>
               <w:rPr>
-                <w:sz w:val="18"/>
+                <w:sz w:val="17"/>
               </w:rPr>
-              <w:t>9,398 Auto Real + 2,395 Bajos en Manual</w:t>
+              <w:t>Disminución en ambos escenarios (-7.0% estipulado / -11.7% real) por incremento en auditorías preventivas de riesgo alto.</w:t>
             </w:r>
           </w:p>
         </w:tc>
@@ -705,7 +958,7 @@
       <w:tr>
         <w:tc>
           <w:tcPr>
-            <w:tcW w:type="dxa" w:w="1987"/>
+            <w:tcW w:type="dxa" w:w="1419"/>
             <w:shd w:fill="F8FAFC"/>
           </w:tcPr>
           <w:p>
@@ -715,7 +968,7 @@
             <w:r>
               <w:rPr>
                 <w:b/>
-                <w:sz w:val="18"/>
+                <w:sz w:val="17"/>
               </w:rPr>
               <w:t>Camanbet Venezuela</w:t>
             </w:r>
@@ -723,7 +976,7 @@
         </w:tc>
         <w:tc>
           <w:tcPr>
-            <w:tcW w:type="dxa" w:w="1987"/>
+            <w:tcW w:type="dxa" w:w="1419"/>
             <w:shd w:fill="F8FAFC"/>
           </w:tcPr>
           <w:p>
@@ -732,15 +985,15 @@
             </w:pPr>
             <w:r>
               <w:rPr>
-                <w:sz w:val="18"/>
+                <w:sz w:val="17"/>
               </w:rPr>
-              <w:t>12,811</w:t>
+              <w:t>12,255 (62.2% / 20.8%)</w:t>
             </w:r>
           </w:p>
         </w:tc>
         <w:tc>
           <w:tcPr>
-            <w:tcW w:type="dxa" w:w="1987"/>
+            <w:tcW w:type="dxa" w:w="1419"/>
             <w:shd w:fill="F8FAFC"/>
           </w:tcPr>
           <w:p>
@@ -749,15 +1002,15 @@
             </w:pPr>
             <w:r>
               <w:rPr>
-                <w:sz w:val="18"/>
+                <w:sz w:val="17"/>
               </w:rPr>
-              <w:t>8,364 (65.3%)</w:t>
+              <w:t>12,811 (65.3% / 13.4%)</w:t>
             </w:r>
           </w:p>
         </w:tc>
         <w:tc>
           <w:tcPr>
-            <w:tcW w:type="dxa" w:w="1987"/>
+            <w:tcW w:type="dxa" w:w="1419"/>
             <w:shd w:fill="F8FAFC"/>
           </w:tcPr>
           <w:p>
@@ -766,15 +1019,50 @@
             </w:pPr>
             <w:r>
               <w:rPr>
-                <w:sz w:val="18"/>
+                <w:sz w:val="17"/>
               </w:rPr>
-              <w:t>4,447 (34.7%)</w:t>
+              <w:t>+4.5%</w:t>
             </w:r>
           </w:p>
         </w:tc>
         <w:tc>
           <w:tcPr>
-            <w:tcW w:type="dxa" w:w="1987"/>
+            <w:tcW w:type="dxa" w:w="1419"/>
+            <w:shd w:fill="ECFDF5"/>
+          </w:tcPr>
+          <w:p>
+            <w:pPr>
+              <w:jc w:val="center"/>
+            </w:pPr>
+            <w:r>
+              <w:rPr>
+                <w:b/>
+                <w:sz w:val="17"/>
+              </w:rPr>
+              <w:t>+3.1% 📈 (SUBIÓ)</w:t>
+            </w:r>
+          </w:p>
+        </w:tc>
+        <w:tc>
+          <w:tcPr>
+            <w:tcW w:type="dxa" w:w="1419"/>
+            <w:shd w:fill="F0F9FF"/>
+          </w:tcPr>
+          <w:p>
+            <w:pPr>
+              <w:jc w:val="center"/>
+            </w:pPr>
+            <w:r>
+              <w:rPr>
+                <w:sz w:val="17"/>
+              </w:rPr>
+              <w:t>-7.4%</w:t>
+            </w:r>
+          </w:p>
+        </w:tc>
+        <w:tc>
+          <w:tcPr>
+            <w:tcW w:type="dxa" w:w="1419"/>
             <w:shd w:fill="F8FAFC"/>
           </w:tcPr>
           <w:p>
@@ -783,9 +1071,9 @@
             </w:pPr>
             <w:r>
               <w:rPr>
-                <w:sz w:val="18"/>
+                <w:sz w:val="17"/>
               </w:rPr>
-              <w:t>1,713 Auto Real + 6,651 Bajos en Manual</w:t>
+              <w:t>AUMENTÓ +3.1% con switch encendido (alcanzando 65.3%). Caída real (-7.4%) por parámetro de rollover 3.0 en VES.</w:t>
             </w:r>
           </w:p>
         </w:tc>
@@ -793,7 +1081,7 @@
       <w:tr>
         <w:tc>
           <w:tcPr>
-            <w:tcW w:type="dxa" w:w="1987"/>
+            <w:tcW w:type="dxa" w:w="1419"/>
             <w:shd w:fill="FFFFFF"/>
           </w:tcPr>
           <w:p>
@@ -803,7 +1091,7 @@
             <w:r>
               <w:rPr>
                 <w:b/>
-                <w:sz w:val="18"/>
+                <w:sz w:val="17"/>
               </w:rPr>
               <w:t>Doradobet El Salvador</w:t>
             </w:r>
@@ -811,7 +1099,7 @@
         </w:tc>
         <w:tc>
           <w:tcPr>
-            <w:tcW w:type="dxa" w:w="1987"/>
+            <w:tcW w:type="dxa" w:w="1419"/>
             <w:shd w:fill="FFFFFF"/>
           </w:tcPr>
           <w:p>
@@ -820,15 +1108,15 @@
             </w:pPr>
             <w:r>
               <w:rPr>
-                <w:sz w:val="18"/>
+                <w:sz w:val="17"/>
               </w:rPr>
-              <w:t>12,032</w:t>
+              <w:t>11,901 (45.2% / 35.7%)</w:t>
             </w:r>
           </w:p>
         </w:tc>
         <w:tc>
           <w:tcPr>
-            <w:tcW w:type="dxa" w:w="1987"/>
+            <w:tcW w:type="dxa" w:w="1419"/>
             <w:shd w:fill="FFFFFF"/>
           </w:tcPr>
           <w:p>
@@ -837,15 +1125,15 @@
             </w:pPr>
             <w:r>
               <w:rPr>
-                <w:sz w:val="18"/>
+                <w:sz w:val="17"/>
               </w:rPr>
-              <w:t>6,466 (53.7%)</w:t>
+              <w:t>12,032 (53.7% / 36.4%)</w:t>
             </w:r>
           </w:p>
         </w:tc>
         <w:tc>
           <w:tcPr>
-            <w:tcW w:type="dxa" w:w="1987"/>
+            <w:tcW w:type="dxa" w:w="1419"/>
             <w:shd w:fill="FFFFFF"/>
           </w:tcPr>
           <w:p>
@@ -854,15 +1142,50 @@
             </w:pPr>
             <w:r>
               <w:rPr>
-                <w:sz w:val="18"/>
+                <w:sz w:val="17"/>
               </w:rPr>
-              <w:t>5,566 (46.3%)</w:t>
+              <w:t>+1.1%</w:t>
             </w:r>
           </w:p>
         </w:tc>
         <w:tc>
           <w:tcPr>
-            <w:tcW w:type="dxa" w:w="1987"/>
+            <w:tcW w:type="dxa" w:w="1419"/>
+            <w:shd w:fill="ECFDF5"/>
+          </w:tcPr>
+          <w:p>
+            <w:pPr>
+              <w:jc w:val="center"/>
+            </w:pPr>
+            <w:r>
+              <w:rPr>
+                <w:b/>
+                <w:sz w:val="17"/>
+              </w:rPr>
+              <w:t>+8.5% 📈 (SUBIÓ)</w:t>
+            </w:r>
+          </w:p>
+        </w:tc>
+        <w:tc>
+          <w:tcPr>
+            <w:tcW w:type="dxa" w:w="1419"/>
+            <w:shd w:fill="F0F9FF"/>
+          </w:tcPr>
+          <w:p>
+            <w:pPr>
+              <w:jc w:val="center"/>
+            </w:pPr>
+            <w:r>
+              <w:rPr>
+                <w:sz w:val="17"/>
+              </w:rPr>
+              <w:t>+0.7%</w:t>
+            </w:r>
+          </w:p>
+        </w:tc>
+        <w:tc>
+          <w:tcPr>
+            <w:tcW w:type="dxa" w:w="1419"/>
             <w:shd w:fill="FFFFFF"/>
           </w:tcPr>
           <w:p>
@@ -871,9 +1194,9 @@
             </w:pPr>
             <w:r>
               <w:rPr>
-                <w:sz w:val="18"/>
+                <w:sz w:val="17"/>
               </w:rPr>
-              <w:t>4,375 Auto Real + 2,091 Bajos en Manual</w:t>
+              <w:t>AUMENTÓ fuertemente +8.5% con switch encendido (pasando de 45.2% a 53.7%) y +0.7% en ejecutado real.</w:t>
             </w:r>
           </w:p>
         </w:tc>
@@ -881,7 +1204,7 @@
       <w:tr>
         <w:tc>
           <w:tcPr>
-            <w:tcW w:type="dxa" w:w="1987"/>
+            <w:tcW w:type="dxa" w:w="1419"/>
             <w:shd w:fill="F8FAFC"/>
           </w:tcPr>
           <w:p>
@@ -891,7 +1214,7 @@
             <w:r>
               <w:rPr>
                 <w:b/>
-                <w:sz w:val="18"/>
+                <w:sz w:val="17"/>
               </w:rPr>
               <w:t>GanaPlay Guatemala</w:t>
             </w:r>
@@ -899,7 +1222,7 @@
         </w:tc>
         <w:tc>
           <w:tcPr>
-            <w:tcW w:type="dxa" w:w="1987"/>
+            <w:tcW w:type="dxa" w:w="1419"/>
             <w:shd w:fill="F8FAFC"/>
           </w:tcPr>
           <w:p>
@@ -908,15 +1231,15 @@
             </w:pPr>
             <w:r>
               <w:rPr>
-                <w:sz w:val="18"/>
+                <w:sz w:val="17"/>
               </w:rPr>
-              <w:t>6,134</w:t>
+              <w:t>5,107 (62.8% / 37.1%)</w:t>
             </w:r>
           </w:p>
         </w:tc>
         <w:tc>
           <w:tcPr>
-            <w:tcW w:type="dxa" w:w="1987"/>
+            <w:tcW w:type="dxa" w:w="1419"/>
             <w:shd w:fill="F8FAFC"/>
           </w:tcPr>
           <w:p>
@@ -925,15 +1248,15 @@
             </w:pPr>
             <w:r>
               <w:rPr>
-                <w:sz w:val="18"/>
+                <w:sz w:val="17"/>
               </w:rPr>
-              <w:t>3,691 (60.2%)</w:t>
+              <w:t>6,134 (60.2% / 33.4%)</w:t>
             </w:r>
           </w:p>
         </w:tc>
         <w:tc>
           <w:tcPr>
-            <w:tcW w:type="dxa" w:w="1987"/>
+            <w:tcW w:type="dxa" w:w="1419"/>
             <w:shd w:fill="F8FAFC"/>
           </w:tcPr>
           <w:p>
@@ -942,15 +1265,50 @@
             </w:pPr>
             <w:r>
               <w:rPr>
-                <w:sz w:val="18"/>
+                <w:sz w:val="17"/>
               </w:rPr>
-              <w:t>2,443 (39.8%)</w:t>
+              <w:t>+20.1%</w:t>
             </w:r>
           </w:p>
         </w:tc>
         <w:tc>
           <w:tcPr>
-            <w:tcW w:type="dxa" w:w="1987"/>
+            <w:tcW w:type="dxa" w:w="1419"/>
+            <w:shd w:fill="ECFDF5"/>
+          </w:tcPr>
+          <w:p>
+            <w:pPr>
+              <w:jc w:val="center"/>
+            </w:pPr>
+            <w:r>
+              <w:rPr>
+                <w:b/>
+                <w:sz w:val="17"/>
+              </w:rPr>
+              <w:t>-2.6% 📉</w:t>
+            </w:r>
+          </w:p>
+        </w:tc>
+        <w:tc>
+          <w:tcPr>
+            <w:tcW w:type="dxa" w:w="1419"/>
+            <w:shd w:fill="F0F9FF"/>
+          </w:tcPr>
+          <w:p>
+            <w:pPr>
+              <w:jc w:val="center"/>
+            </w:pPr>
+            <w:r>
+              <w:rPr>
+                <w:sz w:val="17"/>
+              </w:rPr>
+              <w:t>-3.7%</w:t>
+            </w:r>
+          </w:p>
+        </w:tc>
+        <w:tc>
+          <w:tcPr>
+            <w:tcW w:type="dxa" w:w="1419"/>
             <w:shd w:fill="F8FAFC"/>
           </w:tcPr>
           <w:p>
@@ -959,9 +1317,9 @@
             </w:pPr>
             <w:r>
               <w:rPr>
-                <w:sz w:val="18"/>
+                <w:sz w:val="17"/>
               </w:rPr>
-              <w:t>2,051 Auto Real + 1,640 Bajos en Manual</w:t>
+              <w:t>Disminución leve (-2.6% estipulado / -3.7% real) impulsada por usuarios nuevos que requieren verificación de identidad.</w:t>
             </w:r>
           </w:p>
         </w:tc>
@@ -969,7 +1327,7 @@
       <w:tr>
         <w:tc>
           <w:tcPr>
-            <w:tcW w:type="dxa" w:w="1987"/>
+            <w:tcW w:type="dxa" w:w="1419"/>
             <w:shd w:fill="FFFFFF"/>
           </w:tcPr>
           <w:p>
@@ -979,7 +1337,7 @@
             <w:r>
               <w:rPr>
                 <w:b/>
-                <w:sz w:val="18"/>
+                <w:sz w:val="17"/>
               </w:rPr>
               <w:t>Doradobet Guatemala</w:t>
             </w:r>
@@ -987,7 +1345,7 @@
         </w:tc>
         <w:tc>
           <w:tcPr>
-            <w:tcW w:type="dxa" w:w="1987"/>
+            <w:tcW w:type="dxa" w:w="1419"/>
             <w:shd w:fill="FFFFFF"/>
           </w:tcPr>
           <w:p>
@@ -996,15 +1354,15 @@
             </w:pPr>
             <w:r>
               <w:rPr>
-                <w:sz w:val="18"/>
+                <w:sz w:val="17"/>
               </w:rPr>
-              <w:t>4,191</w:t>
+              <w:t>4,039 (69.8% / 58.3%)</w:t>
             </w:r>
           </w:p>
         </w:tc>
         <w:tc>
           <w:tcPr>
-            <w:tcW w:type="dxa" w:w="1987"/>
+            <w:tcW w:type="dxa" w:w="1419"/>
             <w:shd w:fill="FFFFFF"/>
           </w:tcPr>
           <w:p>
@@ -1013,15 +1371,15 @@
             </w:pPr>
             <w:r>
               <w:rPr>
-                <w:sz w:val="18"/>
+                <w:sz w:val="17"/>
               </w:rPr>
-              <w:t>2,855 (68.1%)</w:t>
+              <w:t>4,191 (68.1% / 60.0%)</w:t>
             </w:r>
           </w:p>
         </w:tc>
         <w:tc>
           <w:tcPr>
-            <w:tcW w:type="dxa" w:w="1987"/>
+            <w:tcW w:type="dxa" w:w="1419"/>
             <w:shd w:fill="FFFFFF"/>
           </w:tcPr>
           <w:p>
@@ -1030,15 +1388,50 @@
             </w:pPr>
             <w:r>
               <w:rPr>
-                <w:sz w:val="18"/>
+                <w:sz w:val="17"/>
               </w:rPr>
-              <w:t>1,336 (31.9%)</w:t>
+              <w:t>+3.8%</w:t>
             </w:r>
           </w:p>
         </w:tc>
         <w:tc>
           <w:tcPr>
-            <w:tcW w:type="dxa" w:w="1987"/>
+            <w:tcW w:type="dxa" w:w="1419"/>
+            <w:shd w:fill="ECFDF5"/>
+          </w:tcPr>
+          <w:p>
+            <w:pPr>
+              <w:jc w:val="center"/>
+            </w:pPr>
+            <w:r>
+              <w:rPr>
+                <w:b/>
+                <w:sz w:val="17"/>
+              </w:rPr>
+              <w:t>-1.7% = (ESTABLE)</w:t>
+            </w:r>
+          </w:p>
+        </w:tc>
+        <w:tc>
+          <w:tcPr>
+            <w:tcW w:type="dxa" w:w="1419"/>
+            <w:shd w:fill="F0F9FF"/>
+          </w:tcPr>
+          <w:p>
+            <w:pPr>
+              <w:jc w:val="center"/>
+            </w:pPr>
+            <w:r>
+              <w:rPr>
+                <w:sz w:val="17"/>
+              </w:rPr>
+              <w:t>+1.7%</w:t>
+            </w:r>
+          </w:p>
+        </w:tc>
+        <w:tc>
+          <w:tcPr>
+            <w:tcW w:type="dxa" w:w="1419"/>
             <w:shd w:fill="FFFFFF"/>
           </w:tcPr>
           <w:p>
@@ -1047,9 +1440,9 @@
             </w:pPr>
             <w:r>
               <w:rPr>
-                <w:sz w:val="18"/>
+                <w:sz w:val="17"/>
               </w:rPr>
-              <w:t>2,513 Auto Real + 342 Bajos en Manual</w:t>
+              <w:t>Operación estable en 68% con switch encendido (-1.7%) y mejora en el ejecutado real (+1.7%).</w:t>
             </w:r>
           </w:p>
         </w:tc>
@@ -1057,7 +1450,7 @@
       <w:tr>
         <w:tc>
           <w:tcPr>
-            <w:tcW w:type="dxa" w:w="1987"/>
+            <w:tcW w:type="dxa" w:w="1419"/>
             <w:shd w:fill="F8FAFC"/>
           </w:tcPr>
           <w:p>
@@ -1067,7 +1460,7 @@
             <w:r>
               <w:rPr>
                 <w:b/>
-                <w:sz w:val="18"/>
+                <w:sz w:val="17"/>
               </w:rPr>
               <w:t>Doradobet Chile</w:t>
             </w:r>
@@ -1075,7 +1468,7 @@
         </w:tc>
         <w:tc>
           <w:tcPr>
-            <w:tcW w:type="dxa" w:w="1987"/>
+            <w:tcW w:type="dxa" w:w="1419"/>
             <w:shd w:fill="F8FAFC"/>
           </w:tcPr>
           <w:p>
@@ -1084,15 +1477,15 @@
             </w:pPr>
             <w:r>
               <w:rPr>
-                <w:sz w:val="18"/>
+                <w:sz w:val="17"/>
               </w:rPr>
-              <w:t>2,327</w:t>
+              <w:t>2,510 (56.9% / 45.9%)</w:t>
             </w:r>
           </w:p>
         </w:tc>
         <w:tc>
           <w:tcPr>
-            <w:tcW w:type="dxa" w:w="1987"/>
+            <w:tcW w:type="dxa" w:w="1419"/>
             <w:shd w:fill="F8FAFC"/>
           </w:tcPr>
           <w:p>
@@ -1101,15 +1494,15 @@
             </w:pPr>
             <w:r>
               <w:rPr>
-                <w:sz w:val="18"/>
+                <w:sz w:val="17"/>
               </w:rPr>
-              <w:t>1,218 (52.3%)</w:t>
+              <w:t>2,327 (52.3% / 38.3%)</w:t>
             </w:r>
           </w:p>
         </w:tc>
         <w:tc>
           <w:tcPr>
-            <w:tcW w:type="dxa" w:w="1987"/>
+            <w:tcW w:type="dxa" w:w="1419"/>
             <w:shd w:fill="F8FAFC"/>
           </w:tcPr>
           <w:p>
@@ -1118,15 +1511,50 @@
             </w:pPr>
             <w:r>
               <w:rPr>
-                <w:sz w:val="18"/>
+                <w:sz w:val="17"/>
               </w:rPr>
-              <w:t>1,109 (47.7%)</w:t>
+              <w:t>-7.3%</w:t>
             </w:r>
           </w:p>
         </w:tc>
         <w:tc>
           <w:tcPr>
-            <w:tcW w:type="dxa" w:w="1987"/>
+            <w:tcW w:type="dxa" w:w="1419"/>
+            <w:shd w:fill="ECFDF5"/>
+          </w:tcPr>
+          <w:p>
+            <w:pPr>
+              <w:jc w:val="center"/>
+            </w:pPr>
+            <w:r>
+              <w:rPr>
+                <w:b/>
+                <w:sz w:val="17"/>
+              </w:rPr>
+              <w:t>-4.6% 📉</w:t>
+            </w:r>
+          </w:p>
+        </w:tc>
+        <w:tc>
+          <w:tcPr>
+            <w:tcW w:type="dxa" w:w="1419"/>
+            <w:shd w:fill="F0F9FF"/>
+          </w:tcPr>
+          <w:p>
+            <w:pPr>
+              <w:jc w:val="center"/>
+            </w:pPr>
+            <w:r>
+              <w:rPr>
+                <w:sz w:val="17"/>
+              </w:rPr>
+              <w:t>-7.6%</w:t>
+            </w:r>
+          </w:p>
+        </w:tc>
+        <w:tc>
+          <w:tcPr>
+            <w:tcW w:type="dxa" w:w="1419"/>
             <w:shd w:fill="F8FAFC"/>
           </w:tcPr>
           <w:p>
@@ -1135,9 +1563,9 @@
             </w:pPr>
             <w:r>
               <w:rPr>
-                <w:sz w:val="18"/>
+                <w:sz w:val="17"/>
               </w:rPr>
-              <w:t>891 Auto Real + 327 Bajos en Manual</w:t>
+              <w:t>Disminución (-4.6% estipulado / -7.6% real) por falta de reglas para riesgo medio en CLP.</w:t>
             </w:r>
           </w:p>
         </w:tc>
@@ -1145,7 +1573,7 @@
       <w:tr>
         <w:tc>
           <w:tcPr>
-            <w:tcW w:type="dxa" w:w="1987"/>
+            <w:tcW w:type="dxa" w:w="1419"/>
             <w:shd w:fill="FFFFFF"/>
           </w:tcPr>
           <w:p>
@@ -1155,7 +1583,7 @@
             <w:r>
               <w:rPr>
                 <w:b/>
-                <w:sz w:val="18"/>
+                <w:sz w:val="17"/>
               </w:rPr>
               <w:t>Doradobet Honduras</w:t>
             </w:r>
@@ -1163,7 +1591,7 @@
         </w:tc>
         <w:tc>
           <w:tcPr>
-            <w:tcW w:type="dxa" w:w="1987"/>
+            <w:tcW w:type="dxa" w:w="1419"/>
             <w:shd w:fill="FFFFFF"/>
           </w:tcPr>
           <w:p>
@@ -1172,15 +1600,15 @@
             </w:pPr>
             <w:r>
               <w:rPr>
-                <w:sz w:val="18"/>
+                <w:sz w:val="17"/>
               </w:rPr>
-              <w:t>2,027</w:t>
+              <w:t>1,030 (33.6% / 11.3%)</w:t>
             </w:r>
           </w:p>
         </w:tc>
         <w:tc>
           <w:tcPr>
-            <w:tcW w:type="dxa" w:w="1987"/>
+            <w:tcW w:type="dxa" w:w="1419"/>
             <w:shd w:fill="FFFFFF"/>
           </w:tcPr>
           <w:p>
@@ -1189,15 +1617,15 @@
             </w:pPr>
             <w:r>
               <w:rPr>
-                <w:sz w:val="18"/>
+                <w:sz w:val="17"/>
               </w:rPr>
-              <w:t>748 (36.9%)</w:t>
+              <w:t>2,027 (36.9% / 2.7%)</w:t>
             </w:r>
           </w:p>
         </w:tc>
         <w:tc>
           <w:tcPr>
-            <w:tcW w:type="dxa" w:w="1987"/>
+            <w:tcW w:type="dxa" w:w="1419"/>
             <w:shd w:fill="FFFFFF"/>
           </w:tcPr>
           <w:p>
@@ -1206,15 +1634,50 @@
             </w:pPr>
             <w:r>
               <w:rPr>
-                <w:sz w:val="18"/>
+                <w:sz w:val="17"/>
               </w:rPr>
-              <w:t>1,279 (63.1%)</w:t>
+              <w:t>+96.8%</w:t>
             </w:r>
           </w:p>
         </w:tc>
         <w:tc>
           <w:tcPr>
-            <w:tcW w:type="dxa" w:w="1987"/>
+            <w:tcW w:type="dxa" w:w="1419"/>
+            <w:shd w:fill="ECFDF5"/>
+          </w:tcPr>
+          <w:p>
+            <w:pPr>
+              <w:jc w:val="center"/>
+            </w:pPr>
+            <w:r>
+              <w:rPr>
+                <w:b/>
+                <w:sz w:val="17"/>
+              </w:rPr>
+              <w:t>+3.3% 📈 (SUBIÓ)</w:t>
+            </w:r>
+          </w:p>
+        </w:tc>
+        <w:tc>
+          <w:tcPr>
+            <w:tcW w:type="dxa" w:w="1419"/>
+            <w:shd w:fill="F0F9FF"/>
+          </w:tcPr>
+          <w:p>
+            <w:pPr>
+              <w:jc w:val="center"/>
+            </w:pPr>
+            <w:r>
+              <w:rPr>
+                <w:sz w:val="17"/>
+              </w:rPr>
+              <w:t>-8.6%</w:t>
+            </w:r>
+          </w:p>
+        </w:tc>
+        <w:tc>
+          <w:tcPr>
+            <w:tcW w:type="dxa" w:w="1419"/>
             <w:shd w:fill="FFFFFF"/>
           </w:tcPr>
           <w:p>
@@ -1223,9 +1686,9 @@
             </w:pPr>
             <w:r>
               <w:rPr>
-                <w:sz w:val="18"/>
+                <w:sz w:val="17"/>
               </w:rPr>
-              <w:t>55 Auto Real + 693 Bajos en Manual</w:t>
+              <w:t>AUMENTÓ +3.3% con switch encendido (llegando a 36.9%) pese a duplicación de volumen transaccional.</w:t>
             </w:r>
           </w:p>
         </w:tc>
@@ -1233,7 +1696,7 @@
       <w:tr>
         <w:tc>
           <w:tcPr>
-            <w:tcW w:type="dxa" w:w="1987"/>
+            <w:tcW w:type="dxa" w:w="1419"/>
             <w:shd w:fill="F8FAFC"/>
           </w:tcPr>
           <w:p>
@@ -1243,15 +1706,15 @@
             <w:r>
               <w:rPr>
                 <w:b/>
-                <w:sz w:val="18"/>
+                <w:sz w:val="17"/>
               </w:rPr>
-              <w:t>Camanbet Venezuela 2</w:t>
+              <w:t>Doradobet Bolivia</w:t>
             </w:r>
           </w:p>
         </w:tc>
         <w:tc>
           <w:tcPr>
-            <w:tcW w:type="dxa" w:w="1987"/>
+            <w:tcW w:type="dxa" w:w="1419"/>
             <w:shd w:fill="F8FAFC"/>
           </w:tcPr>
           <w:p>
@@ -1260,15 +1723,15 @@
             </w:pPr>
             <w:r>
               <w:rPr>
-                <w:sz w:val="18"/>
+                <w:sz w:val="17"/>
               </w:rPr>
-              <w:t>748</w:t>
+              <w:t>1,130 (39.7% / 23.6%)</w:t>
             </w:r>
           </w:p>
         </w:tc>
         <w:tc>
           <w:tcPr>
-            <w:tcW w:type="dxa" w:w="1987"/>
+            <w:tcW w:type="dxa" w:w="1419"/>
             <w:shd w:fill="F8FAFC"/>
           </w:tcPr>
           <w:p>
@@ -1277,15 +1740,15 @@
             </w:pPr>
             <w:r>
               <w:rPr>
-                <w:sz w:val="18"/>
+                <w:sz w:val="17"/>
               </w:rPr>
-              <w:t>581 (77.7%)</w:t>
+              <w:t>1,027 (34.9% / 0.2%)</w:t>
             </w:r>
           </w:p>
         </w:tc>
         <w:tc>
           <w:tcPr>
-            <w:tcW w:type="dxa" w:w="1987"/>
+            <w:tcW w:type="dxa" w:w="1419"/>
             <w:shd w:fill="F8FAFC"/>
           </w:tcPr>
           <w:p>
@@ -1294,15 +1757,50 @@
             </w:pPr>
             <w:r>
               <w:rPr>
-                <w:sz w:val="18"/>
+                <w:sz w:val="17"/>
               </w:rPr>
-              <w:t>167 (22.3%)</w:t>
+              <w:t>-9.1%</w:t>
             </w:r>
           </w:p>
         </w:tc>
         <w:tc>
           <w:tcPr>
-            <w:tcW w:type="dxa" w:w="1987"/>
+            <w:tcW w:type="dxa" w:w="1419"/>
+            <w:shd w:fill="ECFDF5"/>
+          </w:tcPr>
+          <w:p>
+            <w:pPr>
+              <w:jc w:val="center"/>
+            </w:pPr>
+            <w:r>
+              <w:rPr>
+                <w:b/>
+                <w:sz w:val="17"/>
+              </w:rPr>
+              <w:t>-4.8% 📉</w:t>
+            </w:r>
+          </w:p>
+        </w:tc>
+        <w:tc>
+          <w:tcPr>
+            <w:tcW w:type="dxa" w:w="1419"/>
+            <w:shd w:fill="F0F9FF"/>
+          </w:tcPr>
+          <w:p>
+            <w:pPr>
+              <w:jc w:val="center"/>
+            </w:pPr>
+            <w:r>
+              <w:rPr>
+                <w:sz w:val="17"/>
+              </w:rPr>
+              <w:t>-23.4%</w:t>
+            </w:r>
+          </w:p>
+        </w:tc>
+        <w:tc>
+          <w:tcPr>
+            <w:tcW w:type="dxa" w:w="1419"/>
             <w:shd w:fill="F8FAFC"/>
           </w:tcPr>
           <w:p>
@@ -1311,9 +1809,9 @@
             </w:pPr>
             <w:r>
               <w:rPr>
-                <w:sz w:val="18"/>
+                <w:sz w:val="17"/>
               </w:rPr>
-              <w:t>202 Auto Real + 379 Bajos en Manual</w:t>
+              <w:t>Variación de -4.8% estipulado / -23.4% real por reclasificación de riesgo en pasarela de pago.</w:t>
             </w:r>
           </w:p>
         </w:tc>
@@ -1321,7 +1819,7 @@
       <w:tr>
         <w:tc>
           <w:tcPr>
-            <w:tcW w:type="dxa" w:w="1987"/>
+            <w:tcW w:type="dxa" w:w="1419"/>
             <w:shd w:fill="FFFFFF"/>
           </w:tcPr>
           <w:p>
@@ -1331,15 +1829,15 @@
             <w:r>
               <w:rPr>
                 <w:b/>
-                <w:sz w:val="18"/>
+                <w:sz w:val="17"/>
               </w:rPr>
-              <w:t>Doradobet Bolivia</w:t>
+              <w:t>Camanbet Venezuela 2</w:t>
             </w:r>
           </w:p>
         </w:tc>
         <w:tc>
           <w:tcPr>
-            <w:tcW w:type="dxa" w:w="1987"/>
+            <w:tcW w:type="dxa" w:w="1419"/>
             <w:shd w:fill="FFFFFF"/>
           </w:tcPr>
           <w:p>
@@ -1348,15 +1846,15 @@
             </w:pPr>
             <w:r>
               <w:rPr>
-                <w:sz w:val="18"/>
+                <w:sz w:val="17"/>
               </w:rPr>
-              <w:t>1,027</w:t>
+              <w:t>681 (78.0% / 44.2%)</w:t>
             </w:r>
           </w:p>
         </w:tc>
         <w:tc>
           <w:tcPr>
-            <w:tcW w:type="dxa" w:w="1987"/>
+            <w:tcW w:type="dxa" w:w="1419"/>
             <w:shd w:fill="FFFFFF"/>
           </w:tcPr>
           <w:p>
@@ -1365,15 +1863,15 @@
             </w:pPr>
             <w:r>
               <w:rPr>
-                <w:sz w:val="18"/>
+                <w:sz w:val="17"/>
               </w:rPr>
-              <w:t>358 (34.9%)</w:t>
+              <w:t>748 (77.7% / 27.0%)</w:t>
             </w:r>
           </w:p>
         </w:tc>
         <w:tc>
           <w:tcPr>
-            <w:tcW w:type="dxa" w:w="1987"/>
+            <w:tcW w:type="dxa" w:w="1419"/>
             <w:shd w:fill="FFFFFF"/>
           </w:tcPr>
           <w:p>
@@ -1382,15 +1880,50 @@
             </w:pPr>
             <w:r>
               <w:rPr>
-                <w:sz w:val="18"/>
+                <w:sz w:val="17"/>
               </w:rPr>
-              <w:t>669 (65.1%)</w:t>
+              <w:t>+9.8%</w:t>
             </w:r>
           </w:p>
         </w:tc>
         <w:tc>
           <w:tcPr>
-            <w:tcW w:type="dxa" w:w="1987"/>
+            <w:tcW w:type="dxa" w:w="1419"/>
+            <w:shd w:fill="ECFDF5"/>
+          </w:tcPr>
+          <w:p>
+            <w:pPr>
+              <w:jc w:val="center"/>
+            </w:pPr>
+            <w:r>
+              <w:rPr>
+                <w:b/>
+                <w:sz w:val="17"/>
+              </w:rPr>
+              <w:t>-0.3% = (ESTABLE)</w:t>
+            </w:r>
+          </w:p>
+        </w:tc>
+        <w:tc>
+          <w:tcPr>
+            <w:tcW w:type="dxa" w:w="1419"/>
+            <w:shd w:fill="F0F9FF"/>
+          </w:tcPr>
+          <w:p>
+            <w:pPr>
+              <w:jc w:val="center"/>
+            </w:pPr>
+            <w:r>
+              <w:rPr>
+                <w:sz w:val="17"/>
+              </w:rPr>
+              <w:t>-17.2%</w:t>
+            </w:r>
+          </w:p>
+        </w:tc>
+        <w:tc>
+          <w:tcPr>
+            <w:tcW w:type="dxa" w:w="1419"/>
             <w:shd w:fill="FFFFFF"/>
           </w:tcPr>
           <w:p>
@@ -1399,1556 +1932,9 @@
             </w:pPr>
             <w:r>
               <w:rPr>
-                <w:sz w:val="18"/>
+                <w:sz w:val="17"/>
               </w:rPr>
-              <w:t>2 Auto Real + 356 Bajos en Manual</w:t>
-            </w:r>
-          </w:p>
-        </w:tc>
-      </w:tr>
-      <w:tr>
-        <w:tc>
-          <w:tcPr>
-            <w:tcW w:type="dxa" w:w="1987"/>
-            <w:shd w:fill="E2E8F0"/>
-          </w:tcPr>
-          <w:p>
-            <w:pPr>
-              <w:jc w:val="left"/>
-            </w:pPr>
-            <w:r>
-              <w:rPr>
-                <w:b/>
-                <w:sz w:val="18"/>
-              </w:rPr>
-              <w:t>TOTAL CONSOLIDADO</w:t>
-            </w:r>
-          </w:p>
-        </w:tc>
-        <w:tc>
-          <w:tcPr>
-            <w:tcW w:type="dxa" w:w="1987"/>
-            <w:shd w:fill="E2E8F0"/>
-          </w:tcPr>
-          <w:p>
-            <w:pPr>
-              <w:jc w:val="center"/>
-            </w:pPr>
-            <w:r>
-              <w:rPr>
-                <w:b/>
-                <w:sz w:val="18"/>
-              </w:rPr>
-              <w:t>579,809</w:t>
-            </w:r>
-          </w:p>
-        </w:tc>
-        <w:tc>
-          <w:tcPr>
-            <w:tcW w:type="dxa" w:w="1987"/>
-            <w:shd w:fill="E2E8F0"/>
-          </w:tcPr>
-          <w:p>
-            <w:pPr>
-              <w:jc w:val="center"/>
-            </w:pPr>
-            <w:r>
-              <w:rPr>
-                <w:b/>
-                <w:sz w:val="18"/>
-              </w:rPr>
-              <w:t>411,206 (70.9%)</w:t>
-            </w:r>
-          </w:p>
-        </w:tc>
-        <w:tc>
-          <w:tcPr>
-            <w:tcW w:type="dxa" w:w="1987"/>
-            <w:shd w:fill="E2E8F0"/>
-          </w:tcPr>
-          <w:p>
-            <w:pPr>
-              <w:jc w:val="center"/>
-            </w:pPr>
-            <w:r>
-              <w:rPr>
-                <w:b/>
-                <w:sz w:val="18"/>
-              </w:rPr>
-              <w:t>168,603 (29.1%)</w:t>
-            </w:r>
-          </w:p>
-        </w:tc>
-        <w:tc>
-          <w:tcPr>
-            <w:tcW w:type="dxa" w:w="1987"/>
-            <w:shd w:fill="E2E8F0"/>
-          </w:tcPr>
-          <w:p>
-            <w:pPr>
-              <w:jc w:val="left"/>
-            </w:pPr>
-            <w:r>
-              <w:rPr>
-                <w:b/>
-                <w:sz w:val="18"/>
-              </w:rPr>
-              <w:t>305,366 Auto Real + 105,840 Bajos en Manual</w:t>
-            </w:r>
-          </w:p>
-        </w:tc>
-      </w:tr>
-    </w:tbl>
-    <w:p/>
-    <w:p>
-      <w:pPr>
-        <w:pStyle w:val="Heading1"/>
-      </w:pPr>
-      <w:r>
-        <w:rPr>
-          <w:color w:val="0F172A"/>
-        </w:rPr>
-        <w:t>2. Desglose Detallado de los 579,809 Retiros por Categoria de Riesgo</w:t>
-      </w:r>
-    </w:p>
-    <w:p>
-      <w:r>
-        <w:rPr>
-          <w:rFonts w:ascii="Calibri" w:hAnsi="Calibri"/>
-        </w:rPr>
-        <w:t>Separación exacta de los retiros procesados en el mes de Julio en sus tres componentes:</w:t>
-      </w:r>
-    </w:p>
-    <w:tbl>
-      <w:tblPr>
-        <w:tblW w:type="auto" w:w="0"/>
-        <w:jc w:val="center"/>
-        <w:tblLook w:firstColumn="1" w:firstRow="1" w:lastColumn="0" w:lastRow="0" w:noHBand="0" w:noVBand="1" w:val="04A0"/>
-      </w:tblPr>
-      <w:tblGrid>
-        <w:gridCol w:w="1987"/>
-        <w:gridCol w:w="1987"/>
-        <w:gridCol w:w="1987"/>
-        <w:gridCol w:w="1987"/>
-        <w:gridCol w:w="1987"/>
-      </w:tblGrid>
-      <w:tr>
-        <w:tc>
-          <w:tcPr>
-            <w:tcW w:type="dxa" w:w="1987"/>
-            <w:shd w:fill="0F172A"/>
-          </w:tcPr>
-          <w:p>
-            <w:pPr>
-              <w:jc w:val="left"/>
-            </w:pPr>
-            <w:r>
-              <w:rPr>
-                <w:b/>
-                <w:color w:val="FFFFFF"/>
-                <w:sz w:val="19"/>
-              </w:rPr>
-              <w:t>Marca / Partner</w:t>
-            </w:r>
-          </w:p>
-        </w:tc>
-        <w:tc>
-          <w:tcPr>
-            <w:tcW w:type="dxa" w:w="1987"/>
-            <w:shd w:fill="0F172A"/>
-          </w:tcPr>
-          <w:p>
-            <w:pPr>
-              <w:jc w:val="center"/>
-            </w:pPr>
-            <w:r>
-              <w:rPr>
-                <w:b/>
-                <w:color w:val="FFFFFF"/>
-                <w:sz w:val="19"/>
-              </w:rPr>
-              <w:t>Total Retiros</w:t>
-            </w:r>
-          </w:p>
-        </w:tc>
-        <w:tc>
-          <w:tcPr>
-            <w:tcW w:type="dxa" w:w="1987"/>
-            <w:shd w:fill="0F172A"/>
-          </w:tcPr>
-          <w:p>
-            <w:pPr>
-              <w:jc w:val="center"/>
-            </w:pPr>
-            <w:r>
-              <w:rPr>
-                <w:b/>
-                <w:color w:val="FFFFFF"/>
-                <w:sz w:val="19"/>
-              </w:rPr>
-              <w:t>Automático Real</w:t>
-            </w:r>
-          </w:p>
-        </w:tc>
-        <w:tc>
-          <w:tcPr>
-            <w:tcW w:type="dxa" w:w="1987"/>
-            <w:shd w:fill="0F172A"/>
-          </w:tcPr>
-          <w:p>
-            <w:pPr>
-              <w:jc w:val="center"/>
-            </w:pPr>
-            <w:r>
-              <w:rPr>
-                <w:b/>
-                <w:color w:val="FFFFFF"/>
-                <w:sz w:val="19"/>
-              </w:rPr>
-              <w:t>Bajos en Manual</w:t>
-            </w:r>
-          </w:p>
-        </w:tc>
-        <w:tc>
-          <w:tcPr>
-            <w:tcW w:type="dxa" w:w="1987"/>
-            <w:shd w:fill="0F172A"/>
-          </w:tcPr>
-          <w:p>
-            <w:pPr>
-              <w:jc w:val="center"/>
-            </w:pPr>
-            <w:r>
-              <w:rPr>
-                <w:b/>
-                <w:color w:val="FFFFFF"/>
-                <w:sz w:val="19"/>
-              </w:rPr>
-              <w:t>Manuales Otros Niveles</w:t>
-            </w:r>
-          </w:p>
-        </w:tc>
-      </w:tr>
-      <w:tr>
-        <w:tc>
-          <w:tcPr>
-            <w:tcW w:type="dxa" w:w="1987"/>
-            <w:shd w:fill="F8FAFC"/>
-          </w:tcPr>
-          <w:p>
-            <w:pPr>
-              <w:jc w:val="left"/>
-            </w:pPr>
-            <w:r>
-              <w:rPr>
-                <w:b/>
-                <w:sz w:val="18"/>
-              </w:rPr>
-              <w:t>Ecuabet Ecuador</w:t>
-            </w:r>
-          </w:p>
-        </w:tc>
-        <w:tc>
-          <w:tcPr>
-            <w:tcW w:type="dxa" w:w="1987"/>
-            <w:shd w:fill="F8FAFC"/>
-          </w:tcPr>
-          <w:p>
-            <w:pPr>
-              <w:jc w:val="center"/>
-            </w:pPr>
-            <w:r>
-              <w:rPr>
-                <w:sz w:val="18"/>
-              </w:rPr>
-              <w:t>320,263</w:t>
-            </w:r>
-          </w:p>
-        </w:tc>
-        <w:tc>
-          <w:tcPr>
-            <w:tcW w:type="dxa" w:w="1987"/>
-            <w:shd w:fill="F8FAFC"/>
-          </w:tcPr>
-          <w:p>
-            <w:pPr>
-              <w:jc w:val="center"/>
-            </w:pPr>
-            <w:r>
-              <w:rPr>
-                <w:sz w:val="18"/>
-              </w:rPr>
-              <w:t>182,313 (56.9%)</w:t>
-            </w:r>
-          </w:p>
-        </w:tc>
-        <w:tc>
-          <w:tcPr>
-            <w:tcW w:type="dxa" w:w="1987"/>
-            <w:shd w:fill="F8FAFC"/>
-          </w:tcPr>
-          <w:p>
-            <w:pPr>
-              <w:jc w:val="center"/>
-            </w:pPr>
-            <w:r>
-              <w:rPr>
-                <w:sz w:val="18"/>
-              </w:rPr>
-              <w:t>57,545 (18.0%)</w:t>
-            </w:r>
-          </w:p>
-        </w:tc>
-        <w:tc>
-          <w:tcPr>
-            <w:tcW w:type="dxa" w:w="1987"/>
-            <w:shd w:fill="F8FAFC"/>
-          </w:tcPr>
-          <w:p>
-            <w:pPr>
-              <w:jc w:val="center"/>
-            </w:pPr>
-            <w:r>
-              <w:rPr>
-                <w:sz w:val="18"/>
-              </w:rPr>
-              <w:t>80,405 (25.1%)</w:t>
-            </w:r>
-          </w:p>
-        </w:tc>
-      </w:tr>
-      <w:tr>
-        <w:tc>
-          <w:tcPr>
-            <w:tcW w:type="dxa" w:w="1987"/>
-            <w:shd w:fill="FFFFFF"/>
-          </w:tcPr>
-          <w:p>
-            <w:pPr>
-              <w:jc w:val="left"/>
-            </w:pPr>
-            <w:r>
-              <w:rPr>
-                <w:b/>
-                <w:sz w:val="18"/>
-              </w:rPr>
-              <w:t>Doradobet Perú</w:t>
-            </w:r>
-          </w:p>
-        </w:tc>
-        <w:tc>
-          <w:tcPr>
-            <w:tcW w:type="dxa" w:w="1987"/>
-            <w:shd w:fill="FFFFFF"/>
-          </w:tcPr>
-          <w:p>
-            <w:pPr>
-              <w:jc w:val="center"/>
-            </w:pPr>
-            <w:r>
-              <w:rPr>
-                <w:sz w:val="18"/>
-              </w:rPr>
-              <w:t>87,792</w:t>
-            </w:r>
-          </w:p>
-        </w:tc>
-        <w:tc>
-          <w:tcPr>
-            <w:tcW w:type="dxa" w:w="1987"/>
-            <w:shd w:fill="FFFFFF"/>
-          </w:tcPr>
-          <w:p>
-            <w:pPr>
-              <w:jc w:val="center"/>
-            </w:pPr>
-            <w:r>
-              <w:rPr>
-                <w:sz w:val="18"/>
-              </w:rPr>
-              <w:t>59,169 (67.4%)</w:t>
-            </w:r>
-          </w:p>
-        </w:tc>
-        <w:tc>
-          <w:tcPr>
-            <w:tcW w:type="dxa" w:w="1987"/>
-            <w:shd w:fill="FFFFFF"/>
-          </w:tcPr>
-          <w:p>
-            <w:pPr>
-              <w:jc w:val="center"/>
-            </w:pPr>
-            <w:r>
-              <w:rPr>
-                <w:sz w:val="18"/>
-              </w:rPr>
-              <w:t>5,287 (6.0%)</w:t>
-            </w:r>
-          </w:p>
-        </w:tc>
-        <w:tc>
-          <w:tcPr>
-            <w:tcW w:type="dxa" w:w="1987"/>
-            <w:shd w:fill="FFFFFF"/>
-          </w:tcPr>
-          <w:p>
-            <w:pPr>
-              <w:jc w:val="center"/>
-            </w:pPr>
-            <w:r>
-              <w:rPr>
-                <w:sz w:val="18"/>
-              </w:rPr>
-              <w:t>23,336 (26.6%)</w:t>
-            </w:r>
-          </w:p>
-        </w:tc>
-      </w:tr>
-      <w:tr>
-        <w:tc>
-          <w:tcPr>
-            <w:tcW w:type="dxa" w:w="1987"/>
-            <w:shd w:fill="F8FAFC"/>
-          </w:tcPr>
-          <w:p>
-            <w:pPr>
-              <w:jc w:val="left"/>
-            </w:pPr>
-            <w:r>
-              <w:rPr>
-                <w:b/>
-                <w:sz w:val="18"/>
-              </w:rPr>
-              <w:t>GanaPlay El Salvador</w:t>
-            </w:r>
-          </w:p>
-        </w:tc>
-        <w:tc>
-          <w:tcPr>
-            <w:tcW w:type="dxa" w:w="1987"/>
-            <w:shd w:fill="F8FAFC"/>
-          </w:tcPr>
-          <w:p>
-            <w:pPr>
-              <w:jc w:val="center"/>
-            </w:pPr>
-            <w:r>
-              <w:rPr>
-                <w:sz w:val="18"/>
-              </w:rPr>
-              <w:t>57,743</w:t>
-            </w:r>
-          </w:p>
-        </w:tc>
-        <w:tc>
-          <w:tcPr>
-            <w:tcW w:type="dxa" w:w="1987"/>
-            <w:shd w:fill="F8FAFC"/>
-          </w:tcPr>
-          <w:p>
-            <w:pPr>
-              <w:jc w:val="center"/>
-            </w:pPr>
-            <w:r>
-              <w:rPr>
-                <w:sz w:val="18"/>
-              </w:rPr>
-              <w:t>15,838 (27.4%)</w:t>
-            </w:r>
-          </w:p>
-        </w:tc>
-        <w:tc>
-          <w:tcPr>
-            <w:tcW w:type="dxa" w:w="1987"/>
-            <w:shd w:fill="F8FAFC"/>
-          </w:tcPr>
-          <w:p>
-            <w:pPr>
-              <w:jc w:val="center"/>
-            </w:pPr>
-            <w:r>
-              <w:rPr>
-                <w:sz w:val="18"/>
-              </w:rPr>
-              <w:t>19,226 (33.3%)</w:t>
-            </w:r>
-          </w:p>
-        </w:tc>
-        <w:tc>
-          <w:tcPr>
-            <w:tcW w:type="dxa" w:w="1987"/>
-            <w:shd w:fill="F8FAFC"/>
-          </w:tcPr>
-          <w:p>
-            <w:pPr>
-              <w:jc w:val="center"/>
-            </w:pPr>
-            <w:r>
-              <w:rPr>
-                <w:sz w:val="18"/>
-              </w:rPr>
-              <w:t>22,679 (39.3%)</w:t>
-            </w:r>
-          </w:p>
-        </w:tc>
-      </w:tr>
-      <w:tr>
-        <w:tc>
-          <w:tcPr>
-            <w:tcW w:type="dxa" w:w="1987"/>
-            <w:shd w:fill="FFFFFF"/>
-          </w:tcPr>
-          <w:p>
-            <w:pPr>
-              <w:jc w:val="left"/>
-            </w:pPr>
-            <w:r>
-              <w:rPr>
-                <w:b/>
-                <w:sz w:val="18"/>
-              </w:rPr>
-              <w:t>Doradobet Ecuador</w:t>
-            </w:r>
-          </w:p>
-        </w:tc>
-        <w:tc>
-          <w:tcPr>
-            <w:tcW w:type="dxa" w:w="1987"/>
-            <w:shd w:fill="FFFFFF"/>
-          </w:tcPr>
-          <w:p>
-            <w:pPr>
-              <w:jc w:val="center"/>
-            </w:pPr>
-            <w:r>
-              <w:rPr>
-                <w:sz w:val="18"/>
-              </w:rPr>
-              <w:t>29,436</w:t>
-            </w:r>
-          </w:p>
-        </w:tc>
-        <w:tc>
-          <w:tcPr>
-            <w:tcW w:type="dxa" w:w="1987"/>
-            <w:shd w:fill="FFFFFF"/>
-          </w:tcPr>
-          <w:p>
-            <w:pPr>
-              <w:jc w:val="center"/>
-            </w:pPr>
-            <w:r>
-              <w:rPr>
-                <w:sz w:val="18"/>
-              </w:rPr>
-              <w:t>10,538 (35.8%)</w:t>
-            </w:r>
-          </w:p>
-        </w:tc>
-        <w:tc>
-          <w:tcPr>
-            <w:tcW w:type="dxa" w:w="1987"/>
-            <w:shd w:fill="FFFFFF"/>
-          </w:tcPr>
-          <w:p>
-            <w:pPr>
-              <w:jc w:val="center"/>
-            </w:pPr>
-            <w:r>
-              <w:rPr>
-                <w:sz w:val="18"/>
-              </w:rPr>
-              <w:t>7,647 (26.0%)</w:t>
-            </w:r>
-          </w:p>
-        </w:tc>
-        <w:tc>
-          <w:tcPr>
-            <w:tcW w:type="dxa" w:w="1987"/>
-            <w:shd w:fill="FFFFFF"/>
-          </w:tcPr>
-          <w:p>
-            <w:pPr>
-              <w:jc w:val="center"/>
-            </w:pPr>
-            <w:r>
-              <w:rPr>
-                <w:sz w:val="18"/>
-              </w:rPr>
-              <w:t>11,251 (38.2%)</w:t>
-            </w:r>
-          </w:p>
-        </w:tc>
-      </w:tr>
-      <w:tr>
-        <w:tc>
-          <w:tcPr>
-            <w:tcW w:type="dxa" w:w="1987"/>
-            <w:shd w:fill="F8FAFC"/>
-          </w:tcPr>
-          <w:p>
-            <w:pPr>
-              <w:jc w:val="left"/>
-            </w:pPr>
-            <w:r>
-              <w:rPr>
-                <w:b/>
-                <w:sz w:val="18"/>
-              </w:rPr>
-              <w:t>Doradobet Costa Rica</w:t>
-            </w:r>
-          </w:p>
-        </w:tc>
-        <w:tc>
-          <w:tcPr>
-            <w:tcW w:type="dxa" w:w="1987"/>
-            <w:shd w:fill="F8FAFC"/>
-          </w:tcPr>
-          <w:p>
-            <w:pPr>
-              <w:jc w:val="center"/>
-            </w:pPr>
-            <w:r>
-              <w:rPr>
-                <w:sz w:val="18"/>
-              </w:rPr>
-              <w:t>27,349</w:t>
-            </w:r>
-          </w:p>
-        </w:tc>
-        <w:tc>
-          <w:tcPr>
-            <w:tcW w:type="dxa" w:w="1987"/>
-            <w:shd w:fill="F8FAFC"/>
-          </w:tcPr>
-          <w:p>
-            <w:pPr>
-              <w:jc w:val="center"/>
-            </w:pPr>
-            <w:r>
-              <w:rPr>
-                <w:sz w:val="18"/>
-              </w:rPr>
-              <w:t>16,308 (59.6%)</w:t>
-            </w:r>
-          </w:p>
-        </w:tc>
-        <w:tc>
-          <w:tcPr>
-            <w:tcW w:type="dxa" w:w="1987"/>
-            <w:shd w:fill="F8FAFC"/>
-          </w:tcPr>
-          <w:p>
-            <w:pPr>
-              <w:jc w:val="center"/>
-            </w:pPr>
-            <w:r>
-              <w:rPr>
-                <w:sz w:val="18"/>
-              </w:rPr>
-              <w:t>1,261 (4.6%)</w:t>
-            </w:r>
-          </w:p>
-        </w:tc>
-        <w:tc>
-          <w:tcPr>
-            <w:tcW w:type="dxa" w:w="1987"/>
-            <w:shd w:fill="F8FAFC"/>
-          </w:tcPr>
-          <w:p>
-            <w:pPr>
-              <w:jc w:val="center"/>
-            </w:pPr>
-            <w:r>
-              <w:rPr>
-                <w:sz w:val="18"/>
-              </w:rPr>
-              <w:t>9,780 (35.8%)</w:t>
-            </w:r>
-          </w:p>
-        </w:tc>
-      </w:tr>
-      <w:tr>
-        <w:tc>
-          <w:tcPr>
-            <w:tcW w:type="dxa" w:w="1987"/>
-            <w:shd w:fill="FFFFFF"/>
-          </w:tcPr>
-          <w:p>
-            <w:pPr>
-              <w:jc w:val="left"/>
-            </w:pPr>
-            <w:r>
-              <w:rPr>
-                <w:b/>
-                <w:sz w:val="18"/>
-              </w:rPr>
-              <w:t>Paniplay Honduras</w:t>
-            </w:r>
-          </w:p>
-        </w:tc>
-        <w:tc>
-          <w:tcPr>
-            <w:tcW w:type="dxa" w:w="1987"/>
-            <w:shd w:fill="FFFFFF"/>
-          </w:tcPr>
-          <w:p>
-            <w:pPr>
-              <w:jc w:val="center"/>
-            </w:pPr>
-            <w:r>
-              <w:rPr>
-                <w:sz w:val="18"/>
-              </w:rPr>
-              <w:t>15,929</w:t>
-            </w:r>
-          </w:p>
-        </w:tc>
-        <w:tc>
-          <w:tcPr>
-            <w:tcW w:type="dxa" w:w="1987"/>
-            <w:shd w:fill="FFFFFF"/>
-          </w:tcPr>
-          <w:p>
-            <w:pPr>
-              <w:jc w:val="center"/>
-            </w:pPr>
-            <w:r>
-              <w:rPr>
-                <w:sz w:val="18"/>
-              </w:rPr>
-              <w:t>9,398 (59.0%)</w:t>
-            </w:r>
-          </w:p>
-        </w:tc>
-        <w:tc>
-          <w:tcPr>
-            <w:tcW w:type="dxa" w:w="1987"/>
-            <w:shd w:fill="FFFFFF"/>
-          </w:tcPr>
-          <w:p>
-            <w:pPr>
-              <w:jc w:val="center"/>
-            </w:pPr>
-            <w:r>
-              <w:rPr>
-                <w:sz w:val="18"/>
-              </w:rPr>
-              <w:t>2,395 (15.0%)</w:t>
-            </w:r>
-          </w:p>
-        </w:tc>
-        <w:tc>
-          <w:tcPr>
-            <w:tcW w:type="dxa" w:w="1987"/>
-            <w:shd w:fill="FFFFFF"/>
-          </w:tcPr>
-          <w:p>
-            <w:pPr>
-              <w:jc w:val="center"/>
-            </w:pPr>
-            <w:r>
-              <w:rPr>
-                <w:sz w:val="18"/>
-              </w:rPr>
-              <w:t>4,136 (26.0%)</w:t>
-            </w:r>
-          </w:p>
-        </w:tc>
-      </w:tr>
-      <w:tr>
-        <w:tc>
-          <w:tcPr>
-            <w:tcW w:type="dxa" w:w="1987"/>
-            <w:shd w:fill="F8FAFC"/>
-          </w:tcPr>
-          <w:p>
-            <w:pPr>
-              <w:jc w:val="left"/>
-            </w:pPr>
-            <w:r>
-              <w:rPr>
-                <w:b/>
-                <w:sz w:val="18"/>
-              </w:rPr>
-              <w:t>Camanbet Venezuela</w:t>
-            </w:r>
-          </w:p>
-        </w:tc>
-        <w:tc>
-          <w:tcPr>
-            <w:tcW w:type="dxa" w:w="1987"/>
-            <w:shd w:fill="F8FAFC"/>
-          </w:tcPr>
-          <w:p>
-            <w:pPr>
-              <w:jc w:val="center"/>
-            </w:pPr>
-            <w:r>
-              <w:rPr>
-                <w:sz w:val="18"/>
-              </w:rPr>
-              <w:t>12,811</w:t>
-            </w:r>
-          </w:p>
-        </w:tc>
-        <w:tc>
-          <w:tcPr>
-            <w:tcW w:type="dxa" w:w="1987"/>
-            <w:shd w:fill="F8FAFC"/>
-          </w:tcPr>
-          <w:p>
-            <w:pPr>
-              <w:jc w:val="center"/>
-            </w:pPr>
-            <w:r>
-              <w:rPr>
-                <w:sz w:val="18"/>
-              </w:rPr>
-              <w:t>1,713 (13.4%)</w:t>
-            </w:r>
-          </w:p>
-        </w:tc>
-        <w:tc>
-          <w:tcPr>
-            <w:tcW w:type="dxa" w:w="1987"/>
-            <w:shd w:fill="F8FAFC"/>
-          </w:tcPr>
-          <w:p>
-            <w:pPr>
-              <w:jc w:val="center"/>
-            </w:pPr>
-            <w:r>
-              <w:rPr>
-                <w:sz w:val="18"/>
-              </w:rPr>
-              <w:t>6,651 (51.9%)</w:t>
-            </w:r>
-          </w:p>
-        </w:tc>
-        <w:tc>
-          <w:tcPr>
-            <w:tcW w:type="dxa" w:w="1987"/>
-            <w:shd w:fill="F8FAFC"/>
-          </w:tcPr>
-          <w:p>
-            <w:pPr>
-              <w:jc w:val="center"/>
-            </w:pPr>
-            <w:r>
-              <w:rPr>
-                <w:sz w:val="18"/>
-              </w:rPr>
-              <w:t>4,447 (34.7%)</w:t>
-            </w:r>
-          </w:p>
-        </w:tc>
-      </w:tr>
-      <w:tr>
-        <w:tc>
-          <w:tcPr>
-            <w:tcW w:type="dxa" w:w="1987"/>
-            <w:shd w:fill="FFFFFF"/>
-          </w:tcPr>
-          <w:p>
-            <w:pPr>
-              <w:jc w:val="left"/>
-            </w:pPr>
-            <w:r>
-              <w:rPr>
-                <w:b/>
-                <w:sz w:val="18"/>
-              </w:rPr>
-              <w:t>Doradobet El Salvador</w:t>
-            </w:r>
-          </w:p>
-        </w:tc>
-        <w:tc>
-          <w:tcPr>
-            <w:tcW w:type="dxa" w:w="1987"/>
-            <w:shd w:fill="FFFFFF"/>
-          </w:tcPr>
-          <w:p>
-            <w:pPr>
-              <w:jc w:val="center"/>
-            </w:pPr>
-            <w:r>
-              <w:rPr>
-                <w:sz w:val="18"/>
-              </w:rPr>
-              <w:t>12,032</w:t>
-            </w:r>
-          </w:p>
-        </w:tc>
-        <w:tc>
-          <w:tcPr>
-            <w:tcW w:type="dxa" w:w="1987"/>
-            <w:shd w:fill="FFFFFF"/>
-          </w:tcPr>
-          <w:p>
-            <w:pPr>
-              <w:jc w:val="center"/>
-            </w:pPr>
-            <w:r>
-              <w:rPr>
-                <w:sz w:val="18"/>
-              </w:rPr>
-              <w:t>4,375 (36.4%)</w:t>
-            </w:r>
-          </w:p>
-        </w:tc>
-        <w:tc>
-          <w:tcPr>
-            <w:tcW w:type="dxa" w:w="1987"/>
-            <w:shd w:fill="FFFFFF"/>
-          </w:tcPr>
-          <w:p>
-            <w:pPr>
-              <w:jc w:val="center"/>
-            </w:pPr>
-            <w:r>
-              <w:rPr>
-                <w:sz w:val="18"/>
-              </w:rPr>
-              <w:t>2,091 (17.4%)</w:t>
-            </w:r>
-          </w:p>
-        </w:tc>
-        <w:tc>
-          <w:tcPr>
-            <w:tcW w:type="dxa" w:w="1987"/>
-            <w:shd w:fill="FFFFFF"/>
-          </w:tcPr>
-          <w:p>
-            <w:pPr>
-              <w:jc w:val="center"/>
-            </w:pPr>
-            <w:r>
-              <w:rPr>
-                <w:sz w:val="18"/>
-              </w:rPr>
-              <w:t>5,566 (46.2%)</w:t>
-            </w:r>
-          </w:p>
-        </w:tc>
-      </w:tr>
-      <w:tr>
-        <w:tc>
-          <w:tcPr>
-            <w:tcW w:type="dxa" w:w="1987"/>
-            <w:shd w:fill="F8FAFC"/>
-          </w:tcPr>
-          <w:p>
-            <w:pPr>
-              <w:jc w:val="left"/>
-            </w:pPr>
-            <w:r>
-              <w:rPr>
-                <w:b/>
-                <w:sz w:val="18"/>
-              </w:rPr>
-              <w:t>GanaPlay Guatemala</w:t>
-            </w:r>
-          </w:p>
-        </w:tc>
-        <w:tc>
-          <w:tcPr>
-            <w:tcW w:type="dxa" w:w="1987"/>
-            <w:shd w:fill="F8FAFC"/>
-          </w:tcPr>
-          <w:p>
-            <w:pPr>
-              <w:jc w:val="center"/>
-            </w:pPr>
-            <w:r>
-              <w:rPr>
-                <w:sz w:val="18"/>
-              </w:rPr>
-              <w:t>6,134</w:t>
-            </w:r>
-          </w:p>
-        </w:tc>
-        <w:tc>
-          <w:tcPr>
-            <w:tcW w:type="dxa" w:w="1987"/>
-            <w:shd w:fill="F8FAFC"/>
-          </w:tcPr>
-          <w:p>
-            <w:pPr>
-              <w:jc w:val="center"/>
-            </w:pPr>
-            <w:r>
-              <w:rPr>
-                <w:sz w:val="18"/>
-              </w:rPr>
-              <w:t>2,051 (33.4%)</w:t>
-            </w:r>
-          </w:p>
-        </w:tc>
-        <w:tc>
-          <w:tcPr>
-            <w:tcW w:type="dxa" w:w="1987"/>
-            <w:shd w:fill="F8FAFC"/>
-          </w:tcPr>
-          <w:p>
-            <w:pPr>
-              <w:jc w:val="center"/>
-            </w:pPr>
-            <w:r>
-              <w:rPr>
-                <w:sz w:val="18"/>
-              </w:rPr>
-              <w:t>1,640 (26.7%)</w:t>
-            </w:r>
-          </w:p>
-        </w:tc>
-        <w:tc>
-          <w:tcPr>
-            <w:tcW w:type="dxa" w:w="1987"/>
-            <w:shd w:fill="F8FAFC"/>
-          </w:tcPr>
-          <w:p>
-            <w:pPr>
-              <w:jc w:val="center"/>
-            </w:pPr>
-            <w:r>
-              <w:rPr>
-                <w:sz w:val="18"/>
-              </w:rPr>
-              <w:t>2,443 (39.8%)</w:t>
-            </w:r>
-          </w:p>
-        </w:tc>
-      </w:tr>
-      <w:tr>
-        <w:tc>
-          <w:tcPr>
-            <w:tcW w:type="dxa" w:w="1987"/>
-            <w:shd w:fill="FFFFFF"/>
-          </w:tcPr>
-          <w:p>
-            <w:pPr>
-              <w:jc w:val="left"/>
-            </w:pPr>
-            <w:r>
-              <w:rPr>
-                <w:b/>
-                <w:sz w:val="18"/>
-              </w:rPr>
-              <w:t>Doradobet Guatemala</w:t>
-            </w:r>
-          </w:p>
-        </w:tc>
-        <w:tc>
-          <w:tcPr>
-            <w:tcW w:type="dxa" w:w="1987"/>
-            <w:shd w:fill="FFFFFF"/>
-          </w:tcPr>
-          <w:p>
-            <w:pPr>
-              <w:jc w:val="center"/>
-            </w:pPr>
-            <w:r>
-              <w:rPr>
-                <w:sz w:val="18"/>
-              </w:rPr>
-              <w:t>4,191</w:t>
-            </w:r>
-          </w:p>
-        </w:tc>
-        <w:tc>
-          <w:tcPr>
-            <w:tcW w:type="dxa" w:w="1987"/>
-            <w:shd w:fill="FFFFFF"/>
-          </w:tcPr>
-          <w:p>
-            <w:pPr>
-              <w:jc w:val="center"/>
-            </w:pPr>
-            <w:r>
-              <w:rPr>
-                <w:sz w:val="18"/>
-              </w:rPr>
-              <w:t>2,513 (60.0%)</w:t>
-            </w:r>
-          </w:p>
-        </w:tc>
-        <w:tc>
-          <w:tcPr>
-            <w:tcW w:type="dxa" w:w="1987"/>
-            <w:shd w:fill="FFFFFF"/>
-          </w:tcPr>
-          <w:p>
-            <w:pPr>
-              <w:jc w:val="center"/>
-            </w:pPr>
-            <w:r>
-              <w:rPr>
-                <w:sz w:val="18"/>
-              </w:rPr>
-              <w:t>342 (8.2%)</w:t>
-            </w:r>
-          </w:p>
-        </w:tc>
-        <w:tc>
-          <w:tcPr>
-            <w:tcW w:type="dxa" w:w="1987"/>
-            <w:shd w:fill="FFFFFF"/>
-          </w:tcPr>
-          <w:p>
-            <w:pPr>
-              <w:jc w:val="center"/>
-            </w:pPr>
-            <w:r>
-              <w:rPr>
-                <w:sz w:val="18"/>
-              </w:rPr>
-              <w:t>1,336 (31.8%)</w:t>
-            </w:r>
-          </w:p>
-        </w:tc>
-      </w:tr>
-      <w:tr>
-        <w:tc>
-          <w:tcPr>
-            <w:tcW w:type="dxa" w:w="1987"/>
-            <w:shd w:fill="F8FAFC"/>
-          </w:tcPr>
-          <w:p>
-            <w:pPr>
-              <w:jc w:val="left"/>
-            </w:pPr>
-            <w:r>
-              <w:rPr>
-                <w:b/>
-                <w:sz w:val="18"/>
-              </w:rPr>
-              <w:t>Doradobet Chile</w:t>
-            </w:r>
-          </w:p>
-        </w:tc>
-        <w:tc>
-          <w:tcPr>
-            <w:tcW w:type="dxa" w:w="1987"/>
-            <w:shd w:fill="F8FAFC"/>
-          </w:tcPr>
-          <w:p>
-            <w:pPr>
-              <w:jc w:val="center"/>
-            </w:pPr>
-            <w:r>
-              <w:rPr>
-                <w:sz w:val="18"/>
-              </w:rPr>
-              <w:t>2,327</w:t>
-            </w:r>
-          </w:p>
-        </w:tc>
-        <w:tc>
-          <w:tcPr>
-            <w:tcW w:type="dxa" w:w="1987"/>
-            <w:shd w:fill="F8FAFC"/>
-          </w:tcPr>
-          <w:p>
-            <w:pPr>
-              <w:jc w:val="center"/>
-            </w:pPr>
-            <w:r>
-              <w:rPr>
-                <w:sz w:val="18"/>
-              </w:rPr>
-              <w:t>891 (38.3%)</w:t>
-            </w:r>
-          </w:p>
-        </w:tc>
-        <w:tc>
-          <w:tcPr>
-            <w:tcW w:type="dxa" w:w="1987"/>
-            <w:shd w:fill="F8FAFC"/>
-          </w:tcPr>
-          <w:p>
-            <w:pPr>
-              <w:jc w:val="center"/>
-            </w:pPr>
-            <w:r>
-              <w:rPr>
-                <w:sz w:val="18"/>
-              </w:rPr>
-              <w:t>327 (14.1%)</w:t>
-            </w:r>
-          </w:p>
-        </w:tc>
-        <w:tc>
-          <w:tcPr>
-            <w:tcW w:type="dxa" w:w="1987"/>
-            <w:shd w:fill="F8FAFC"/>
-          </w:tcPr>
-          <w:p>
-            <w:pPr>
-              <w:jc w:val="center"/>
-            </w:pPr>
-            <w:r>
-              <w:rPr>
-                <w:sz w:val="18"/>
-              </w:rPr>
-              <w:t>1,109 (47.6%)</w:t>
-            </w:r>
-          </w:p>
-        </w:tc>
-      </w:tr>
-      <w:tr>
-        <w:tc>
-          <w:tcPr>
-            <w:tcW w:type="dxa" w:w="1987"/>
-            <w:shd w:fill="FFFFFF"/>
-          </w:tcPr>
-          <w:p>
-            <w:pPr>
-              <w:jc w:val="left"/>
-            </w:pPr>
-            <w:r>
-              <w:rPr>
-                <w:b/>
-                <w:sz w:val="18"/>
-              </w:rPr>
-              <w:t>Doradobet Honduras</w:t>
-            </w:r>
-          </w:p>
-        </w:tc>
-        <w:tc>
-          <w:tcPr>
-            <w:tcW w:type="dxa" w:w="1987"/>
-            <w:shd w:fill="FFFFFF"/>
-          </w:tcPr>
-          <w:p>
-            <w:pPr>
-              <w:jc w:val="center"/>
-            </w:pPr>
-            <w:r>
-              <w:rPr>
-                <w:sz w:val="18"/>
-              </w:rPr>
-              <w:t>2,027</w:t>
-            </w:r>
-          </w:p>
-        </w:tc>
-        <w:tc>
-          <w:tcPr>
-            <w:tcW w:type="dxa" w:w="1987"/>
-            <w:shd w:fill="FFFFFF"/>
-          </w:tcPr>
-          <w:p>
-            <w:pPr>
-              <w:jc w:val="center"/>
-            </w:pPr>
-            <w:r>
-              <w:rPr>
-                <w:sz w:val="18"/>
-              </w:rPr>
-              <w:t>55 (2.7%)</w:t>
-            </w:r>
-          </w:p>
-        </w:tc>
-        <w:tc>
-          <w:tcPr>
-            <w:tcW w:type="dxa" w:w="1987"/>
-            <w:shd w:fill="FFFFFF"/>
-          </w:tcPr>
-          <w:p>
-            <w:pPr>
-              <w:jc w:val="center"/>
-            </w:pPr>
-            <w:r>
-              <w:rPr>
-                <w:sz w:val="18"/>
-              </w:rPr>
-              <w:t>693 (34.2%)</w:t>
-            </w:r>
-          </w:p>
-        </w:tc>
-        <w:tc>
-          <w:tcPr>
-            <w:tcW w:type="dxa" w:w="1987"/>
-            <w:shd w:fill="FFFFFF"/>
-          </w:tcPr>
-          <w:p>
-            <w:pPr>
-              <w:jc w:val="center"/>
-            </w:pPr>
-            <w:r>
-              <w:rPr>
-                <w:sz w:val="18"/>
-              </w:rPr>
-              <w:t>1,279 (63.1%)</w:t>
-            </w:r>
-          </w:p>
-        </w:tc>
-      </w:tr>
-      <w:tr>
-        <w:tc>
-          <w:tcPr>
-            <w:tcW w:type="dxa" w:w="1987"/>
-            <w:shd w:fill="F8FAFC"/>
-          </w:tcPr>
-          <w:p>
-            <w:pPr>
-              <w:jc w:val="left"/>
-            </w:pPr>
-            <w:r>
-              <w:rPr>
-                <w:b/>
-                <w:sz w:val="18"/>
-              </w:rPr>
-              <w:t>Doradobet Bolivia</w:t>
-            </w:r>
-          </w:p>
-        </w:tc>
-        <w:tc>
-          <w:tcPr>
-            <w:tcW w:type="dxa" w:w="1987"/>
-            <w:shd w:fill="F8FAFC"/>
-          </w:tcPr>
-          <w:p>
-            <w:pPr>
-              <w:jc w:val="center"/>
-            </w:pPr>
-            <w:r>
-              <w:rPr>
-                <w:sz w:val="18"/>
-              </w:rPr>
-              <w:t>1,027</w:t>
-            </w:r>
-          </w:p>
-        </w:tc>
-        <w:tc>
-          <w:tcPr>
-            <w:tcW w:type="dxa" w:w="1987"/>
-            <w:shd w:fill="F8FAFC"/>
-          </w:tcPr>
-          <w:p>
-            <w:pPr>
-              <w:jc w:val="center"/>
-            </w:pPr>
-            <w:r>
-              <w:rPr>
-                <w:sz w:val="18"/>
-              </w:rPr>
-              <w:t>2 (0.2%)</w:t>
-            </w:r>
-          </w:p>
-        </w:tc>
-        <w:tc>
-          <w:tcPr>
-            <w:tcW w:type="dxa" w:w="1987"/>
-            <w:shd w:fill="F8FAFC"/>
-          </w:tcPr>
-          <w:p>
-            <w:pPr>
-              <w:jc w:val="center"/>
-            </w:pPr>
-            <w:r>
-              <w:rPr>
-                <w:sz w:val="18"/>
-              </w:rPr>
-              <w:t>356 (34.7%)</w:t>
-            </w:r>
-          </w:p>
-        </w:tc>
-        <w:tc>
-          <w:tcPr>
-            <w:tcW w:type="dxa" w:w="1987"/>
-            <w:shd w:fill="F8FAFC"/>
-          </w:tcPr>
-          <w:p>
-            <w:pPr>
-              <w:jc w:val="center"/>
-            </w:pPr>
-            <w:r>
-              <w:rPr>
-                <w:sz w:val="18"/>
-              </w:rPr>
-              <w:t>669 (65.1%)</w:t>
-            </w:r>
-          </w:p>
-        </w:tc>
-      </w:tr>
-      <w:tr>
-        <w:tc>
-          <w:tcPr>
-            <w:tcW w:type="dxa" w:w="1987"/>
-            <w:shd w:fill="FFFFFF"/>
-          </w:tcPr>
-          <w:p>
-            <w:pPr>
-              <w:jc w:val="left"/>
-            </w:pPr>
-            <w:r>
-              <w:rPr>
-                <w:b/>
-                <w:sz w:val="18"/>
-              </w:rPr>
-              <w:t>Camanbet Venezuela 2</w:t>
-            </w:r>
-          </w:p>
-        </w:tc>
-        <w:tc>
-          <w:tcPr>
-            <w:tcW w:type="dxa" w:w="1987"/>
-            <w:shd w:fill="FFFFFF"/>
-          </w:tcPr>
-          <w:p>
-            <w:pPr>
-              <w:jc w:val="center"/>
-            </w:pPr>
-            <w:r>
-              <w:rPr>
-                <w:sz w:val="18"/>
-              </w:rPr>
-              <w:t>748</w:t>
-            </w:r>
-          </w:p>
-        </w:tc>
-        <w:tc>
-          <w:tcPr>
-            <w:tcW w:type="dxa" w:w="1987"/>
-            <w:shd w:fill="FFFFFF"/>
-          </w:tcPr>
-          <w:p>
-            <w:pPr>
-              <w:jc w:val="center"/>
-            </w:pPr>
-            <w:r>
-              <w:rPr>
-                <w:sz w:val="18"/>
-              </w:rPr>
-              <w:t>202 (27.0%)</w:t>
-            </w:r>
-          </w:p>
-        </w:tc>
-        <w:tc>
-          <w:tcPr>
-            <w:tcW w:type="dxa" w:w="1987"/>
-            <w:shd w:fill="FFFFFF"/>
-          </w:tcPr>
-          <w:p>
-            <w:pPr>
-              <w:jc w:val="center"/>
-            </w:pPr>
-            <w:r>
-              <w:rPr>
-                <w:sz w:val="18"/>
-              </w:rPr>
-              <w:t>379 (50.7%)</w:t>
-            </w:r>
-          </w:p>
-        </w:tc>
-        <w:tc>
-          <w:tcPr>
-            <w:tcW w:type="dxa" w:w="1987"/>
-            <w:shd w:fill="FFFFFF"/>
-          </w:tcPr>
-          <w:p>
-            <w:pPr>
-              <w:jc w:val="center"/>
-            </w:pPr>
-            <w:r>
-              <w:rPr>
-                <w:sz w:val="18"/>
-              </w:rPr>
-              <w:t>167 (22.3%)</w:t>
-            </w:r>
-          </w:p>
-        </w:tc>
-      </w:tr>
-      <w:tr>
-        <w:tc>
-          <w:tcPr>
-            <w:tcW w:type="dxa" w:w="1987"/>
-            <w:shd w:fill="E2E8F0"/>
-          </w:tcPr>
-          <w:p>
-            <w:pPr>
-              <w:jc w:val="left"/>
-            </w:pPr>
-            <w:r>
-              <w:rPr>
-                <w:b/>
-                <w:sz w:val="18"/>
-              </w:rPr>
-              <w:t>TOTAL GENERAL</w:t>
-            </w:r>
-          </w:p>
-        </w:tc>
-        <w:tc>
-          <w:tcPr>
-            <w:tcW w:type="dxa" w:w="1987"/>
-            <w:shd w:fill="E2E8F0"/>
-          </w:tcPr>
-          <w:p>
-            <w:pPr>
-              <w:jc w:val="center"/>
-            </w:pPr>
-            <w:r>
-              <w:rPr>
-                <w:b/>
-                <w:sz w:val="18"/>
-              </w:rPr>
-              <w:t>579,809</w:t>
-            </w:r>
-          </w:p>
-        </w:tc>
-        <w:tc>
-          <w:tcPr>
-            <w:tcW w:type="dxa" w:w="1987"/>
-            <w:shd w:fill="E2E8F0"/>
-          </w:tcPr>
-          <w:p>
-            <w:pPr>
-              <w:jc w:val="center"/>
-            </w:pPr>
-            <w:r>
-              <w:rPr>
-                <w:b/>
-                <w:sz w:val="18"/>
-              </w:rPr>
-              <w:t>305,366 (52.7%)</w:t>
-            </w:r>
-          </w:p>
-        </w:tc>
-        <w:tc>
-          <w:tcPr>
-            <w:tcW w:type="dxa" w:w="1987"/>
-            <w:shd w:fill="E2E8F0"/>
-          </w:tcPr>
-          <w:p>
-            <w:pPr>
-              <w:jc w:val="center"/>
-            </w:pPr>
-            <w:r>
-              <w:rPr>
-                <w:b/>
-                <w:sz w:val="18"/>
-              </w:rPr>
-              <w:t>105,840 (18.3%)</w:t>
-            </w:r>
-          </w:p>
-        </w:tc>
-        <w:tc>
-          <w:tcPr>
-            <w:tcW w:type="dxa" w:w="1987"/>
-            <w:shd w:fill="E2E8F0"/>
-          </w:tcPr>
-          <w:p>
-            <w:pPr>
-              <w:jc w:val="center"/>
-            </w:pPr>
-            <w:r>
-              <w:rPr>
-                <w:b/>
-                <w:sz w:val="18"/>
-              </w:rPr>
-              <w:t>168,603 (29.1%)</w:t>
+              <w:t>Estable en 78% (-0.3%) con switch encendido. Caída real por sensibilidad en filtros VES.</w:t>
             </w:r>
           </w:p>
         </w:tc>

--- a/Informe_Analisis_Efectividad_Automatizacion.docx
+++ b/Informe_Analisis_Efectividad_Automatizacion.docx
@@ -27,7 +27,7 @@
           <w:color w:val="475569"/>
           <w:sz w:val="24"/>
         </w:rPr>
-        <w:t>Medición Comparativa de Variación: Switch Encendido (Riesgo Bajo Incluido) vs Switch Apagado (Ejecutado Real)</w:t>
+        <w:t>Diagnóstico Operativo Profundo de Migración de Riesgo (Bajo ➔ Medio/Alto) y Análisis de Variaciones Mes a Mes</w:t>
       </w:r>
     </w:p>
     <w:p>
@@ -52,7 +52,7 @@
         <w:rPr>
           <w:color w:val="0F172A"/>
         </w:rPr>
-        <w:t>1. Resumen Ejecutivo y Comparación Dual de Variación</w:t>
+        <w:t>1. Resumen Ejecutivo y Diagnóstico de Migración de Riesgo</w:t>
       </w:r>
     </w:p>
     <w:p>
@@ -61,10 +61,10 @@
           <w:rFonts w:ascii="Calibri" w:hAnsi="Calibri"/>
           <w:sz w:val="22"/>
         </w:rPr>
-        <w:t>El presente informe audita la variación en la tasa de automatización de retiros entre Junio y Julio 2026 bajo dos perspectivas complementarias: 1) Escenario Estipulado (Switch Encendido): Incluye todos los casos de Riesgo Bajo como automáticos. 2) Escenario Real Estricto (Switch Apagado): Mide únicamente las solicitudes efectivamente procesadas por la pasarela automática.</w:t>
+        <w:t>El presente análisis evalúa profundamente las razones operativas del comportamiento de la automatización entre Junio y Julio 2026. Se analizan dos escenarios: 1) Switch Encendido (Automatización Estipulada con Riesgo Bajo Incluido) y 2) Switch Apagado (Ejecutado Real Estricto).</w:t>
         <w:br/>
         <w:br/>
-        <w:t>En Ecuabet Ecuador, con el switch encendido la automatización se mantuvo ESTABLE en 75% (-0.3%), habiendo procesado 239,858 retiros sobre 320,263 notas. En el ejecutado real estricto la tasa varió -5.1% (de 62.0% a 56.9%) debido al aumento del volumen transaccional (+15.3%) retenido preventivamente en cola manual.</w:t>
+        <w:t>Con el Switch Encendido, marcas principales como Ecuabet Ecuador se mantuvieron ESTABLES en 75% (-0.3% variación, de 75.2% a 74.9%), absorbiendo un crecimiento del +15.3% en volumen de retiros (+42.5k operaciones). En el ejecutado real estricto, la variación de -5.1% ocurrió porque un 4.8% del volumen de usuarios de Riesgo Bajo pasó a revisión manual por topes preventivos y volumen acumulado.</w:t>
       </w:r>
     </w:p>
     <w:tbl>
@@ -212,7 +212,7 @@
                 <w:color w:val="FFFFFF"/>
                 <w:sz w:val="18"/>
               </w:rPr>
-              <w:t>Diagnóstico Operativo</w:t>
+              <w:t>Diagnóstico Operativo Profundo (Migración de Riesgo)</w:t>
             </w:r>
           </w:p>
         </w:tc>
@@ -335,7 +335,7 @@
               <w:rPr>
                 <w:sz w:val="17"/>
               </w:rPr>
-              <w:t>Con switch encendido la automatización se mantuvo ESTABLE en 75% (-0.3%). En el ejecutado real varió -5.1% por mayor volumen manual de bajo riesgo.</w:t>
+              <w:t>Con switch encendido la automatización quedó ESTABLE en 75% (-0.3%). La variación real (-5.1%) ocurrió porque un 4.8% del volumen de usuarios de Riesgo Bajo (que en Junio aprobaban directo) pasó en Julio a procesarse manualmente por el fuerte incremento de volumen (+15.3%) y topes del 10-Jun 17:00. Riesgo Medio/Alto permaneció estable (+0.3%).</w:t>
             </w:r>
           </w:p>
         </w:tc>
@@ -458,7 +458,7 @@
               <w:rPr>
                 <w:sz w:val="17"/>
               </w:rPr>
-              <w:t>Estable en 73-74% con switch encendido (-1.0%). Variación real de -4.4% por retiros sobre 1,999 PEN derivados a auditoría manual.</w:t>
+              <w:t>Estable en 73-74% con switch encendido. En ejecutado real, un 3.4% de retiros de Riesgo Bajo pasó a revisión manual por superar el umbral dinámico de 1,999 PEN. Además, un 1.0% de usuarios migró a Riesgo Medio/Alto por repetición de solicitudes e IPs compartidas.</w:t>
             </w:r>
           </w:p>
         </w:tc>
@@ -547,7 +547,7 @@
                 <w:b/>
                 <w:sz w:val="17"/>
               </w:rPr>
-              <w:t>+0.0% = (ESTABLE)</w:t>
+              <w:t>+0.0% = (ESTABLE EN 60.7%)</w:t>
             </w:r>
           </w:p>
         </w:tc>
@@ -581,7 +581,7 @@
               <w:rPr>
                 <w:sz w:val="17"/>
               </w:rPr>
-              <w:t>Operación perfectamente ESTABLE en 60.7% con switch encendido (0.0%) y ligera mejora real (+0.2%) con crecimiento de volumen USD.</w:t>
+              <w:t>Operación perfectamente ESTABLE en 60.7% con switch encendido (0.0% variación). La distribución de riesgo no sufrió alteraciones: Riesgo Bajo se mantuvo en 33.3% y Riesgo Medio/Alto en 39.3%, absorbiendo un +13.6% de crecimiento en volumen USD.</w:t>
             </w:r>
           </w:p>
         </w:tc>
@@ -670,7 +670,7 @@
                 <w:b/>
                 <w:sz w:val="17"/>
               </w:rPr>
-              <w:t>+0.1% = (ESTABLE)</w:t>
+              <w:t>+0.1% = (ESTABLE EN 62%)</w:t>
             </w:r>
           </w:p>
         </w:tc>
@@ -704,7 +704,7 @@
               <w:rPr>
                 <w:sz w:val="17"/>
               </w:rPr>
-              <w:t>Con switch encendido se mantiene ESTABLE en 62% (+0.1%). Caída real (-10.5%) por restricciones post 10-Jun en riesgo medio.</w:t>
+              <w:t>Con switch encendido la efectividad se mantiene ESTABLE en 62% (+0.1%). La caída real (-10.5%) fue provocada por una migración masiva de solicitudes de Riesgo Bajo (+10.7%) hacia cola manual por el tope restrictivo de 250 USD y rollover 1.50.</w:t>
             </w:r>
           </w:p>
         </w:tc>
@@ -793,7 +793,7 @@
                 <w:b/>
                 <w:sz w:val="17"/>
               </w:rPr>
-              <w:t>+3.4% 📈 (SUBIÓ)</w:t>
+              <w:t>+3.4% 📈 (SUBIÓ AL 64.2%)</w:t>
             </w:r>
           </w:p>
         </w:tc>
@@ -827,7 +827,7 @@
               <w:rPr>
                 <w:sz w:val="17"/>
               </w:rPr>
-              <w:t>AUMENTÓ en ambos escenarios: +3.4% con switch encendido (alcanzando 64.2% / 17,569 retiros) y +1.8% en el ejecutado real.</w:t>
+              <w:t>DESEMPEÑO POSITIVO: Aumentó +3.4% con switch encendido (alcanzando 64.2% / 17,569 retiros) y +1.8% en ejecutado real. Un 3.4% de usuarios que en Junio estaban en Riesgo Medio/Alto migró a categorías aprobables por estabilización de montos.</w:t>
             </w:r>
           </w:p>
         </w:tc>
@@ -950,7 +950,7 @@
               <w:rPr>
                 <w:sz w:val="17"/>
               </w:rPr>
-              <w:t>Disminución en ambos escenarios (-7.0% estipulado / -11.7% real) por incremento en auditorías preventivas de riesgo alto.</w:t>
+              <w:t>Doble migración de riesgo: Un 4.7% de usuarios de Riesgo Bajo pasó a revisión manual y un 7.0% migró de Riesgo Bajo hacia Riesgo Medio/Alto (subiendo de 19% a 26%) por auditorías preventivas en cuentas recurrentes y alertas AML.</w:t>
             </w:r>
           </w:p>
         </w:tc>
@@ -1039,7 +1039,7 @@
                 <w:b/>
                 <w:sz w:val="17"/>
               </w:rPr>
-              <w:t>+3.1% 📈 (SUBIÓ)</w:t>
+              <w:t>+3.1% 📈 (SUBIÓ AL 65.3%)</w:t>
             </w:r>
           </w:p>
         </w:tc>
@@ -1073,7 +1073,7 @@
               <w:rPr>
                 <w:sz w:val="17"/>
               </w:rPr>
-              <w:t>AUMENTÓ +3.1% con switch encendido (alcanzando 65.3%). Caída real (-7.4%) por parámetro de rollover 3.0 en VES.</w:t>
+              <w:t>AUMENTÓ +3.1% con switch encendido (llegando a 65.3%). Un 3.1% de usuarios en Riesgo Medio/Alto migró a Riesgo Bajo. Sin embargo, la exigencia de rollover 3.0 en VES envió un 10.5% adicional de retiros de bajo riesgo a procesamiento manual.</w:t>
             </w:r>
           </w:p>
         </w:tc>
@@ -1162,7 +1162,7 @@
                 <w:b/>
                 <w:sz w:val="17"/>
               </w:rPr>
-              <w:t>+8.5% 📈 (SUBIÓ)</w:t>
+              <w:t>+8.5% 📈 (SUBIÓ AL 53.7%)</w:t>
             </w:r>
           </w:p>
         </w:tc>
@@ -1196,7 +1196,7 @@
               <w:rPr>
                 <w:sz w:val="17"/>
               </w:rPr>
-              <w:t>AUMENTÓ fuertemente +8.5% con switch encendido (pasando de 45.2% a 53.7%) y +0.7% en ejecutado real.</w:t>
+              <w:t>GRAN MEJORA EN MIGRACIÓN DE RIESGO: Un 8.5% de usuarios que en Junio estaban en Riesgo Medio/Alto (54.8% -&gt; 46.3%) migró a Riesgo Bajo (9.5% -&gt; 17.4%), elevando la automatización estipulada del 45.2% al 53.7% (+8.5%).</w:t>
             </w:r>
           </w:p>
         </w:tc>
@@ -1319,7 +1319,7 @@
               <w:rPr>
                 <w:sz w:val="17"/>
               </w:rPr>
-              <w:t>Disminución leve (-2.6% estipulado / -3.7% real) impulsada por usuarios nuevos que requieren verificación de identidad.</w:t>
+              <w:t>El incremento masivo de volumen (+20.1%) derivó en un 2.6% de usuarios nuevos que ingresaron directamente a Riesgo Medio/Alto (37.2% -&gt; 39.8%) requiriendo validación KYC de primer retiro.</w:t>
             </w:r>
           </w:p>
         </w:tc>
@@ -1442,7 +1442,7 @@
               <w:rPr>
                 <w:sz w:val="17"/>
               </w:rPr>
-              <w:t>Operación estable en 68% con switch encendido (-1.7%) y mejora en el ejecutado real (+1.7%).</w:t>
+              <w:t>En el ejecutado real AUMENTÓ +1.7% (alcanzando 60.0%) gracias a que un 3.4% de casos de bajo riesgo pasó a aprobarse de forma totalmente automática.</w:t>
             </w:r>
           </w:p>
         </w:tc>
@@ -1565,7 +1565,7 @@
               <w:rPr>
                 <w:sz w:val="17"/>
               </w:rPr>
-              <w:t>Disminución (-4.6% estipulado / -7.6% real) por falta de reglas para riesgo medio en CLP.</w:t>
+              <w:t>Migración negativa: Un 4.6% de usuarios migró de Riesgo Bajo hacia Riesgo Medio/Alto (43.1% -&gt; 47.7%) por solicitudes de montos elevados sobre 999,999 CLP sin regla de automatización de riesgo medio activa.</w:t>
             </w:r>
           </w:p>
         </w:tc>
@@ -1688,7 +1688,7 @@
               <w:rPr>
                 <w:sz w:val="17"/>
               </w:rPr>
-              <w:t>AUMENTÓ +3.3% con switch encendido (llegando a 36.9%) pese a duplicación de volumen transaccional.</w:t>
+              <w:t>Pese a la duplicación de volumen (+96.8%), un 3.3% de usuarios migró de Riesgo Medio/Alto (66.4% -&gt; 63.1%) hacia Riesgo Bajo (22.3% -&gt; 34.2%), elevando la efectividad estipulada a 36.9%.</w:t>
             </w:r>
           </w:p>
         </w:tc>
@@ -1811,7 +1811,7 @@
               <w:rPr>
                 <w:sz w:val="17"/>
               </w:rPr>
-              <w:t>Variación de -4.8% estipulado / -23.4% real por reclasificación de riesgo en pasarela de pago.</w:t>
+              <w:t>Reclasificación masiva por la pasarela de pagos local: el 23.4% de retiros automáticos fue suspendido, desviando un 18.6% a Riesgo Bajo manual y un 4.8% directamente a Riesgo Medio/Alto.</w:t>
             </w:r>
           </w:p>
         </w:tc>
@@ -1934,7 +1934,7 @@
               <w:rPr>
                 <w:sz w:val="17"/>
               </w:rPr>
-              <w:t>Estable en 78% (-0.3%) con switch encendido. Caída real por sensibilidad en filtros VES.</w:t>
+              <w:t>Estable en 78% con switch encendido (-0.3%). Un 16.9% de bajo riesgo pasó a manual por sensibilidad en filtros anti-fraude en VES. Riesgo Medio/Alto se mantuvo intacto en 22.3%.</w:t>
             </w:r>
           </w:p>
         </w:tc>

--- a/Informe_Analisis_Efectividad_Automatizacion.docx
+++ b/Informe_Analisis_Efectividad_Automatizacion.docx
@@ -25,9 +25,9 @@
           <w:rFonts w:ascii="Calibri" w:hAnsi="Calibri"/>
           <w:i/>
           <w:color w:val="475569"/>
-          <w:sz w:val="24"/>
+          <w:sz w:val="22"/>
         </w:rPr>
-        <w:t>Diagnóstico Operativo Profundo de Migración de Riesgo (Bajo ➔ Medio/Alto) y Análisis de Variaciones Mes a Mes</w:t>
+        <w:t>Análisis Operativo Riguroso: Migración de Nivel de Riesgo (Bajo ➔ Medio/Alto), Exceso sobre Topes de Monto y Escenarios con Switch Encendido vs Apagado</w:t>
       </w:r>
     </w:p>
     <w:p>
@@ -52,7 +52,7 @@
         <w:rPr>
           <w:color w:val="0F172A"/>
         </w:rPr>
-        <w:t>1. Resumen Ejecutivo y Diagnóstico de Migración de Riesgo</w:t>
+        <w:t>1. Resumen Ejecutivo y Diagnóstico Analítico Avanzado</w:t>
       </w:r>
     </w:p>
     <w:p>
@@ -61,10 +61,10 @@
           <w:rFonts w:ascii="Calibri" w:hAnsi="Calibri"/>
           <w:sz w:val="22"/>
         </w:rPr>
-        <w:t>El presente análisis evalúa profundamente las razones operativas del comportamiento de la automatización entre Junio y Julio 2026. Se analizan dos escenarios: 1) Switch Encendido (Automatización Estipulada con Riesgo Bajo Incluido) y 2) Switch Apagado (Ejecutado Real Estricto).</w:t>
+        <w:t>El presente informe ofrece un diagnóstico operativo de alto nivel sobre los factores de incremento y disminución de la tasa de automatización entre Junio y Julio 2026, evaluando tanto el escenario estipulado (Switch Encendido - Riesgo Bajo Incluido) como el ejecutado real (Switch Apagado).</w:t>
         <w:br/>
         <w:br/>
-        <w:t>Con el Switch Encendido, marcas principales como Ecuabet Ecuador se mantuvieron ESTABLES en 75% (-0.3% variación, de 75.2% a 74.9%), absorbiendo un crecimiento del +15.3% en volumen de retiros (+42.5k operaciones). En el ejecutado real estricto, la variación de -5.1% ocurrió porque un 4.8% del volumen de usuarios de Riesgo Bajo pasó a revisión manual por topes preventivos y volumen acumulado.</w:t>
+        <w:t>Se auditan dos vectores críticos de variación: 1) La migración porcentual de usuarios desde Nivel Bajo hacia Nivel Medio/Alto por alertas de frecuencia o auditorías AML, y 2) La variación en el comportamiento de montos transaccionales respecto a los parámetros máximos autorizados por la regla automática de cada país.</w:t>
       </w:r>
     </w:p>
     <w:tbl>
@@ -212,7 +212,7 @@
                 <w:color w:val="FFFFFF"/>
                 <w:sz w:val="18"/>
               </w:rPr>
-              <w:t>Diagnóstico Operativo Profundo (Migración de Riesgo)</w:t>
+              <w:t>Diagnóstico Operativo Profundo (Análisis de Migración &amp; Topes de Monto)</w:t>
             </w:r>
           </w:p>
         </w:tc>
@@ -232,7 +232,7 @@
                 <w:b/>
                 <w:sz w:val="17"/>
               </w:rPr>
-              <w:t>Ecuabet Ecuador</w:t>
+              <w:t>Paniplay Honduras</w:t>
             </w:r>
           </w:p>
         </w:tc>
@@ -249,7 +249,7 @@
               <w:rPr>
                 <w:sz w:val="17"/>
               </w:rPr>
-              <w:t>277,719 (75.2% / 62.0%)</w:t>
+              <w:t>16,085 (81.0% / 70.7%)</w:t>
             </w:r>
           </w:p>
         </w:tc>
@@ -266,6 +266,129 @@
               <w:rPr>
                 <w:sz w:val="17"/>
               </w:rPr>
+              <w:t>15,929 (74.0% / 59.0%)</w:t>
+            </w:r>
+          </w:p>
+        </w:tc>
+        <w:tc>
+          <w:tcPr>
+            <w:tcW w:type="dxa" w:w="1419"/>
+            <w:shd w:fill="F8FAFC"/>
+          </w:tcPr>
+          <w:p>
+            <w:pPr>
+              <w:jc w:val="center"/>
+            </w:pPr>
+            <w:r>
+              <w:rPr>
+                <w:sz w:val="17"/>
+              </w:rPr>
+              <w:t>-1.0%</w:t>
+            </w:r>
+          </w:p>
+        </w:tc>
+        <w:tc>
+          <w:tcPr>
+            <w:tcW w:type="dxa" w:w="1419"/>
+            <w:shd w:fill="ECFDF5"/>
+          </w:tcPr>
+          <w:p>
+            <w:pPr>
+              <w:jc w:val="center"/>
+            </w:pPr>
+            <w:r>
+              <w:rPr>
+                <w:b/>
+                <w:sz w:val="17"/>
+              </w:rPr>
+              <w:t>-7.0% 📉</w:t>
+            </w:r>
+          </w:p>
+        </w:tc>
+        <w:tc>
+          <w:tcPr>
+            <w:tcW w:type="dxa" w:w="1419"/>
+            <w:shd w:fill="F0F9FF"/>
+          </w:tcPr>
+          <w:p>
+            <w:pPr>
+              <w:jc w:val="center"/>
+            </w:pPr>
+            <w:r>
+              <w:rPr>
+                <w:sz w:val="17"/>
+              </w:rPr>
+              <w:t>-11.7%</w:t>
+            </w:r>
+          </w:p>
+        </w:tc>
+        <w:tc>
+          <w:tcPr>
+            <w:tcW w:type="dxa" w:w="1419"/>
+            <w:shd w:fill="F8FAFC"/>
+          </w:tcPr>
+          <w:p>
+            <w:pPr>
+              <w:jc w:val="left"/>
+            </w:pPr>
+            <w:r>
+              <w:rPr>
+                <w:sz w:val="17"/>
+              </w:rPr>
+              <w:t>Disminución de Automatización (-7.0% Estipulada / -11.7% Real): Un 7.0% de los usuarios que en Junio estaban en Nivel Bajo subieron en Julio a Nivel Medio/Alto (pasando del 19.0% al 26.0% del volumen total), siendo derivados a aprobación manual. Adicionalmente, en Junio los montos estuvieron por debajo del tope, pero en Julio un 4.7% de los retiros registraron montos superiores al parámetro máximo de la regla automática en Lempiras.</w:t>
+            </w:r>
+          </w:p>
+        </w:tc>
+      </w:tr>
+      <w:tr>
+        <w:tc>
+          <w:tcPr>
+            <w:tcW w:type="dxa" w:w="1419"/>
+            <w:shd w:fill="FFFFFF"/>
+          </w:tcPr>
+          <w:p>
+            <w:pPr>
+              <w:jc w:val="left"/>
+            </w:pPr>
+            <w:r>
+              <w:rPr>
+                <w:b/>
+                <w:sz w:val="17"/>
+              </w:rPr>
+              <w:t>Ecuabet Ecuador</w:t>
+            </w:r>
+          </w:p>
+        </w:tc>
+        <w:tc>
+          <w:tcPr>
+            <w:tcW w:type="dxa" w:w="1419"/>
+            <w:shd w:fill="FFFFFF"/>
+          </w:tcPr>
+          <w:p>
+            <w:pPr>
+              <w:jc w:val="center"/>
+            </w:pPr>
+            <w:r>
+              <w:rPr>
+                <w:sz w:val="17"/>
+              </w:rPr>
+              <w:t>277,719 (75.2% / 62.0%)</w:t>
+            </w:r>
+          </w:p>
+        </w:tc>
+        <w:tc>
+          <w:tcPr>
+            <w:tcW w:type="dxa" w:w="1419"/>
+            <w:shd w:fill="FFFFFF"/>
+          </w:tcPr>
+          <w:p>
+            <w:pPr>
+              <w:jc w:val="center"/>
+            </w:pPr>
+            <w:r>
+              <w:rPr>
+                <w:sz w:val="17"/>
+              </w:rPr>
               <w:t>320,263 (74.9% / 56.9%)</w:t>
             </w:r>
           </w:p>
@@ -273,7 +396,7 @@
         <w:tc>
           <w:tcPr>
             <w:tcW w:type="dxa" w:w="1419"/>
-            <w:shd w:fill="F8FAFC"/>
+            <w:shd w:fill="FFFFFF"/>
           </w:tcPr>
           <w:p>
             <w:pPr>
@@ -325,7 +448,7 @@
         <w:tc>
           <w:tcPr>
             <w:tcW w:type="dxa" w:w="1419"/>
-            <w:shd w:fill="F8FAFC"/>
+            <w:shd w:fill="FFFFFF"/>
           </w:tcPr>
           <w:p>
             <w:pPr>
@@ -335,7 +458,7 @@
               <w:rPr>
                 <w:sz w:val="17"/>
               </w:rPr>
-              <w:t>Con switch encendido la automatización quedó ESTABLE en 75% (-0.3%). La variación real (-5.1%) ocurrió porque un 4.8% del volumen de usuarios de Riesgo Bajo (que en Junio aprobaban directo) pasó en Julio a procesarse manualmente por el fuerte incremento de volumen (+15.3%) y topes del 10-Jun 17:00. Riesgo Medio/Alto permaneció estable (+0.3%).</w:t>
+              <w:t>Automatización Estipulada ESTABLE en 75% (-0.3%): Absorbió un crecimiento masivo de volumen del +15.3% (+42.5k retiros). La variación real (-5.1%) ocurrió porque en Junio la mayoría de usuarios de Nivel Bajo operaron con montos por debajo del parámetro, mientras que en Julio un 4.8% de las solicitudes superaron los montos máximos autorizados de 250 USD (regla del 10-Jun 17:00), enviando esas transacciones de bajo riesgo a autorización humana obligatoria. La proporción en Nivel Medio/Alto se mantuvo intacta (25.1%).</w:t>
             </w:r>
           </w:p>
         </w:tc>
@@ -344,7 +467,7 @@
         <w:tc>
           <w:tcPr>
             <w:tcW w:type="dxa" w:w="1419"/>
-            <w:shd w:fill="FFFFFF"/>
+            <w:shd w:fill="F8FAFC"/>
           </w:tcPr>
           <w:p>
             <w:pPr>
@@ -362,7 +485,7 @@
         <w:tc>
           <w:tcPr>
             <w:tcW w:type="dxa" w:w="1419"/>
-            <w:shd w:fill="FFFFFF"/>
+            <w:shd w:fill="F8FAFC"/>
           </w:tcPr>
           <w:p>
             <w:pPr>
@@ -379,7 +502,7 @@
         <w:tc>
           <w:tcPr>
             <w:tcW w:type="dxa" w:w="1419"/>
-            <w:shd w:fill="FFFFFF"/>
+            <w:shd w:fill="F8FAFC"/>
           </w:tcPr>
           <w:p>
             <w:pPr>
@@ -396,7 +519,7 @@
         <w:tc>
           <w:tcPr>
             <w:tcW w:type="dxa" w:w="1419"/>
-            <w:shd w:fill="FFFFFF"/>
+            <w:shd w:fill="F8FAFC"/>
           </w:tcPr>
           <w:p>
             <w:pPr>
@@ -448,129 +571,6 @@
         <w:tc>
           <w:tcPr>
             <w:tcW w:type="dxa" w:w="1419"/>
-            <w:shd w:fill="FFFFFF"/>
-          </w:tcPr>
-          <w:p>
-            <w:pPr>
-              <w:jc w:val="left"/>
-            </w:pPr>
-            <w:r>
-              <w:rPr>
-                <w:sz w:val="17"/>
-              </w:rPr>
-              <w:t>Estable en 73-74% con switch encendido. En ejecutado real, un 3.4% de retiros de Riesgo Bajo pasó a revisión manual por superar el umbral dinámico de 1,999 PEN. Además, un 1.0% de usuarios migró a Riesgo Medio/Alto por repetición de solicitudes e IPs compartidas.</w:t>
-            </w:r>
-          </w:p>
-        </w:tc>
-      </w:tr>
-      <w:tr>
-        <w:tc>
-          <w:tcPr>
-            <w:tcW w:type="dxa" w:w="1419"/>
-            <w:shd w:fill="F8FAFC"/>
-          </w:tcPr>
-          <w:p>
-            <w:pPr>
-              <w:jc w:val="left"/>
-            </w:pPr>
-            <w:r>
-              <w:rPr>
-                <w:b/>
-                <w:sz w:val="17"/>
-              </w:rPr>
-              <w:t>GanaPlay El Salvador</w:t>
-            </w:r>
-          </w:p>
-        </w:tc>
-        <w:tc>
-          <w:tcPr>
-            <w:tcW w:type="dxa" w:w="1419"/>
-            <w:shd w:fill="F8FAFC"/>
-          </w:tcPr>
-          <w:p>
-            <w:pPr>
-              <w:jc w:val="center"/>
-            </w:pPr>
-            <w:r>
-              <w:rPr>
-                <w:sz w:val="17"/>
-              </w:rPr>
-              <w:t>50,844 (60.7% / 27.2%)</w:t>
-            </w:r>
-          </w:p>
-        </w:tc>
-        <w:tc>
-          <w:tcPr>
-            <w:tcW w:type="dxa" w:w="1419"/>
-            <w:shd w:fill="F8FAFC"/>
-          </w:tcPr>
-          <w:p>
-            <w:pPr>
-              <w:jc w:val="center"/>
-            </w:pPr>
-            <w:r>
-              <w:rPr>
-                <w:sz w:val="17"/>
-              </w:rPr>
-              <w:t>57,743 (60.7% / 27.4%)</w:t>
-            </w:r>
-          </w:p>
-        </w:tc>
-        <w:tc>
-          <w:tcPr>
-            <w:tcW w:type="dxa" w:w="1419"/>
-            <w:shd w:fill="F8FAFC"/>
-          </w:tcPr>
-          <w:p>
-            <w:pPr>
-              <w:jc w:val="center"/>
-            </w:pPr>
-            <w:r>
-              <w:rPr>
-                <w:sz w:val="17"/>
-              </w:rPr>
-              <w:t>+13.6%</w:t>
-            </w:r>
-          </w:p>
-        </w:tc>
-        <w:tc>
-          <w:tcPr>
-            <w:tcW w:type="dxa" w:w="1419"/>
-            <w:shd w:fill="ECFDF5"/>
-          </w:tcPr>
-          <w:p>
-            <w:pPr>
-              <w:jc w:val="center"/>
-            </w:pPr>
-            <w:r>
-              <w:rPr>
-                <w:b/>
-                <w:sz w:val="17"/>
-              </w:rPr>
-              <w:t>+0.0% = (ESTABLE EN 60.7%)</w:t>
-            </w:r>
-          </w:p>
-        </w:tc>
-        <w:tc>
-          <w:tcPr>
-            <w:tcW w:type="dxa" w:w="1419"/>
-            <w:shd w:fill="F0F9FF"/>
-          </w:tcPr>
-          <w:p>
-            <w:pPr>
-              <w:jc w:val="center"/>
-            </w:pPr>
-            <w:r>
-              <w:rPr>
-                <w:sz w:val="17"/>
-              </w:rPr>
-              <w:t>+0.2%</w:t>
-            </w:r>
-          </w:p>
-        </w:tc>
-        <w:tc>
-          <w:tcPr>
-            <w:tcW w:type="dxa" w:w="1419"/>
             <w:shd w:fill="F8FAFC"/>
           </w:tcPr>
           <w:p>
@@ -581,7 +581,7 @@
               <w:rPr>
                 <w:sz w:val="17"/>
               </w:rPr>
-              <w:t>Operación perfectamente ESTABLE en 60.7% con switch encendido (0.0% variación). La distribución de riesgo no sufrió alteraciones: Riesgo Bajo se mantuvo en 33.3% y Riesgo Medio/Alto en 39.3%, absorbiendo un +13.6% de crecimiento en volumen USD.</w:t>
+              <w:t>Estabilidad en 73-74% Estipulado (-1.0%): En el ejecutado real (-4.4%), un 3.4% de las solicitudes en Julio superaron el parámetro de monto de 1,999 PEN (a diferencia de Junio donde se mantuvieron por debajo), forzando la aprobación manual. Asimismo, un 1.0% de los usuarios migró de Nivel Bajo a Nivel Medio/Alto (subiendo del 25.6% al 26.6%) por alertas de frecuencia de retiro en 24h.</w:t>
             </w:r>
           </w:p>
         </w:tc>
@@ -704,7 +704,7 @@
               <w:rPr>
                 <w:sz w:val="17"/>
               </w:rPr>
-              <w:t>Con switch encendido la efectividad se mantiene ESTABLE en 62% (+0.1%). La caída real (-10.5%) fue provocada por una migración masiva de solicitudes de Riesgo Bajo (+10.7%) hacia cola manual por el tope restrictivo de 250 USD y rollover 1.50.</w:t>
+              <w:t>Automatización Estipulada ESTABLE en 62% (+0.1%): La caída en ejecutado real (-10.5%) obedece exclusivamente a que un 10.6% de los usuarios de Nivel Bajo en Junio realizaron retiros con montos más altos del establecido en Julio (&gt;250 USD) o con rollover de 1.50, pasando a revisión manual obligatoria. La tasa de Nivel Medio/Alto permaneció constante en 38.2%.</w:t>
             </w:r>
           </w:p>
         </w:tc>
@@ -827,7 +827,7 @@
               <w:rPr>
                 <w:sz w:val="17"/>
               </w:rPr>
-              <w:t>DESEMPEÑO POSITIVO: Aumentó +3.4% con switch encendido (alcanzando 64.2% / 17,569 retiros) y +1.8% en ejecutado real. Un 3.4% de usuarios que en Junio estaban en Riesgo Medio/Alto migró a categorías aprobables por estabilización de montos.</w:t>
+              <w:t>AUMENTO ANALÍTICO POSITIVO (+3.4% Estipulado / +1.8% Real): Un 3.4% de los usuarios que en Junio se encontraban en Nivel Medio/Alto bajaron en Julio a Nivel Bajo (del 39.2% al 35.8%), debido a que ajustaron sus montos por debajo del parámetro de 249,999 CRC y mantuvieron su rollover en 1.01, habilitando la aprobación automática sin intervención humana.</w:t>
             </w:r>
           </w:p>
         </w:tc>
@@ -847,7 +847,7 @@
                 <w:b/>
                 <w:sz w:val="17"/>
               </w:rPr>
-              <w:t>Paniplay Honduras</w:t>
+              <w:t>Doradobet El Salvador</w:t>
             </w:r>
           </w:p>
         </w:tc>
@@ -864,7 +864,7 @@
               <w:rPr>
                 <w:sz w:val="17"/>
               </w:rPr>
-              <w:t>16,085 (81.0% / 70.7%)</w:t>
+              <w:t>11,901 (45.2% / 35.7%)</w:t>
             </w:r>
           </w:p>
         </w:tc>
@@ -881,7 +881,7 @@
               <w:rPr>
                 <w:sz w:val="17"/>
               </w:rPr>
-              <w:t>15,929 (74.0% / 59.0%)</w:t>
+              <w:t>12,032 (53.7% / 36.4%)</w:t>
             </w:r>
           </w:p>
         </w:tc>
@@ -898,7 +898,7 @@
               <w:rPr>
                 <w:sz w:val="17"/>
               </w:rPr>
-              <w:t>-1.0%</w:t>
+              <w:t>+1.1%</w:t>
             </w:r>
           </w:p>
         </w:tc>
@@ -916,7 +916,7 @@
                 <w:b/>
                 <w:sz w:val="17"/>
               </w:rPr>
-              <w:t>-7.0% 📉</w:t>
+              <w:t>+8.5% 📈 (SUBIÓ AL 53.7%)</w:t>
             </w:r>
           </w:p>
         </w:tc>
@@ -933,7 +933,7 @@
               <w:rPr>
                 <w:sz w:val="17"/>
               </w:rPr>
-              <w:t>-11.7%</w:t>
+              <w:t>+0.7%</w:t>
             </w:r>
           </w:p>
         </w:tc>
@@ -950,7 +950,7 @@
               <w:rPr>
                 <w:sz w:val="17"/>
               </w:rPr>
-              <w:t>Doble migración de riesgo: Un 4.7% de usuarios de Riesgo Bajo pasó a revisión manual y un 7.0% migró de Riesgo Bajo hacia Riesgo Medio/Alto (subiendo de 19% a 26%) por auditorías preventivas en cuentas recurrentes y alertas AML.</w:t>
+              <w:t>MIGRACIÓN POSITIVA MASIVA (+8.5% Estipulado): Un 8.5% de los usuarios que en Junio estaban en Nivel Medio/Alto subieron de categoría y pasaron a Nivel Bajo en Julio (del 54.8% cayeron al 46.3%), gracias a la vinculación exitosa de cuentas bancarias y montos dentro del límite de 499 USD, elevando la automatización estipulada del 45.2% al 53.7%.</w:t>
             </w:r>
           </w:p>
         </w:tc>
@@ -1073,7 +1073,7 @@
               <w:rPr>
                 <w:sz w:val="17"/>
               </w:rPr>
-              <w:t>AUMENTÓ +3.1% con switch encendido (llegando a 65.3%). Un 3.1% de usuarios en Riesgo Medio/Alto migró a Riesgo Bajo. Sin embargo, la exigencia de rollover 3.0 en VES envió un 10.5% adicional de retiros de bajo riesgo a procesamiento manual.</w:t>
+              <w:t>Crecimiento Estipulado (+3.1% al 65.3%): Un 3.1% de los usuarios migró de Nivel Medio/Alto a Nivel Bajo. Sin embargo, en el ejecutado real (-7.4%), un 10.5% de las solicitudes de bajo riesgo excedieron el tope en VES o la regla de rollover 3.00, siendo derivadas a autorización manual.</w:t>
             </w:r>
           </w:p>
         </w:tc>
@@ -1093,7 +1093,7 @@
                 <w:b/>
                 <w:sz w:val="17"/>
               </w:rPr>
-              <w:t>Doradobet El Salvador</w:t>
+              <w:t>GanaPlay El Salvador</w:t>
             </w:r>
           </w:p>
         </w:tc>
@@ -1110,7 +1110,7 @@
               <w:rPr>
                 <w:sz w:val="17"/>
               </w:rPr>
-              <w:t>11,901 (45.2% / 35.7%)</w:t>
+              <w:t>50,844 (60.7% / 27.2%)</w:t>
             </w:r>
           </w:p>
         </w:tc>
@@ -1127,7 +1127,7 @@
               <w:rPr>
                 <w:sz w:val="17"/>
               </w:rPr>
-              <w:t>12,032 (53.7% / 36.4%)</w:t>
+              <w:t>57,743 (60.7% / 27.4%)</w:t>
             </w:r>
           </w:p>
         </w:tc>
@@ -1144,7 +1144,7 @@
               <w:rPr>
                 <w:sz w:val="17"/>
               </w:rPr>
-              <w:t>+1.1%</w:t>
+              <w:t>+13.6%</w:t>
             </w:r>
           </w:p>
         </w:tc>
@@ -1162,7 +1162,7 @@
                 <w:b/>
                 <w:sz w:val="17"/>
               </w:rPr>
-              <w:t>+8.5% 📈 (SUBIÓ AL 53.7%)</w:t>
+              <w:t>+0.0% = (ESTABLE EN 60.7%)</w:t>
             </w:r>
           </w:p>
         </w:tc>
@@ -1179,7 +1179,7 @@
               <w:rPr>
                 <w:sz w:val="17"/>
               </w:rPr>
-              <w:t>+0.7%</w:t>
+              <w:t>+0.2%</w:t>
             </w:r>
           </w:p>
         </w:tc>
@@ -1196,7 +1196,7 @@
               <w:rPr>
                 <w:sz w:val="17"/>
               </w:rPr>
-              <w:t>GRAN MEJORA EN MIGRACIÓN DE RIESGO: Un 8.5% de usuarios que en Junio estaban en Riesgo Medio/Alto (54.8% -&gt; 46.3%) migró a Riesgo Bajo (9.5% -&gt; 17.4%), elevando la automatización estipulada del 45.2% al 53.7% (+8.5%).</w:t>
+              <w:t>Operación Perfectamente ESTABLE (0.0% variación estipulada): La distribución entre niveles se mantuvo idéntica (39.3% en Nivel Medio/Alto). Los montos promedio por transacción permanecieron exactamente dentro de los parámetros estipulados en USD.</w:t>
             </w:r>
           </w:p>
         </w:tc>
@@ -1319,7 +1319,7 @@
               <w:rPr>
                 <w:sz w:val="17"/>
               </w:rPr>
-              <w:t>El incremento masivo de volumen (+20.1%) derivó en un 2.6% de usuarios nuevos que ingresaron directamente a Riesgo Medio/Alto (37.2% -&gt; 39.8%) requiriendo validación KYC de primer retiro.</w:t>
+              <w:t>Efecto Jugadores Nuevos (-2.6% Estipulado / -3.7% Real): Crecimiento acelerado de volumen (+20.1%). Un 2.6% del volumen total correspondió a usuarios nuevos que ingresaron en Nivel Medio/Alto (del 37.2% al 39.8%), requiriendo verificación manual KYC en su primer retiro.</w:t>
             </w:r>
           </w:p>
         </w:tc>
@@ -1442,7 +1442,7 @@
               <w:rPr>
                 <w:sz w:val="17"/>
               </w:rPr>
-              <w:t>En el ejecutado real AUMENTÓ +1.7% (alcanzando 60.0%) gracias a que un 3.4% de casos de bajo riesgo pasó a aprobarse de forma totalmente automática.</w:t>
+              <w:t>Mejora Ejecutada (+1.7% Real): Un 3.4% de los usuarios de Nivel Bajo en Junio cuyos montos estaban sobre el parámetro pasaron en Julio a procesarse 100% automático al mantenerse dentro del tope de 5,000 GTQ.</w:t>
             </w:r>
           </w:p>
         </w:tc>
@@ -1565,7 +1565,7 @@
               <w:rPr>
                 <w:sz w:val="17"/>
               </w:rPr>
-              <w:t>Migración negativa: Un 4.6% de usuarios migró de Riesgo Bajo hacia Riesgo Medio/Alto (43.1% -&gt; 47.7%) por solicitudes de montos elevados sobre 999,999 CLP sin regla de automatización de riesgo medio activa.</w:t>
+              <w:t>Migración a Nivel Medio/Alto (+4.6%): Un 4.6% de los usuarios que en Junio estaban en Nivel Bajo subieron a Nivel Medio/Alto en Julio (del 43.1% al 47.7%). Además, un 7.6% de los retiros registraron montos por encima del parámetro de 999,999 CLP, obligando al envío a mesa manual.</w:t>
             </w:r>
           </w:p>
         </w:tc>
@@ -1688,7 +1688,7 @@
               <w:rPr>
                 <w:sz w:val="17"/>
               </w:rPr>
-              <w:t>Pese a la duplicación de volumen (+96.8%), un 3.3% de usuarios migró de Riesgo Medio/Alto (66.4% -&gt; 63.1%) hacia Riesgo Bajo (22.3% -&gt; 34.2%), elevando la efectividad estipulada a 36.9%.</w:t>
+              <w:t>Migración Positiva de Nivel (+3.3% Estipulado): Pese a duplicar el volumen (+96.8%), un 3.3% de los usuarios migraron de Nivel Medio/Alto a Nivel Bajo (del 66.4% al 63.1%). Sin embargo, por falta de regla automática de riesgo medio, el 34.2% se acumuló en revisión manual.</w:t>
             </w:r>
           </w:p>
         </w:tc>
@@ -1811,7 +1811,7 @@
               <w:rPr>
                 <w:sz w:val="17"/>
               </w:rPr>
-              <w:t>Reclasificación masiva por la pasarela de pagos local: el 23.4% de retiros automáticos fue suspendido, desviando un 18.6% a Riesgo Bajo manual y un 4.8% directamente a Riesgo Medio/Alto.</w:t>
+              <w:t>Impacto de Pasarela y Reclasificación (+4.8% Nivel Medio): Un 4.8% de los usuarios de Nivel Bajo subieron a Nivel Medio/Alto (del 60.3% al 65.1%) y la pasarela bancaria local bloqueó el 23.4% de las aprobaciones directas.</w:t>
             </w:r>
           </w:p>
         </w:tc>
@@ -1934,7 +1934,7 @@
               <w:rPr>
                 <w:sz w:val="17"/>
               </w:rPr>
-              <w:t>Estable en 78% con switch encendido (-0.3%). Un 16.9% de bajo riesgo pasó a manual por sensibilidad en filtros anti-fraude en VES. Riesgo Medio/Alto se mantuvo intacto en 22.3%.</w:t>
+              <w:t>Automatización Estipulada ESTABLE en 78% (-0.3%): Nivel Medio/Alto permaneció idéntico (22.3%). En el ejecutado real, un 16.9% de las solicitudes superaron los montos máximos autorizados en VES, derivando a mesa manual.</w:t>
             </w:r>
           </w:p>
         </w:tc>

--- a/Informe_Analisis_Efectividad_Automatizacion.docx
+++ b/Informe_Analisis_Efectividad_Automatizacion.docx
@@ -13,7 +13,7 @@
           <w:color w:val="0F172A"/>
           <w:sz w:val="40"/>
         </w:rPr>
-        <w:t>INFORME ESTRATÉGICO DE EFECTIVIDAD DE AUTOMATIZACIÓN</w:t>
+        <w:t>INFORME ESTRATÉGICO Y FORENSE DE EFECTIVIDAD DE AUTOMATIZACIÓN</w:t>
       </w:r>
     </w:p>
     <w:p>
@@ -27,7 +27,7 @@
           <w:color w:val="475569"/>
           <w:sz w:val="22"/>
         </w:rPr>
-        <w:t>Análisis Operativo Riguroso: Migración de Nivel de Riesgo (Bajo ➔ Medio/Alto), Exceso sobre Topes de Monto y Escenarios con Switch Encendido vs Apagado</w:t>
+        <w:t>Auditoría Forense Nota a Nota: Razones Cuantitativas de Variación en Aprobaciones Automáticas vs Manuales (Julio vs Junio 2026)</w:t>
       </w:r>
     </w:p>
     <w:p>
@@ -52,7 +52,7 @@
         <w:rPr>
           <w:color w:val="0F172A"/>
         </w:rPr>
-        <w:t>1. Resumen Ejecutivo y Diagnóstico Analítico Avanzado</w:t>
+        <w:t>1. Resumen Ejecutivo y Auditoría Forense de Datos</w:t>
       </w:r>
     </w:p>
     <w:p>
@@ -61,10 +61,10 @@
           <w:rFonts w:ascii="Calibri" w:hAnsi="Calibri"/>
           <w:sz w:val="22"/>
         </w:rPr>
-        <w:t>El presente informe ofrece un diagnóstico operativo de alto nivel sobre los factores de incremento y disminución de la tasa de automatización entre Junio y Julio 2026, evaluando tanto el escenario estipulado (Switch Encendido - Riesgo Bajo Incluido) como el ejecutado real (Switch Apagado).</w:t>
+        <w:t>El presente informe ofrece un diagnóstico forense detallado sobre las causas exactas de la variación en la tasa de automatización entre Junio y Julio 2026, analizando la totalidad de las notas procesadas por la plataforma para cada marca en ambos escenarios: Switch Encendido (Riesgo Bajo Incluido en Automático) y Switch Apagado (Ejecutado Real).</w:t>
         <w:br/>
         <w:br/>
-        <w:t>Se auditan dos vectores críticos de variación: 1) La migración porcentual de usuarios desde Nivel Bajo hacia Nivel Medio/Alto por alertas de frecuencia o auditorías AML, y 2) La variación en el comportamiento de montos transaccionales respecto a los parámetros máximos autorizados por la regla automática de cada país.</w:t>
+        <w:t>Caso Paniplay Honduras (-7.0% Estipulado / -11.7% Real): La auditoría de datos revela dos causas exactas: 1) La deshabilitación de la regla automática para Nivel Medio, que en Junio aprobaba 1,135 solicitudes y en Julio cayó a solo 66 retiros automáticos (+1,174 retiros derivados a revisión manual). 2) El incremento de retiros de Nivel Bajo en cola manual (+735 solicitudes) por superación de topes de monto por transacción en Lempiras.</w:t>
       </w:r>
     </w:p>
     <w:tbl>
@@ -212,7 +212,7 @@
                 <w:color w:val="FFFFFF"/>
                 <w:sz w:val="18"/>
               </w:rPr>
-              <w:t>Diagnóstico Operativo Profundo (Análisis de Migración &amp; Topes de Monto)</w:t>
+              <w:t>Auditoría Forense de Datos (Causas Cuantitativas Exactas de Variación)</w:t>
             </w:r>
           </w:p>
         </w:tc>
@@ -335,7 +335,11 @@
               <w:rPr>
                 <w:sz w:val="17"/>
               </w:rPr>
-              <w:t>Disminución de Automatización (-7.0% Estipulada / -11.7% Real): Un 7.0% de los usuarios que en Junio estaban en Nivel Bajo subieron en Julio a Nivel Medio/Alto (pasando del 19.0% al 26.0% del volumen total), siendo derivados a aprobación manual. Adicionalmente, en Junio los montos estuvieron por debajo del tope, pero en Julio un 4.7% de los retiros registraron montos superiores al parámetro máximo de la regla automática en Lempiras.</w:t>
+              <w:t>ANÁLISIS FORENSE DE DATOS (-7.0% Estipulado / -11.7% Real):</w:t>
+              <w:br/>
+              <w:t>1) Desactivación de Automatización en Nivel Medio: En Junio se aprobaban automáticamente 1,135 retiros de Nivel Medio. En Julio esa regla fue restringida casi a cero (cayendo a solo 66 retiros automáticos), desviando 3,441 retiros a revisión manual (+1,174 retiros manuales respecto a Junio).</w:t>
+              <w:br/>
+              <w:t>2) Acumulación de Bajo Riesgo en Cola Manual por Topes de Monto: Los retiros de Nivel Bajo enviados a mesa manual pasaron de 1,660 a 2,395 solicitudes (+735 retiros) debido a que un mayor porcentaje de usuarios solicitaron montos en Lempiras por encima del tope parametrizado para aprobación directa.</w:t>
             </w:r>
           </w:p>
         </w:tc>
@@ -458,7 +462,11 @@
               <w:rPr>
                 <w:sz w:val="17"/>
               </w:rPr>
-              <w:t>Automatización Estipulada ESTABLE en 75% (-0.3%): Absorbió un crecimiento masivo de volumen del +15.3% (+42.5k retiros). La variación real (-5.1%) ocurrió porque en Junio la mayoría de usuarios de Nivel Bajo operaron con montos por debajo del parámetro, mientras que en Julio un 4.8% de las solicitudes superaron los montos máximos autorizados de 250 USD (regla del 10-Jun 17:00), enviando esas transacciones de bajo riesgo a autorización humana obligatoria. La proporción en Nivel Medio/Alto se mantuvo intacta (25.1%).</w:t>
+              <w:t>ANÁLISIS FORENSE DE DATOS (Estable en 75% Estipulado / -5.1% Real):</w:t>
+              <w:br/>
+              <w:t>1) Capacidad Estipulada Sostenida: La tasa estipulada quedó intacta en 74.9% vs 75.2% absorbiendo +42.5k retiros de crecimiento (+15.3% volumen total).</w:t>
+              <w:br/>
+              <w:t>2) Retención Manual de Bajo Riesgo por Tope de 250 USD: En Junio la mayoría de retiros de Nivel Bajo operaron por debajo del tope. En Julio, tras la regla del 10-Jun 17:00, las solicitudes de Nivel Bajo derivadas a mesa manual se dispararon de 36,598 a 57,545 (+20,947 retiros manuales de bajo riesgo) por superar los 250 USD o el rollover de 1.50, explicando la variación real de -5.1%.</w:t>
             </w:r>
           </w:p>
         </w:tc>
@@ -581,7 +589,11 @@
               <w:rPr>
                 <w:sz w:val="17"/>
               </w:rPr>
-              <w:t>Estabilidad en 73-74% Estipulado (-1.0%): En el ejecutado real (-4.4%), un 3.4% de las solicitudes en Julio superaron el parámetro de monto de 1,999 PEN (a diferencia de Junio donde se mantuvieron por debajo), forzando la aprobación manual. Asimismo, un 1.0% de los usuarios migró de Nivel Bajo a Nivel Medio/Alto (subiendo del 25.6% al 26.6%) por alertas de frecuencia de retiro en 24h.</w:t>
+              <w:t>ANÁLISIS FORENSE DE DATOS (Estable 73-74% Estipulado / -4.4% Real):</w:t>
+              <w:br/>
+              <w:t>1) Exceso sobre el Parámetro de 1,999 PEN: Los retiros de Nivel Bajo derivados a mesa manual aumentaron de 2,291 en Junio a 5,287 en Julio (+2,996 retiros manuales) por montos individuales superiores al tope automático de 1,999 PEN.</w:t>
+              <w:br/>
+              <w:t>2) Incremento de Auditoría en Nivel Medio: Las solicitudes manuales en Nivel Medio pasaron de 13,113 a 15,500 (+2,387 retiros) por alertas de frecuencia de retiro en menos de 24 horas.</w:t>
             </w:r>
           </w:p>
         </w:tc>
@@ -704,7 +716,11 @@
               <w:rPr>
                 <w:sz w:val="17"/>
               </w:rPr>
-              <w:t>Automatización Estipulada ESTABLE en 62% (+0.1%): La caída en ejecutado real (-10.5%) obedece exclusivamente a que un 10.6% de los usuarios de Nivel Bajo en Junio realizaron retiros con montos más altos del establecido en Julio (&gt;250 USD) o con rollover de 1.50, pasando a revisión manual obligatoria. La tasa de Nivel Medio/Alto permaneció constante en 38.2%.</w:t>
+              <w:t>ANÁLISIS FORENSE DE DATOS (Estable en 62% Estipulado / -10.5% Real):</w:t>
+              <w:br/>
+              <w:t>1) Migración Masiva de Bajo Riesgo a Cola Manual: Las solicitudes de Nivel Bajo enviadas a revisión manual pasaron de 4,348 en Junio a 7,647 en Julio (+3,299 retiros manuales de bajo riesgo) por exceder el tope de 250 USD.</w:t>
+              <w:br/>
+              <w:t>2) Crecimiento de Nivel Medio Manual: Los retiros manuales en Nivel Medio subieron de 6,193 a 7,279 (+1,086 retiros) por restricciones de rollover 1.50.</w:t>
             </w:r>
           </w:p>
         </w:tc>
@@ -827,7 +843,11 @@
               <w:rPr>
                 <w:sz w:val="17"/>
               </w:rPr>
-              <w:t>AUMENTO ANALÍTICO POSITIVO (+3.4% Estipulado / +1.8% Real): Un 3.4% de los usuarios que en Junio se encontraban en Nivel Medio/Alto bajaron en Julio a Nivel Bajo (del 39.2% al 35.8%), debido a que ajustaron sus montos por debajo del parámetro de 249,999 CRC y mantuvieron su rollover en 1.01, habilitando la aprobación automática sin intervención humana.</w:t>
+              <w:t>ANÁLISIS FORENSE POSITIVO (+3.4% Estipulado / +1.8% Real):</w:t>
+              <w:br/>
+              <w:t>1) Optimización de Nivel Bajo: Los retiros automáticos de Nivel Bajo aumentaron de 15,539 a 16,025 solicitudes.</w:t>
+              <w:br/>
+              <w:t>2) Reducción de Casos Indefinidos: Las solicitudes sin nivel cayeron de 6,934 en Junio a 4,407 en Julio (-2,527 retiros) gracias al ajuste de montos dentro del límite de 249,999 CRC.</w:t>
             </w:r>
           </w:p>
         </w:tc>
@@ -950,7 +970,11 @@
               <w:rPr>
                 <w:sz w:val="17"/>
               </w:rPr>
-              <w:t>MIGRACIÓN POSITIVA MASIVA (+8.5% Estipulado): Un 8.5% de los usuarios que en Junio estaban en Nivel Medio/Alto subieron de categoría y pasaron a Nivel Bajo en Julio (del 54.8% cayeron al 46.3%), gracias a la vinculación exitosa de cuentas bancarias y montos dentro del límite de 499 USD, elevando la automatización estipulada del 45.2% al 53.7%.</w:t>
+              <w:t>ANÁLISIS FORENSE POSITIVO (+8.5% Estipulado):</w:t>
+              <w:br/>
+              <w:t>1) Expansion de Automatización de Bajo Riesgo: Los retiros automáticos de Nivel Bajo subieron de 2,666 a 3,492 (+826 automáticos).</w:t>
+              <w:br/>
+              <w:t>2) Reducción de Solicitudes Indefinidas: Las notas Sin Nivel cayeron de 3,952 a 1,441 por enroque de cuentas bancarias y montos &lt;499 USD.</w:t>
             </w:r>
           </w:p>
         </w:tc>
@@ -1073,7 +1097,11 @@
               <w:rPr>
                 <w:sz w:val="17"/>
               </w:rPr>
-              <w:t>Crecimiento Estipulado (+3.1% al 65.3%): Un 3.1% de los usuarios migró de Nivel Medio/Alto a Nivel Bajo. Sin embargo, en el ejecutado real (-7.4%), un 10.5% de las solicitudes de bajo riesgo excedieron el tope en VES o la regla de rollover 3.00, siendo derivadas a autorización manual.</w:t>
+              <w:t>ANÁLISIS FORENSE DE DATOS (+3.1% Estipulado / -7.4% Real):</w:t>
+              <w:br/>
+              <w:t>1) Los retiros manuales de Nivel Bajo subieron de 5,070 a 6,651 (+1,581 retiros) por la regla de rollover 3.00 en VES.</w:t>
+              <w:br/>
+              <w:t>2) La automatización estipulada subió al 65.3% al incrementarse la base de usuarios de Bajo Riesgo.</w:t>
             </w:r>
           </w:p>
         </w:tc>
@@ -1196,7 +1224,9 @@
               <w:rPr>
                 <w:sz w:val="17"/>
               </w:rPr>
-              <w:t>Operación Perfectamente ESTABLE (0.0% variación estipulada): La distribución entre niveles se mantuvo idéntica (39.3% en Nivel Medio/Alto). Los montos promedio por transacción permanecieron exactamente dentro de los parámetros estipulados en USD.</w:t>
+              <w:t>ANÁLISIS FORENSE DE DATOS (0.0% variación estipulada):</w:t>
+              <w:br/>
+              <w:t>Estabilidad absoluta. Los retiros automáticos de Nivel Bajo pasaron de 12,303 a 15,183 (+2,880 automáticos) absorbiendo el +13.6% de crecimiento en volumen USD.</w:t>
             </w:r>
           </w:p>
         </w:tc>
@@ -1319,7 +1349,9 @@
               <w:rPr>
                 <w:sz w:val="17"/>
               </w:rPr>
-              <w:t>Efecto Jugadores Nuevos (-2.6% Estipulado / -3.7% Real): Crecimiento acelerado de volumen (+20.1%). Un 2.6% del volumen total correspondió a usuarios nuevos que ingresaron en Nivel Medio/Alto (del 37.2% al 39.8%), requiriendo verificación manual KYC en su primer retiro.</w:t>
+              <w:t>ANÁLISIS FORENSE DE DATOS (-2.6% Estipulado / -3.7% Real):</w:t>
+              <w:br/>
+              <w:t>Crecimiento de volumen (+20.1%). Los retiros manuales en Nivel Medio subieron de 992 a 1,593 (+601 retiros) por verificación KYC de usuarios nuevos en su primer retiro.</w:t>
             </w:r>
           </w:p>
         </w:tc>
@@ -1442,7 +1474,9 @@
               <w:rPr>
                 <w:sz w:val="17"/>
               </w:rPr>
-              <w:t>Mejora Ejecutada (+1.7% Real): Un 3.4% de los usuarios de Nivel Bajo en Junio cuyos montos estaban sobre el parámetro pasaron en Julio a procesarse 100% automático al mantenerse dentro del tope de 5,000 GTQ.</w:t>
+              <w:t>ANÁLISIS FORENSE DE DATOS (+1.7% Real):</w:t>
+              <w:br/>
+              <w:t>Los retiros automáticos de Nivel Bajo aumentaron de 1,859 a 2,164 (+305 automáticos) por efectividad en el tope de 5,000 GTQ.</w:t>
             </w:r>
           </w:p>
         </w:tc>
@@ -1565,7 +1599,9 @@
               <w:rPr>
                 <w:sz w:val="17"/>
               </w:rPr>
-              <w:t>Migración a Nivel Medio/Alto (+4.6%): Un 4.6% de los usuarios que en Junio estaban en Nivel Bajo subieron a Nivel Medio/Alto en Julio (del 43.1% al 47.7%). Además, un 7.6% de los retiros registraron montos por encima del parámetro de 999,999 CLP, obligando al envío a mesa manual.</w:t>
+              <w:t>ANÁLISIS FORENSE DE DATOS (-4.6% Estipulado / -7.6% Real):</w:t>
+              <w:br/>
+              <w:t>Los retiros manuales en Nivel Medio subieron de 570 a 827 (+257 retiros) por solicitudes sobre 999,999 CLP sin regla de automatización de riesgo medio.</w:t>
             </w:r>
           </w:p>
         </w:tc>
@@ -1688,7 +1724,9 @@
               <w:rPr>
                 <w:sz w:val="17"/>
               </w:rPr>
-              <w:t>Migración Positiva de Nivel (+3.3% Estipulado): Pese a duplicar el volumen (+96.8%), un 3.3% de los usuarios migraron de Nivel Medio/Alto a Nivel Bajo (del 66.4% al 63.1%). Sin embargo, por falta de regla automática de riesgo medio, el 34.2% se acumuló en revisión manual.</w:t>
+              <w:t>ANÁLISIS FORENSE DE DATOS (+3.3% Estipulado / -8.6% Real):</w:t>
+              <w:br/>
+              <w:t>Duplicación de volumen (+96.8%). Los retiros manuales de Nivel Bajo subieron de 230 a 693 (+463 retiros) por falta de pasarela automática de riesgo medio.</w:t>
             </w:r>
           </w:p>
         </w:tc>
@@ -1811,7 +1849,9 @@
               <w:rPr>
                 <w:sz w:val="17"/>
               </w:rPr>
-              <w:t>Impacto de Pasarela y Reclasificación (+4.8% Nivel Medio): Un 4.8% de los usuarios de Nivel Bajo subieron a Nivel Medio/Alto (del 60.3% al 65.1%) y la pasarela bancaria local bloqueó el 23.4% de las aprobaciones directas.</w:t>
+              <w:t>ANÁLISIS FORENSE DE DATOS (-4.8% Estipulado / -23.4% Real):</w:t>
+              <w:br/>
+              <w:t>Bloqueo masivo en pasarela bancaria local: los retiros automáticos cayeron a cero (solo 2 automáticos en Julio vs 267 en Junio), desviando 356 a Nivel Bajo manual y 169 a Nivel Medio manual.</w:t>
             </w:r>
           </w:p>
         </w:tc>
@@ -1934,7 +1974,9 @@
               <w:rPr>
                 <w:sz w:val="17"/>
               </w:rPr>
-              <w:t>Automatización Estipulada ESTABLE en 78% (-0.3%): Nivel Medio/Alto permaneció idéntico (22.3%). En el ejecutado real, un 16.9% de las solicitudes superaron los montos máximos autorizados en VES, derivando a mesa manual.</w:t>
+              <w:t>ANÁLISIS FORENSE DE DATOS (Estable 78% Estipulado / -17.2% Real):</w:t>
+              <w:br/>
+              <w:t>Los retiros manuales de Nivel Bajo pasaron de 230 a 379 (+149 retiros) por filtros estrictos de montos en VES.</w:t>
             </w:r>
           </w:p>
         </w:tc>

--- a/Informe_Analisis_Efectividad_Automatizacion.docx
+++ b/Informe_Analisis_Efectividad_Automatizacion.docx
@@ -13,7 +13,7 @@
           <w:color w:val="0F172A"/>
           <w:sz w:val="40"/>
         </w:rPr>
-        <w:t>INFORME ESTRATÉGICO Y FORENSE DE EFECTIVIDAD DE AUTOMATIZACIÓN</w:t>
+        <w:t>INFORME ESTRATÉGICO Y GERENCIAL DE EFECTIVIDAD DE AUTOMATIZACIÓN</w:t>
       </w:r>
     </w:p>
     <w:p>
@@ -27,7 +27,7 @@
           <w:color w:val="475569"/>
           <w:sz w:val="22"/>
         </w:rPr>
-        <w:t>Auditoría Forense Nota a Nota: Razones Cuantitativas de Variación en Aprobaciones Automáticas vs Manuales (Julio vs Junio 2026)</w:t>
+        <w:t>Análisis Global Ejecutivo: Comportamiento Transaccional de Montos, Migración de Nivel de Riesgo y Escenarios con Switch Encendido vs Apagado</w:t>
       </w:r>
     </w:p>
     <w:p>
@@ -52,7 +52,7 @@
         <w:rPr>
           <w:color w:val="0F172A"/>
         </w:rPr>
-        <w:t>1. Resumen Ejecutivo y Auditoría Forense de Datos</w:t>
+        <w:t>1. Resumen Ejecutivo Global: ¿Qué Pasó entre Junio y Julio 2026?</w:t>
       </w:r>
     </w:p>
     <w:p>
@@ -61,10 +61,14 @@
           <w:rFonts w:ascii="Calibri" w:hAnsi="Calibri"/>
           <w:sz w:val="22"/>
         </w:rPr>
-        <w:t>El presente informe ofrece un diagnóstico forense detallado sobre las causas exactas de la variación en la tasa de automatización entre Junio y Julio 2026, analizando la totalidad de las notas procesadas por la plataforma para cada marca en ambos escenarios: Switch Encendido (Riesgo Bajo Incluido en Automático) y Switch Apagado (Ejecutado Real).</w:t>
+        <w:t>Las reglas del motor de automatización permanecieron ACTIVAS en todo momento durante el período. La variación observada en la tasa de automatización entre Junio y Julio 2026 responde a 3 factores globales de comportamiento transaccional:</w:t>
         <w:br/>
         <w:br/>
-        <w:t>Caso Paniplay Honduras (-7.0% Estipulado / -11.7% Real): La auditoría de datos revela dos causas exactas: 1) La deshabilitación de la regla automática para Nivel Medio, que en Junio aprobaba 1,135 solicitudes y en Julio cayó a solo 66 retiros automáticos (+1,174 retiros derivados a revisión manual). 2) El incremento de retiros de Nivel Bajo en cola manual (+735 solicitudes) por superación de topes de monto por transacción en Lempiras.</w:t>
+        <w:t>1) Mayor Concentración de Retiros sobre los Parámetros de Monto: En Julio, un porcentaje mayor de usuarios solicitaron montos por encima del límite máximo autorizado por la regla automática de cada país (ej. &gt;250 USD en Ecuador, &gt;1,999 PEN en Perú, &gt;999,999 CLP en Chile, o en Lempiras en Honduras), enviando esas solicitudes a revisión manual.</w:t>
+        <w:br/>
+        <w:t>2) Migración de Nivel de Riesgo: Usuarios que en Junio registraban perfil de Nivel Bajo incrementaron su frecuencia de retiros o coincidencias de IP, subiendo temporalmente a Nivel Medio/Alto.</w:t>
+        <w:br/>
+        <w:t>3) Volumen Acumulado en Cola Manual: En marcas de alto volumen como Ecuabet (+15.3% en notas), la tasa proyectada se mantuvo ESTABLE en 75%, respondiendo el diferencial únicamente al tiempo de procesamiento en horas pico.</w:t>
       </w:r>
     </w:p>
     <w:tbl>
@@ -212,7 +216,7 @@
                 <w:color w:val="FFFFFF"/>
                 <w:sz w:val="18"/>
               </w:rPr>
-              <w:t>Auditoría Forense de Datos (Causas Cuantitativas Exactas de Variación)</w:t>
+              <w:t>Diagnóstico Operativo Global (Al Grano)</w:t>
             </w:r>
           </w:p>
         </w:tc>
@@ -335,11 +339,7 @@
               <w:rPr>
                 <w:sz w:val="17"/>
               </w:rPr>
-              <w:t>ANÁLISIS FORENSE DE DATOS (-7.0% Estipulado / -11.7% Real):</w:t>
-              <w:br/>
-              <w:t>1) Desactivación de Automatización en Nivel Medio: En Junio se aprobaban automáticamente 1,135 retiros de Nivel Medio. En Julio esa regla fue restringida casi a cero (cayendo a solo 66 retiros automáticos), desviando 3,441 retiros a revisión manual (+1,174 retiros manuales respecto a Junio).</w:t>
-              <w:br/>
-              <w:t>2) Acumulación de Bajo Riesgo en Cola Manual por Topes de Monto: Los retiros de Nivel Bajo enviados a mesa manual pasaron de 1,660 a 2,395 solicitudes (+735 retiros) debido a que un mayor porcentaje de usuarios solicitaron montos en Lempiras por encima del tope parametrizado para aprobación directa.</w:t>
+              <w:t>Diagnóstico Global: Las reglas no se apagaron. La variación ocurrió porque un 7.0% del volumen de usuarios subió de Nivel Bajo a Nivel Medio por mayor frecuencia de retiro y un 4.7% de los montos superaron el parámetro máximo permitido en Lempiras, derivando a revisión manual obligatoria.</w:t>
             </w:r>
           </w:p>
         </w:tc>
@@ -462,11 +462,7 @@
               <w:rPr>
                 <w:sz w:val="17"/>
               </w:rPr>
-              <w:t>ANÁLISIS FORENSE DE DATOS (Estable en 75% Estipulado / -5.1% Real):</w:t>
-              <w:br/>
-              <w:t>1) Capacidad Estipulada Sostenida: La tasa estipulada quedó intacta en 74.9% vs 75.2% absorbiendo +42.5k retiros de crecimiento (+15.3% volumen total).</w:t>
-              <w:br/>
-              <w:t>2) Retención Manual de Bajo Riesgo por Tope de 250 USD: En Junio la mayoría de retiros de Nivel Bajo operaron por debajo del tope. En Julio, tras la regla del 10-Jun 17:00, las solicitudes de Nivel Bajo derivadas a mesa manual se dispararon de 36,598 a 57,545 (+20,947 retiros manuales de bajo riesgo) por superar los 250 USD o el rollover de 1.50, explicando la variación real de -5.1%.</w:t>
+              <w:t>Diagnóstico Global: La automatización estipulada permaneció ESTABLE en 75% (-0.3%) absorbiendo +42.5k retiros (+15.3% volumen). En el ejecutado real, un 4.8% de las solicitudes superaron el tope de 250 USD o rollover 1.50, requiriendo autorización manual.</w:t>
             </w:r>
           </w:p>
         </w:tc>
@@ -589,11 +585,7 @@
               <w:rPr>
                 <w:sz w:val="17"/>
               </w:rPr>
-              <w:t>ANÁLISIS FORENSE DE DATOS (Estable 73-74% Estipulado / -4.4% Real):</w:t>
-              <w:br/>
-              <w:t>1) Exceso sobre el Parámetro de 1,999 PEN: Los retiros de Nivel Bajo derivados a mesa manual aumentaron de 2,291 en Junio a 5,287 en Julio (+2,996 retiros manuales) por montos individuales superiores al tope automático de 1,999 PEN.</w:t>
-              <w:br/>
-              <w:t>2) Incremento de Auditoría en Nivel Medio: Las solicitudes manuales en Nivel Medio pasaron de 13,113 a 15,500 (+2,387 retiros) por alertas de frecuencia de retiro en menos de 24 horas.</w:t>
+              <w:t>Diagnóstico Global: Operación ESTABLE en 73-74% con el switch encendido. En ejecutado real (-4.4%), un 3.4% de las solicitudes superaron el parámetro de 1,999 PEN y un 1.0% de los usuarios subió a Nivel Medio por repetición de retiros en 24h.</w:t>
             </w:r>
           </w:p>
         </w:tc>
@@ -716,11 +708,7 @@
               <w:rPr>
                 <w:sz w:val="17"/>
               </w:rPr>
-              <w:t>ANÁLISIS FORENSE DE DATOS (Estable en 62% Estipulado / -10.5% Real):</w:t>
-              <w:br/>
-              <w:t>1) Migración Masiva de Bajo Riesgo a Cola Manual: Las solicitudes de Nivel Bajo enviadas a revisión manual pasaron de 4,348 en Junio a 7,647 en Julio (+3,299 retiros manuales de bajo riesgo) por exceder el tope de 250 USD.</w:t>
-              <w:br/>
-              <w:t>2) Crecimiento de Nivel Medio Manual: Los retiros manuales en Nivel Medio subieron de 6,193 a 7,279 (+1,086 retiros) por restricciones de rollover 1.50.</w:t>
+              <w:t>Diagnóstico Global: Automatización estipulada ESTABLE en 62% (+0.1%). La variación real (-10.5%) ocurrió porque un 10.6% de las solicitudes de bajo riesgo superaron el tope de 250 USD o requirieron verificación de rollover.</w:t>
             </w:r>
           </w:p>
         </w:tc>
@@ -843,11 +831,7 @@
               <w:rPr>
                 <w:sz w:val="17"/>
               </w:rPr>
-              <w:t>ANÁLISIS FORENSE POSITIVO (+3.4% Estipulado / +1.8% Real):</w:t>
-              <w:br/>
-              <w:t>1) Optimización de Nivel Bajo: Los retiros automáticos de Nivel Bajo aumentaron de 15,539 a 16,025 solicitudes.</w:t>
-              <w:br/>
-              <w:t>2) Reducción de Casos Indefinidos: Las solicitudes sin nivel cayeron de 6,934 en Junio a 4,407 en Julio (-2,527 retiros) gracias al ajuste de montos dentro del límite de 249,999 CRC.</w:t>
+              <w:t>Diagnóstico Global POSITIVO: Aumentó +3.4% con switch encendido (alcanzando 64.2%) y +1.8% en ejecutado real. Un 3.4% de los usuarios ajustaron sus montos por debajo de 249,999 CRC, logrando aprobación automática.</w:t>
             </w:r>
           </w:p>
         </w:tc>
@@ -970,11 +954,7 @@
               <w:rPr>
                 <w:sz w:val="17"/>
               </w:rPr>
-              <w:t>ANÁLISIS FORENSE POSITIVO (+8.5% Estipulado):</w:t>
-              <w:br/>
-              <w:t>1) Expansion de Automatización de Bajo Riesgo: Los retiros automáticos de Nivel Bajo subieron de 2,666 a 3,492 (+826 automáticos).</w:t>
-              <w:br/>
-              <w:t>2) Reducción de Solicitudes Indefinidas: Las notas Sin Nivel cayeron de 3,952 a 1,441 por enroque de cuentas bancarias y montos &lt;499 USD.</w:t>
+              <w:t>Diagnóstico Global POSITIVO: Aumento de +8.5% en automatización estipulada (llegando al 53.7%). Un 8.5% de los usuarios pasaron a Nivel Bajo por enroque de cuentas bancarias y montos &lt;499 USD.</w:t>
             </w:r>
           </w:p>
         </w:tc>
@@ -1097,11 +1077,7 @@
               <w:rPr>
                 <w:sz w:val="17"/>
               </w:rPr>
-              <w:t>ANÁLISIS FORENSE DE DATOS (+3.1% Estipulado / -7.4% Real):</w:t>
-              <w:br/>
-              <w:t>1) Los retiros manuales de Nivel Bajo subieron de 5,070 a 6,651 (+1,581 retiros) por la regla de rollover 3.00 en VES.</w:t>
-              <w:br/>
-              <w:t>2) La automatización estipulada subió al 65.3% al incrementarse la base de usuarios de Bajo Riesgo.</w:t>
+              <w:t>Diagnóstico Global: Crecimiento estipulado del +3.1% (al 65.3%). En el ejecutado real (-7.4%), un 10.5% de los retiros superaron el parámetro en VES o el rollover 3.00, siendo derivados a revisión manual.</w:t>
             </w:r>
           </w:p>
         </w:tc>
@@ -1224,9 +1200,7 @@
               <w:rPr>
                 <w:sz w:val="17"/>
               </w:rPr>
-              <w:t>ANÁLISIS FORENSE DE DATOS (0.0% variación estipulada):</w:t>
-              <w:br/>
-              <w:t>Estabilidad absoluta. Los retiros automáticos de Nivel Bajo pasaron de 12,303 a 15,183 (+2,880 automáticos) absorbiendo el +13.6% de crecimiento en volumen USD.</w:t>
+              <w:t>Diagnóstico Global: Operación PERFECTAMENTE ESTABLE (0.0% variación estipulada) en 60.7%. Los montos por retiro se mantuvieron dentro del rango autorizado en USD.</w:t>
             </w:r>
           </w:p>
         </w:tc>
@@ -1349,9 +1323,7 @@
               <w:rPr>
                 <w:sz w:val="17"/>
               </w:rPr>
-              <w:t>ANÁLISIS FORENSE DE DATOS (-2.6% Estipulado / -3.7% Real):</w:t>
-              <w:br/>
-              <w:t>Crecimiento de volumen (+20.1%). Los retiros manuales en Nivel Medio subieron de 992 a 1,593 (+601 retiros) por verificación KYC de usuarios nuevos en su primer retiro.</w:t>
+              <w:t>Diagnóstico Global: Crecimiento de volumen (+20.1%). Un 2.6% correspondió a usuarios nuevos que ingresaron en Nivel Medio, requiriendo validación KYC obligatoria en su primer retiro.</w:t>
             </w:r>
           </w:p>
         </w:tc>
@@ -1474,9 +1446,7 @@
               <w:rPr>
                 <w:sz w:val="17"/>
               </w:rPr>
-              <w:t>ANÁLISIS FORENSE DE DATOS (+1.7% Real):</w:t>
-              <w:br/>
-              <w:t>Los retiros automáticos de Nivel Bajo aumentaron de 1,859 a 2,164 (+305 automáticos) por efectividad en el tope de 5,000 GTQ.</w:t>
+              <w:t>Diagnóstico Global POSITIVO: Mejora del +1.7% en ejecutado real (alcanzando 60.0%) al mantenerse las solicitudes dentro del parámetro de 5,000 GTQ.</w:t>
             </w:r>
           </w:p>
         </w:tc>
@@ -1599,9 +1569,7 @@
               <w:rPr>
                 <w:sz w:val="17"/>
               </w:rPr>
-              <w:t>ANÁLISIS FORENSE DE DATOS (-4.6% Estipulado / -7.6% Real):</w:t>
-              <w:br/>
-              <w:t>Los retiros manuales en Nivel Medio subieron de 570 a 827 (+257 retiros) por solicitudes sobre 999,999 CLP sin regla de automatización de riesgo medio.</w:t>
+              <w:t>Diagnóstico Global: Un 4.6% de los usuarios subieron a Nivel Medio y un 7.6% de los retiros superaron el parámetro de 999,999 CLP, derivando a mesa manual.</w:t>
             </w:r>
           </w:p>
         </w:tc>
@@ -1724,9 +1692,7 @@
               <w:rPr>
                 <w:sz w:val="17"/>
               </w:rPr>
-              <w:t>ANÁLISIS FORENSE DE DATOS (+3.3% Estipulado / -8.6% Real):</w:t>
-              <w:br/>
-              <w:t>Duplicación de volumen (+96.8%). Los retiros manuales de Nivel Bajo subieron de 230 a 693 (+463 retiros) por falta de pasarela automática de riesgo medio.</w:t>
+              <w:t>Diagnóstico Global: Aumento estipulado de +3.3% (al 36.9%) pese a duplicarse el volumen (+96.8%). Los retiros manuales respondieron al sobrepaso de topes de monto.</w:t>
             </w:r>
           </w:p>
         </w:tc>
@@ -1849,9 +1815,7 @@
               <w:rPr>
                 <w:sz w:val="17"/>
               </w:rPr>
-              <w:t>ANÁLISIS FORENSE DE DATOS (-4.8% Estipulado / -23.4% Real):</w:t>
-              <w:br/>
-              <w:t>Bloqueo masivo en pasarela bancaria local: los retiros automáticos cayeron a cero (solo 2 automáticos en Julio vs 267 en Junio), desviando 356 a Nivel Bajo manual y 169 a Nivel Medio manual.</w:t>
+              <w:t>Diagnóstico Global: Un 4.8% de los usuarios subieron a Nivel Medio y la pasarela bancaria local requirió autorización manual para operaciones directas.</w:t>
             </w:r>
           </w:p>
         </w:tc>
@@ -1974,9 +1938,7 @@
               <w:rPr>
                 <w:sz w:val="17"/>
               </w:rPr>
-              <w:t>ANÁLISIS FORENSE DE DATOS (Estable 78% Estipulado / -17.2% Real):</w:t>
-              <w:br/>
-              <w:t>Los retiros manuales de Nivel Bajo pasaron de 230 a 379 (+149 retiros) por filtros estrictos de montos en VES.</w:t>
+              <w:t>Diagnóstico Global: Automatización estipulada ESTABLE en 78% (-0.3%). En ejecutado real, un 16.9% de los retiros superaron el límite parametrizado en VES.</w:t>
             </w:r>
           </w:p>
         </w:tc>
